--- a/M1 Course/OTY/Laba 4/Отчёт 4.docx
+++ b/M1 Course/OTY/Laba 4/Отчёт 4.docx
@@ -2541,7 +2541,23 @@
           <w:rFonts w:ascii="Cambria Math" w:eastAsia="Cambria Math" w:hAnsi="Cambria Math"/>
           <w:lang w:val="en-US"/>
         </w:rPr>
-        <w:t>s + 1)(T</w:t>
+        <w:t xml:space="preserve">s + </w:t>
+      </w:r>
+      <w:proofErr w:type="gramStart"/>
+      <w:r>
+        <w:rPr>
+          <w:rFonts w:ascii="Cambria Math" w:eastAsia="Cambria Math" w:hAnsi="Cambria Math"/>
+          <w:lang w:val="en-US"/>
+        </w:rPr>
+        <w:t>1)(</w:t>
+      </w:r>
+      <w:proofErr w:type="gramEnd"/>
+      <w:r>
+        <w:rPr>
+          <w:rFonts w:ascii="Cambria Math" w:eastAsia="Cambria Math" w:hAnsi="Cambria Math"/>
+          <w:lang w:val="en-US"/>
+        </w:rPr>
+        <w:t>T</w:t>
       </w:r>
       <w:r>
         <w:rPr>
@@ -2599,6 +2615,7 @@
         </w:rPr>
         <w:t xml:space="preserve"> / r</w:t>
       </w:r>
+      <w:proofErr w:type="gramStart"/>
       <w:r>
         <w:rPr>
           <w:rFonts w:ascii="Cambria Math" w:eastAsia="Cambria Math" w:hAnsi="Cambria Math"/>
@@ -2610,7 +2627,15 @@
           <w:rFonts w:ascii="Cambria Math" w:eastAsia="Cambria Math" w:hAnsi="Cambria Math"/>
           <w:lang w:val="en-US"/>
         </w:rPr>
-        <w:t>,     T</w:t>
+        <w:t xml:space="preserve">,   </w:t>
+      </w:r>
+      <w:proofErr w:type="gramEnd"/>
+      <w:r>
+        <w:rPr>
+          <w:rFonts w:ascii="Cambria Math" w:eastAsia="Cambria Math" w:hAnsi="Cambria Math"/>
+          <w:lang w:val="en-US"/>
+        </w:rPr>
+        <w:t xml:space="preserve">  T</w:t>
       </w:r>
       <w:r>
         <w:rPr>
@@ -2636,6 +2661,9 @@
         <w:spacing w:before="60" w:after="60" w:line="240" w:lineRule="auto"/>
         <w:ind w:firstLine="0"/>
         <w:jc w:val="center"/>
+        <w:rPr>
+          <w:lang w:val="en-US"/>
+        </w:rPr>
       </w:pPr>
       <w:r>
         <w:rPr>
@@ -2653,6 +2681,7 @@
       <w:r>
         <w:rPr>
           <w:rFonts w:ascii="Cambria Math" w:eastAsia="Cambria Math" w:hAnsi="Cambria Math"/>
+          <w:lang w:val="en-US"/>
         </w:rPr>
         <w:t>(</w:t>
       </w:r>
@@ -2666,9 +2695,11 @@
       <w:r>
         <w:rPr>
           <w:rFonts w:ascii="Cambria Math" w:eastAsia="Cambria Math" w:hAnsi="Cambria Math"/>
+          <w:lang w:val="en-US"/>
         </w:rPr>
         <w:t>) = 11 / ((1 + 0,2</w:t>
       </w:r>
+      <w:proofErr w:type="gramStart"/>
       <w:r>
         <w:rPr>
           <w:rFonts w:ascii="Cambria Math" w:eastAsia="Cambria Math" w:hAnsi="Cambria Math"/>
@@ -2679,19 +2710,29 @@
       <w:r>
         <w:rPr>
           <w:rFonts w:ascii="Cambria Math" w:eastAsia="Cambria Math" w:hAnsi="Cambria Math"/>
-        </w:rPr>
-        <w:t>)(1 + 0,5</w:t>
-      </w:r>
+          <w:lang w:val="en-US"/>
+        </w:rPr>
+        <w:t>)(</w:t>
+      </w:r>
+      <w:proofErr w:type="gramEnd"/>
       <w:r>
         <w:rPr>
           <w:rFonts w:ascii="Cambria Math" w:eastAsia="Cambria Math" w:hAnsi="Cambria Math"/>
           <w:lang w:val="en-US"/>
         </w:rPr>
+        <w:t>1 + 0,5</w:t>
+      </w:r>
+      <w:r>
+        <w:rPr>
+          <w:rFonts w:ascii="Cambria Math" w:eastAsia="Cambria Math" w:hAnsi="Cambria Math"/>
+          <w:lang w:val="en-US"/>
+        </w:rPr>
         <w:t>s</w:t>
       </w:r>
       <w:r>
         <w:rPr>
           <w:rFonts w:ascii="Cambria Math" w:eastAsia="Cambria Math" w:hAnsi="Cambria Math"/>
+          <w:lang w:val="en-US"/>
         </w:rPr>
         <w:t>))</w:t>
       </w:r>
@@ -2701,6 +2742,9 @@
         <w:spacing w:before="60" w:after="60" w:line="240" w:lineRule="auto"/>
         <w:ind w:firstLine="0"/>
         <w:jc w:val="center"/>
+        <w:rPr>
+          <w:lang w:val="en-US"/>
+        </w:rPr>
       </w:pPr>
       <w:r>
         <w:rPr>
@@ -2712,6 +2756,7 @@
       <w:r>
         <w:rPr>
           <w:rFonts w:ascii="Cambria Math" w:eastAsia="Cambria Math" w:hAnsi="Cambria Math"/>
+          <w:lang w:val="en-US"/>
         </w:rPr>
         <w:t>2(</w:t>
       </w:r>
@@ -2725,6 +2770,7 @@
       <w:r>
         <w:rPr>
           <w:rFonts w:ascii="Cambria Math" w:eastAsia="Cambria Math" w:hAnsi="Cambria Math"/>
+          <w:lang w:val="en-US"/>
         </w:rPr>
         <w:t>) = (0,1 + 0,18</w:t>
       </w:r>
@@ -2738,6 +2784,7 @@
       <w:r>
         <w:rPr>
           <w:rFonts w:ascii="Cambria Math" w:eastAsia="Cambria Math" w:hAnsi="Cambria Math"/>
+          <w:lang w:val="en-US"/>
         </w:rPr>
         <w:t>) / (1 + 0,1</w:t>
       </w:r>
@@ -2751,6 +2798,7 @@
       <w:r>
         <w:rPr>
           <w:rFonts w:ascii="Cambria Math" w:eastAsia="Cambria Math" w:hAnsi="Cambria Math"/>
+          <w:lang w:val="en-US"/>
         </w:rPr>
         <w:t>)</w:t>
       </w:r>
@@ -2760,6 +2808,9 @@
         <w:spacing w:before="60" w:after="60" w:line="240" w:lineRule="auto"/>
         <w:ind w:firstLine="0"/>
         <w:jc w:val="center"/>
+        <w:rPr>
+          <w:lang w:val="en-US"/>
+        </w:rPr>
       </w:pPr>
       <w:r>
         <w:rPr>
@@ -2771,6 +2822,7 @@
       <w:r>
         <w:rPr>
           <w:rFonts w:ascii="Cambria Math" w:eastAsia="Cambria Math" w:hAnsi="Cambria Math"/>
+          <w:lang w:val="en-US"/>
         </w:rPr>
         <w:t>1(</w:t>
       </w:r>
@@ -2784,21 +2836,69 @@
       <w:r>
         <w:rPr>
           <w:rFonts w:ascii="Cambria Math" w:eastAsia="Cambria Math" w:hAnsi="Cambria Math"/>
+          <w:lang w:val="en-US"/>
+        </w:rPr>
+        <w:t xml:space="preserve">) = </w:t>
+      </w:r>
+      <w:proofErr w:type="gramStart"/>
+      <w:r>
+        <w:rPr>
+          <w:rFonts w:ascii="Cambria Math" w:eastAsia="Cambria Math" w:hAnsi="Cambria Math"/>
+          <w:lang w:val="en-US"/>
+        </w:rPr>
+        <w:t xml:space="preserve">1,   </w:t>
+      </w:r>
+      <w:proofErr w:type="gramEnd"/>
+      <w:r>
+        <w:rPr>
+          <w:rFonts w:ascii="Cambria Math" w:eastAsia="Cambria Math" w:hAnsi="Cambria Math"/>
+          <w:lang w:val="en-US"/>
+        </w:rPr>
+        <w:t xml:space="preserve">  </w:t>
+      </w:r>
+      <w:r>
+        <w:rPr>
+          <w:rFonts w:ascii="Cambria Math" w:eastAsia="Cambria Math" w:hAnsi="Cambria Math"/>
+          <w:lang w:val="en-US"/>
+        </w:rPr>
+        <w:t>W</w:t>
+      </w:r>
+      <w:r>
+        <w:rPr>
+          <w:rFonts w:ascii="Cambria Math" w:eastAsia="Cambria Math" w:hAnsi="Cambria Math"/>
+          <w:lang w:val="en-US"/>
+        </w:rPr>
+        <w:t>0(</w:t>
+      </w:r>
+      <w:r>
+        <w:rPr>
+          <w:rFonts w:ascii="Cambria Math" w:eastAsia="Cambria Math" w:hAnsi="Cambria Math"/>
+          <w:lang w:val="en-US"/>
+        </w:rPr>
+        <w:t>s</w:t>
+      </w:r>
+      <w:r>
+        <w:rPr>
+          <w:rFonts w:ascii="Cambria Math" w:eastAsia="Cambria Math" w:hAnsi="Cambria Math"/>
+          <w:lang w:val="en-US"/>
         </w:rPr>
         <w:t xml:space="preserve">) = 1,     </w:t>
       </w:r>
+      <w:proofErr w:type="spellStart"/>
       <w:r>
         <w:rPr>
           <w:rFonts w:ascii="Cambria Math" w:eastAsia="Cambria Math" w:hAnsi="Cambria Math"/>
           <w:lang w:val="en-US"/>
         </w:rPr>
-        <w:t>W</w:t>
-      </w:r>
+        <w:t>Wk</w:t>
+      </w:r>
+      <w:proofErr w:type="spellEnd"/>
       <w:r>
         <w:rPr>
           <w:rFonts w:ascii="Cambria Math" w:eastAsia="Cambria Math" w:hAnsi="Cambria Math"/>
-        </w:rPr>
-        <w:t>0(</w:t>
+          <w:lang w:val="en-US"/>
+        </w:rPr>
+        <w:t>(</w:t>
       </w:r>
       <w:r>
         <w:rPr>
@@ -2810,34 +2910,7 @@
       <w:r>
         <w:rPr>
           <w:rFonts w:ascii="Cambria Math" w:eastAsia="Cambria Math" w:hAnsi="Cambria Math"/>
-        </w:rPr>
-        <w:t xml:space="preserve">) = 1,     </w:t>
-      </w:r>
-      <w:proofErr w:type="spellStart"/>
-      <w:r>
-        <w:rPr>
-          <w:rFonts w:ascii="Cambria Math" w:eastAsia="Cambria Math" w:hAnsi="Cambria Math"/>
-          <w:lang w:val="en-US"/>
-        </w:rPr>
-        <w:t>Wk</w:t>
-      </w:r>
-      <w:proofErr w:type="spellEnd"/>
-      <w:r>
-        <w:rPr>
-          <w:rFonts w:ascii="Cambria Math" w:eastAsia="Cambria Math" w:hAnsi="Cambria Math"/>
-        </w:rPr>
-        <w:t>(</w:t>
-      </w:r>
-      <w:r>
-        <w:rPr>
-          <w:rFonts w:ascii="Cambria Math" w:eastAsia="Cambria Math" w:hAnsi="Cambria Math"/>
-          <w:lang w:val="en-US"/>
-        </w:rPr>
-        <w:t>s</w:t>
-      </w:r>
-      <w:r>
-        <w:rPr>
-          <w:rFonts w:ascii="Cambria Math" w:eastAsia="Cambria Math" w:hAnsi="Cambria Math"/>
+          <w:lang w:val="en-US"/>
         </w:rPr>
         <w:t>) = 1</w:t>
       </w:r>
@@ -2950,23 +3023,115 @@
           <w:rFonts w:ascii="Cambria Math" w:eastAsia="Cambria Math" w:hAnsi="Cambria Math"/>
           <w:lang w:val="en-US"/>
         </w:rPr>
-        <w:t>W1(s) = 1,     y = x - W2y</w:t>
+        <w:t xml:space="preserve">W1(s) = </w:t>
+      </w:r>
+      <w:proofErr w:type="gramStart"/>
+      <w:r>
+        <w:rPr>
+          <w:rFonts w:ascii="Cambria Math" w:eastAsia="Cambria Math" w:hAnsi="Cambria Math"/>
+          <w:lang w:val="en-US"/>
+        </w:rPr>
+        <w:t xml:space="preserve">1,   </w:t>
+      </w:r>
+      <w:proofErr w:type="gramEnd"/>
+      <w:r>
+        <w:rPr>
+          <w:rFonts w:ascii="Cambria Math" w:eastAsia="Cambria Math" w:hAnsi="Cambria Math"/>
+          <w:lang w:val="en-US"/>
+        </w:rPr>
+        <w:t xml:space="preserve">  y = x - W2y</w:t>
       </w:r>
     </w:p>
     <w:p>
       <w:pPr>
         <w:spacing w:before="60" w:after="60" w:line="240" w:lineRule="auto"/>
         <w:jc w:val="center"/>
-        <w:rPr>
-          <w:lang w:val="en-US"/>
-        </w:rPr>
-      </w:pPr>
+      </w:pPr>
+      <w:proofErr w:type="gramStart"/>
       <w:r>
         <w:rPr>
           <w:rFonts w:ascii="Cambria Math" w:eastAsia="Cambria Math" w:hAnsi="Cambria Math"/>
           <w:lang w:val="en-US"/>
         </w:rPr>
-        <w:t>y(1 + W2) = x,     y/x = 1 / (1 + W2)</w:t>
+        <w:t>y</w:t>
+      </w:r>
+      <w:r>
+        <w:rPr>
+          <w:rFonts w:ascii="Cambria Math" w:eastAsia="Cambria Math" w:hAnsi="Cambria Math"/>
+        </w:rPr>
+        <w:t>(</w:t>
+      </w:r>
+      <w:proofErr w:type="gramEnd"/>
+      <w:r>
+        <w:rPr>
+          <w:rFonts w:ascii="Cambria Math" w:eastAsia="Cambria Math" w:hAnsi="Cambria Math"/>
+        </w:rPr>
+        <w:t xml:space="preserve">1 + </w:t>
+      </w:r>
+      <w:r>
+        <w:rPr>
+          <w:rFonts w:ascii="Cambria Math" w:eastAsia="Cambria Math" w:hAnsi="Cambria Math"/>
+          <w:lang w:val="en-US"/>
+        </w:rPr>
+        <w:t>W</w:t>
+      </w:r>
+      <w:r>
+        <w:rPr>
+          <w:rFonts w:ascii="Cambria Math" w:eastAsia="Cambria Math" w:hAnsi="Cambria Math"/>
+        </w:rPr>
+        <w:t xml:space="preserve">2) = </w:t>
+      </w:r>
+      <w:r>
+        <w:rPr>
+          <w:rFonts w:ascii="Cambria Math" w:eastAsia="Cambria Math" w:hAnsi="Cambria Math"/>
+          <w:lang w:val="en-US"/>
+        </w:rPr>
+        <w:t>x</w:t>
+      </w:r>
+      <w:r>
+        <w:rPr>
+          <w:rFonts w:ascii="Cambria Math" w:eastAsia="Cambria Math" w:hAnsi="Cambria Math"/>
+        </w:rPr>
+        <w:t xml:space="preserve">,     </w:t>
+      </w:r>
+      <w:r>
+        <w:rPr>
+          <w:rFonts w:ascii="Cambria Math" w:eastAsia="Cambria Math" w:hAnsi="Cambria Math"/>
+          <w:lang w:val="en-US"/>
+        </w:rPr>
+        <w:t>y</w:t>
+      </w:r>
+      <w:r>
+        <w:rPr>
+          <w:rFonts w:ascii="Cambria Math" w:eastAsia="Cambria Math" w:hAnsi="Cambria Math"/>
+        </w:rPr>
+        <w:t>/</w:t>
+      </w:r>
+      <w:r>
+        <w:rPr>
+          <w:rFonts w:ascii="Cambria Math" w:eastAsia="Cambria Math" w:hAnsi="Cambria Math"/>
+          <w:lang w:val="en-US"/>
+        </w:rPr>
+        <w:t>x</w:t>
+      </w:r>
+      <w:r>
+        <w:rPr>
+          <w:rFonts w:ascii="Cambria Math" w:eastAsia="Cambria Math" w:hAnsi="Cambria Math"/>
+        </w:rPr>
+        <w:t xml:space="preserve"> = 1 / (1 + </w:t>
+      </w:r>
+      <w:r>
+        <w:rPr>
+          <w:rFonts w:ascii="Cambria Math" w:eastAsia="Cambria Math" w:hAnsi="Cambria Math"/>
+          <w:lang w:val="en-US"/>
+        </w:rPr>
+        <w:t>W</w:t>
+      </w:r>
+      <w:r>
+        <w:rPr>
+          <w:rFonts w:ascii="Cambria Math" w:eastAsia="Cambria Math" w:hAnsi="Cambria Math"/>
+        </w:rPr>
+        <w:t>2)</w:t>
       </w:r>
     </w:p>
     <w:p>
@@ -4063,6 +4228,7 @@
         </w:rPr>
         <w:t xml:space="preserve">) = </w:t>
       </w:r>
+      <w:proofErr w:type="spellStart"/>
       <w:r>
         <w:rPr>
           <w:rFonts w:ascii="Cambria Math" w:eastAsia="Cambria Math" w:hAnsi="Cambria Math"/>
@@ -4070,6 +4236,7 @@
         </w:rPr>
         <w:t>Kd</w:t>
       </w:r>
+      <w:proofErr w:type="spellEnd"/>
       <w:r>
         <w:rPr>
           <w:rFonts w:ascii="Cambria Math" w:eastAsia="Cambria Math" w:hAnsi="Cambria Math"/>
@@ -4077,6 +4244,7 @@
         </w:rPr>
         <w:t xml:space="preserve"> / (</w:t>
       </w:r>
+      <w:proofErr w:type="gramStart"/>
       <w:r>
         <w:rPr>
           <w:rFonts w:ascii="Cambria Math" w:eastAsia="Cambria Math" w:hAnsi="Cambria Math"/>
@@ -4091,6 +4259,7 @@
         </w:rPr>
         <w:t>(</w:t>
       </w:r>
+      <w:proofErr w:type="gramEnd"/>
       <w:r>
         <w:rPr>
           <w:rFonts w:ascii="Cambria Math" w:eastAsia="Cambria Math" w:hAnsi="Cambria Math"/>
@@ -4152,7 +4321,35 @@
         <w:rPr>
           <w:rFonts w:ascii="Cambria Math" w:eastAsia="Cambria Math" w:hAnsi="Cambria Math"/>
         </w:rPr>
-        <w:t xml:space="preserve"> = 9,5T2d,     Kd = 1 / (2T2d)</w:t>
+        <w:t xml:space="preserve"> = 9,5T2</w:t>
+      </w:r>
+      <w:proofErr w:type="gramStart"/>
+      <w:r>
+        <w:rPr>
+          <w:rFonts w:ascii="Cambria Math" w:eastAsia="Cambria Math" w:hAnsi="Cambria Math"/>
+        </w:rPr>
+        <w:t xml:space="preserve">d,   </w:t>
+      </w:r>
+      <w:proofErr w:type="gramEnd"/>
+      <w:r>
+        <w:rPr>
+          <w:rFonts w:ascii="Cambria Math" w:eastAsia="Cambria Math" w:hAnsi="Cambria Math"/>
+        </w:rPr>
+        <w:t xml:space="preserve">  </w:t>
+      </w:r>
+      <w:proofErr w:type="spellStart"/>
+      <w:r>
+        <w:rPr>
+          <w:rFonts w:ascii="Cambria Math" w:eastAsia="Cambria Math" w:hAnsi="Cambria Math"/>
+        </w:rPr>
+        <w:t>Kd</w:t>
+      </w:r>
+      <w:proofErr w:type="spellEnd"/>
+      <w:r>
+        <w:rPr>
+          <w:rFonts w:ascii="Cambria Math" w:eastAsia="Cambria Math" w:hAnsi="Cambria Math"/>
+        </w:rPr>
+        <w:t xml:space="preserve"> = 1 / (2T2d)</w:t>
       </w:r>
     </w:p>
     <w:p>
@@ -4921,6 +5118,11 @@
       </w:pPr>
     </w:p>
     <w:p>
+      <w:pPr>
+        <w:rPr>
+          <w:lang w:val="en-US"/>
+        </w:rPr>
+      </w:pPr>
       <w:r>
         <w:t xml:space="preserve">После синтеза требование σ &lt;= 5% выполнено: перерегулирование стало 4,321%. Время регулирования уменьшилось с 1,887 с до 0,0656 с, что также удовлетворяет требованию </w:t>
       </w:r>
@@ -5698,6 +5900,9 @@
         <w:pStyle w:val="a9"/>
       </w:pPr>
       <w:r>
+        <w:rPr>
+          <w:noProof/>
+        </w:rPr>
         <w:drawing>
           <wp:inline distT="0" distB="0" distL="0" distR="0" wp14:anchorId="2514A1ED" wp14:editId="2394BF84">
             <wp:extent cx="5182323" cy="4496427"/>
@@ -5740,7 +5945,12 @@
         <w:pStyle w:val="ab"/>
       </w:pPr>
       <w:r>
-        <w:t>Рисунок 3.1 - Переходные характеристики систем</w:t>
+        <w:t>Рисунок 3.1 - Пере</w:t>
+      </w:r>
+      <w:bookmarkStart w:id="4" w:name="_GoBack"/>
+      <w:bookmarkEnd w:id="4"/>
+      <w:r>
+        <w:t>ходные характеристики систем</w:t>
       </w:r>
     </w:p>
     <w:p>
@@ -5875,7 +6085,15 @@
     <w:p>
       <w:r>
         <w:lastRenderedPageBreak/>
-        <w:t>На ЛАЧХ желаемая характеристика показана зеленой пунктирной линией. Оптимизированная характеристика отличается от желаемой по модулю, так как при оптимизации изменялся коэффициент усиления λ. На ЛФЧХ желаемая и оптимизированная характеристики совпадают, поскольку положительный коэффициент усиления изменяет амплитуду, но не изменяет фазовый сдвиг.</w:t>
+        <w:t xml:space="preserve">На ЛАЧХ желаемая характеристика показана зеленой пунктирной линией. Оптимизированная характеристика отличается от желаемой по модулю, так как при оптимизации изменялся коэффициент усиления λ. </w:t>
+      </w:r>
+      <w:proofErr w:type="gramStart"/>
+      <w:r>
+        <w:t>На ЛФЧХ</w:t>
+      </w:r>
+      <w:proofErr w:type="gramEnd"/>
+      <w:r>
+        <w:t xml:space="preserve"> желаемая и оптимизированная характеристики совпадают, поскольку положительный коэффициент усиления изменяет амплитуду, но не изменяет фазовый сдвиг.</w:t>
       </w:r>
     </w:p>
     <w:p>
@@ -5883,10 +6101,13 @@
         <w:pStyle w:val="a9"/>
       </w:pPr>
       <w:r>
+        <w:rPr>
+          <w:noProof/>
+        </w:rPr>
         <w:drawing>
-          <wp:inline distT="0" distB="0" distL="0" distR="0" wp14:anchorId="1B648925" wp14:editId="7AEE081C">
+          <wp:inline distT="0" distB="0" distL="0" distR="0" wp14:anchorId="1B648925" wp14:editId="03539D97">
             <wp:extent cx="5277587" cy="4458322"/>
-            <wp:effectExtent l="0" t="0" r="0" b="0"/>
+            <wp:effectExtent l="19050" t="19050" r="18415" b="19050"/>
             <wp:docPr id="8" name="Рисунок 8"/>
             <wp:cNvGraphicFramePr>
               <a:graphicFrameLocks xmlns:a="http://schemas.openxmlformats.org/drawingml/2006/main" noChangeAspect="1"/>
@@ -5912,6 +6133,11 @@
                     <a:prstGeom prst="rect">
                       <a:avLst/>
                     </a:prstGeom>
+                    <a:ln>
+                      <a:solidFill>
+                        <a:schemeClr val="tx1"/>
+                      </a:solidFill>
+                    </a:ln>
                   </pic:spPr>
                 </pic:pic>
               </a:graphicData>
@@ -6426,12 +6652,12 @@
       <w:pPr>
         <w:pStyle w:val="1"/>
       </w:pPr>
-      <w:bookmarkStart w:id="4" w:name="_Toc231827831"/>
+      <w:bookmarkStart w:id="5" w:name="_Toc231827831"/>
       <w:r>
         <w:lastRenderedPageBreak/>
         <w:t>Заключение</w:t>
       </w:r>
-      <w:bookmarkEnd w:id="4"/>
+      <w:bookmarkEnd w:id="5"/>
     </w:p>
     <w:p>
       <w:r>
@@ -6464,19 +6690,25 @@
     <w:p>
       <w:pPr>
         <w:pStyle w:val="1"/>
-      </w:pPr>
-      <w:bookmarkStart w:id="5" w:name="_Toc231827832"/>
+        <w:rPr>
+          <w:lang w:val="en-US"/>
+        </w:rPr>
+      </w:pPr>
+      <w:bookmarkStart w:id="6" w:name="_Toc231827832"/>
       <w:r>
         <w:lastRenderedPageBreak/>
         <w:t>Листинг</w:t>
       </w:r>
       <w:r>
+        <w:rPr>
+          <w:lang w:val="en-US"/>
+        </w:rPr>
         <w:t xml:space="preserve"> </w:t>
       </w:r>
       <w:r>
         <w:t>кода</w:t>
       </w:r>
-      <w:bookmarkEnd w:id="5"/>
+      <w:bookmarkEnd w:id="6"/>
     </w:p>
     <w:p>
       <w:pPr>
@@ -6538,28 +6770,72 @@
           <w:szCs w:val="18"/>
           <w:lang w:val="en-US"/>
         </w:rPr>
-        <w:t>import matplotlib.pyplot as plt</w:t>
-      </w:r>
-    </w:p>
-    <w:p>
-      <w:pPr>
-        <w:rPr>
-          <w:i/>
-          <w:iCs/>
-          <w:sz w:val="18"/>
-          <w:szCs w:val="18"/>
-          <w:lang w:val="en-US"/>
-        </w:rPr>
-      </w:pPr>
-      <w:r>
-        <w:rPr>
-          <w:i/>
-          <w:iCs/>
-          <w:sz w:val="18"/>
-          <w:szCs w:val="18"/>
-          <w:lang w:val="en-US"/>
-        </w:rPr>
-        <w:t>from scipy.optimize import minimize</w:t>
+        <w:t xml:space="preserve">import </w:t>
+      </w:r>
+      <w:proofErr w:type="gramStart"/>
+      <w:r>
+        <w:rPr>
+          <w:i/>
+          <w:iCs/>
+          <w:sz w:val="18"/>
+          <w:szCs w:val="18"/>
+          <w:lang w:val="en-US"/>
+        </w:rPr>
+        <w:t>matplotlib.pyplot</w:t>
+      </w:r>
+      <w:proofErr w:type="gramEnd"/>
+      <w:r>
+        <w:rPr>
+          <w:i/>
+          <w:iCs/>
+          <w:sz w:val="18"/>
+          <w:szCs w:val="18"/>
+          <w:lang w:val="en-US"/>
+        </w:rPr>
+        <w:t xml:space="preserve"> as plt</w:t>
+      </w:r>
+    </w:p>
+    <w:p>
+      <w:pPr>
+        <w:rPr>
+          <w:i/>
+          <w:iCs/>
+          <w:sz w:val="18"/>
+          <w:szCs w:val="18"/>
+          <w:lang w:val="en-US"/>
+        </w:rPr>
+      </w:pPr>
+      <w:r>
+        <w:rPr>
+          <w:i/>
+          <w:iCs/>
+          <w:sz w:val="18"/>
+          <w:szCs w:val="18"/>
+          <w:lang w:val="en-US"/>
+        </w:rPr>
+        <w:t xml:space="preserve">from </w:t>
+      </w:r>
+      <w:proofErr w:type="gramStart"/>
+      <w:r>
+        <w:rPr>
+          <w:i/>
+          <w:iCs/>
+          <w:sz w:val="18"/>
+          <w:szCs w:val="18"/>
+          <w:lang w:val="en-US"/>
+        </w:rPr>
+        <w:t>scipy.optimize</w:t>
+      </w:r>
+      <w:proofErr w:type="gramEnd"/>
+      <w:r>
+        <w:rPr>
+          <w:i/>
+          <w:iCs/>
+          <w:sz w:val="18"/>
+          <w:szCs w:val="18"/>
+          <w:lang w:val="en-US"/>
+        </w:rPr>
+        <w:t xml:space="preserve"> import minimize</w:t>
       </w:r>
     </w:p>
     <w:p>
@@ -6601,28 +6877,77 @@
           <w:iCs/>
           <w:sz w:val="18"/>
           <w:szCs w:val="18"/>
-          <w:lang w:val="en-US"/>
-        </w:rPr>
-      </w:pPr>
-      <w:r>
-        <w:rPr>
-          <w:i/>
-          <w:iCs/>
-          <w:sz w:val="18"/>
-          <w:szCs w:val="18"/>
-          <w:lang w:val="en-US"/>
-        </w:rPr>
-        <w:t>warnings.filterwarnings('ignore')</w:t>
-      </w:r>
-    </w:p>
-    <w:p>
-      <w:pPr>
-        <w:rPr>
-          <w:i/>
-          <w:iCs/>
-          <w:sz w:val="18"/>
-          <w:szCs w:val="18"/>
-          <w:lang w:val="en-US"/>
+        </w:rPr>
+      </w:pPr>
+      <w:proofErr w:type="gramStart"/>
+      <w:r>
+        <w:rPr>
+          <w:i/>
+          <w:iCs/>
+          <w:sz w:val="18"/>
+          <w:szCs w:val="18"/>
+          <w:lang w:val="en-US"/>
+        </w:rPr>
+        <w:t>warnings</w:t>
+      </w:r>
+      <w:r>
+        <w:rPr>
+          <w:i/>
+          <w:iCs/>
+          <w:sz w:val="18"/>
+          <w:szCs w:val="18"/>
+        </w:rPr>
+        <w:t>.</w:t>
+      </w:r>
+      <w:proofErr w:type="spellStart"/>
+      <w:r>
+        <w:rPr>
+          <w:i/>
+          <w:iCs/>
+          <w:sz w:val="18"/>
+          <w:szCs w:val="18"/>
+          <w:lang w:val="en-US"/>
+        </w:rPr>
+        <w:t>filterwarnings</w:t>
+      </w:r>
+      <w:proofErr w:type="spellEnd"/>
+      <w:proofErr w:type="gramEnd"/>
+      <w:r>
+        <w:rPr>
+          <w:i/>
+          <w:iCs/>
+          <w:sz w:val="18"/>
+          <w:szCs w:val="18"/>
+        </w:rPr>
+        <w:t>('</w:t>
+      </w:r>
+      <w:r>
+        <w:rPr>
+          <w:i/>
+          <w:iCs/>
+          <w:sz w:val="18"/>
+          <w:szCs w:val="18"/>
+          <w:lang w:val="en-US"/>
+        </w:rPr>
+        <w:t>ignore</w:t>
+      </w:r>
+      <w:r>
+        <w:rPr>
+          <w:i/>
+          <w:iCs/>
+          <w:sz w:val="18"/>
+          <w:szCs w:val="18"/>
+        </w:rPr>
+        <w:t>')</w:t>
+      </w:r>
+    </w:p>
+    <w:p>
+      <w:pPr>
+        <w:rPr>
+          <w:i/>
+          <w:iCs/>
+          <w:sz w:val="18"/>
+          <w:szCs w:val="18"/>
         </w:rPr>
       </w:pPr>
     </w:p>
@@ -6693,6 +7018,7 @@
         </w:rPr>
       </w:pPr>
       <w:proofErr w:type="spellStart"/>
+      <w:proofErr w:type="gramStart"/>
       <w:r>
         <w:rPr>
           <w:i/>
@@ -6710,7 +7036,17 @@
           <w:sz w:val="18"/>
           <w:szCs w:val="18"/>
         </w:rPr>
-        <w:t>("=" * 60)</w:t>
+        <w:t>(</w:t>
+      </w:r>
+      <w:proofErr w:type="gramEnd"/>
+      <w:r>
+        <w:rPr>
+          <w:i/>
+          <w:iCs/>
+          <w:sz w:val="18"/>
+          <w:szCs w:val="18"/>
+        </w:rPr>
+        <w:t>"=" * 60)</w:t>
       </w:r>
     </w:p>
     <w:p>
@@ -6723,6 +7059,7 @@
         </w:rPr>
       </w:pPr>
       <w:proofErr w:type="spellStart"/>
+      <w:proofErr w:type="gramStart"/>
       <w:r>
         <w:rPr>
           <w:i/>
@@ -6740,28 +7077,50 @@
           <w:sz w:val="18"/>
           <w:szCs w:val="18"/>
         </w:rPr>
-        <w:t>("1. ФОРМИРОВАНИЕ ИСХОДНОЙ СИСТЕМЫ")</w:t>
-      </w:r>
-    </w:p>
-    <w:p>
-      <w:pPr>
-        <w:rPr>
-          <w:i/>
-          <w:iCs/>
-          <w:sz w:val="18"/>
-          <w:szCs w:val="18"/>
-          <w:lang w:val="en-US"/>
-        </w:rPr>
-      </w:pPr>
-      <w:r>
-        <w:rPr>
-          <w:i/>
-          <w:iCs/>
-          <w:sz w:val="18"/>
-          <w:szCs w:val="18"/>
-          <w:lang w:val="en-US"/>
-        </w:rPr>
-        <w:t>print("=" * 60)</w:t>
+        <w:t>(</w:t>
+      </w:r>
+      <w:proofErr w:type="gramEnd"/>
+      <w:r>
+        <w:rPr>
+          <w:i/>
+          <w:iCs/>
+          <w:sz w:val="18"/>
+          <w:szCs w:val="18"/>
+        </w:rPr>
+        <w:t>"1. ФОРМИРОВАНИЕ ИСХОДНОЙ СИСТЕМЫ")</w:t>
+      </w:r>
+    </w:p>
+    <w:p>
+      <w:pPr>
+        <w:rPr>
+          <w:i/>
+          <w:iCs/>
+          <w:sz w:val="18"/>
+          <w:szCs w:val="18"/>
+          <w:lang w:val="en-US"/>
+        </w:rPr>
+      </w:pPr>
+      <w:proofErr w:type="gramStart"/>
+      <w:r>
+        <w:rPr>
+          <w:i/>
+          <w:iCs/>
+          <w:sz w:val="18"/>
+          <w:szCs w:val="18"/>
+          <w:lang w:val="en-US"/>
+        </w:rPr>
+        <w:t>print(</w:t>
+      </w:r>
+      <w:proofErr w:type="gramEnd"/>
+      <w:r>
+        <w:rPr>
+          <w:i/>
+          <w:iCs/>
+          <w:sz w:val="18"/>
+          <w:szCs w:val="18"/>
+          <w:lang w:val="en-US"/>
+        </w:rPr>
+        <w:t>"=" * 60)</w:t>
       </w:r>
     </w:p>
     <w:p>
@@ -6831,7 +7190,29 @@
           <w:szCs w:val="18"/>
           <w:lang w:val="en-US"/>
         </w:rPr>
-        <w:t>(s) = 11 / ((1 + 0.2s)(1 + 0.5s))</w:t>
+        <w:t xml:space="preserve">(s) = 11 / ((1 + </w:t>
+      </w:r>
+      <w:proofErr w:type="gramStart"/>
+      <w:r>
+        <w:rPr>
+          <w:i/>
+          <w:iCs/>
+          <w:sz w:val="18"/>
+          <w:szCs w:val="18"/>
+          <w:lang w:val="en-US"/>
+        </w:rPr>
+        <w:t>0.2s)(</w:t>
+      </w:r>
+      <w:proofErr w:type="gramEnd"/>
+      <w:r>
+        <w:rPr>
+          <w:i/>
+          <w:iCs/>
+          <w:sz w:val="18"/>
+          <w:szCs w:val="18"/>
+          <w:lang w:val="en-US"/>
+        </w:rPr>
+        <w:t>1 + 0.5s))</w:t>
       </w:r>
     </w:p>
     <w:p>
@@ -6871,7 +7252,29 @@
           <w:szCs w:val="18"/>
           <w:lang w:val="en-US"/>
         </w:rPr>
-        <w:t xml:space="preserve"> = ct.tf([11], [0.1, 0.7, 1])  # 0.2*0.5=0.1; 0.2+0.5=0.7</w:t>
+        <w:t xml:space="preserve"> = </w:t>
+      </w:r>
+      <w:proofErr w:type="gramStart"/>
+      <w:r>
+        <w:rPr>
+          <w:i/>
+          <w:iCs/>
+          <w:sz w:val="18"/>
+          <w:szCs w:val="18"/>
+          <w:lang w:val="en-US"/>
+        </w:rPr>
+        <w:t>ct.tf(</w:t>
+      </w:r>
+      <w:proofErr w:type="gramEnd"/>
+      <w:r>
+        <w:rPr>
+          <w:i/>
+          <w:iCs/>
+          <w:sz w:val="18"/>
+          <w:szCs w:val="18"/>
+          <w:lang w:val="en-US"/>
+        </w:rPr>
+        <w:t>[11], [0.1, 0.7, 1])  # 0.2*0.5=0.1; 0.2+0.5=0.7</w:t>
       </w:r>
     </w:p>
     <w:p>
@@ -6979,26 +7382,68 @@
           <w:szCs w:val="18"/>
           <w:lang w:val="en-US"/>
         </w:rPr>
-        <w:t>: W2(s) = 0.1*(1 + 0.18s)/(1 + 0.1s)</w:t>
-      </w:r>
-    </w:p>
-    <w:p>
-      <w:pPr>
-        <w:rPr>
-          <w:i/>
-          <w:iCs/>
-          <w:sz w:val="18"/>
-          <w:szCs w:val="18"/>
-        </w:rPr>
-      </w:pPr>
-      <w:r>
-        <w:rPr>
-          <w:i/>
-          <w:iCs/>
-          <w:sz w:val="18"/>
-          <w:szCs w:val="18"/>
-        </w:rPr>
-        <w:t>W2 = ct.tf([0.018, 0.1], [0.1, 1])</w:t>
+        <w:t>: W2(s) = 0.1*(1 + 0.18s)</w:t>
+      </w:r>
+      <w:proofErr w:type="gramStart"/>
+      <w:r>
+        <w:rPr>
+          <w:i/>
+          <w:iCs/>
+          <w:sz w:val="18"/>
+          <w:szCs w:val="18"/>
+          <w:lang w:val="en-US"/>
+        </w:rPr>
+        <w:t>/(</w:t>
+      </w:r>
+      <w:proofErr w:type="gramEnd"/>
+      <w:r>
+        <w:rPr>
+          <w:i/>
+          <w:iCs/>
+          <w:sz w:val="18"/>
+          <w:szCs w:val="18"/>
+          <w:lang w:val="en-US"/>
+        </w:rPr>
+        <w:t>1 + 0.1s)</w:t>
+      </w:r>
+    </w:p>
+    <w:p>
+      <w:pPr>
+        <w:rPr>
+          <w:i/>
+          <w:iCs/>
+          <w:sz w:val="18"/>
+          <w:szCs w:val="18"/>
+        </w:rPr>
+      </w:pPr>
+      <w:r>
+        <w:rPr>
+          <w:i/>
+          <w:iCs/>
+          <w:sz w:val="18"/>
+          <w:szCs w:val="18"/>
+        </w:rPr>
+        <w:t xml:space="preserve">W2 = </w:t>
+      </w:r>
+      <w:proofErr w:type="gramStart"/>
+      <w:r>
+        <w:rPr>
+          <w:i/>
+          <w:iCs/>
+          <w:sz w:val="18"/>
+          <w:szCs w:val="18"/>
+        </w:rPr>
+        <w:t>ct.tf(</w:t>
+      </w:r>
+      <w:proofErr w:type="gramEnd"/>
+      <w:r>
+        <w:rPr>
+          <w:i/>
+          <w:iCs/>
+          <w:sz w:val="18"/>
+          <w:szCs w:val="18"/>
+        </w:rPr>
+        <w:t>[0.018, 0.1], [0.1, 1])</w:t>
       </w:r>
     </w:p>
     <w:p>
@@ -7048,7 +7493,29 @@
           <w:szCs w:val="18"/>
           <w:lang w:val="en-US"/>
         </w:rPr>
-        <w:t>W_raz_orig = ct.series(W</w:t>
+        <w:t xml:space="preserve">W_raz_orig = </w:t>
+      </w:r>
+      <w:proofErr w:type="gramStart"/>
+      <w:r>
+        <w:rPr>
+          <w:i/>
+          <w:iCs/>
+          <w:sz w:val="18"/>
+          <w:szCs w:val="18"/>
+          <w:lang w:val="en-US"/>
+        </w:rPr>
+        <w:t>ct.series</w:t>
+      </w:r>
+      <w:proofErr w:type="gramEnd"/>
+      <w:r>
+        <w:rPr>
+          <w:i/>
+          <w:iCs/>
+          <w:sz w:val="18"/>
+          <w:szCs w:val="18"/>
+          <w:lang w:val="en-US"/>
+        </w:rPr>
+        <w:t>(W</w:t>
       </w:r>
       <w:r>
         <w:rPr>
@@ -7205,7 +7672,29 @@
           <w:szCs w:val="18"/>
           <w:lang w:val="en-US"/>
         </w:rPr>
-        <w:t>W_zam_orig = ct.feedback(W_raz_orig, 1)</w:t>
+        <w:t xml:space="preserve">W_zam_orig = </w:t>
+      </w:r>
+      <w:proofErr w:type="gramStart"/>
+      <w:r>
+        <w:rPr>
+          <w:i/>
+          <w:iCs/>
+          <w:sz w:val="18"/>
+          <w:szCs w:val="18"/>
+          <w:lang w:val="en-US"/>
+        </w:rPr>
+        <w:t>ct.feedback</w:t>
+      </w:r>
+      <w:proofErr w:type="gramEnd"/>
+      <w:r>
+        <w:rPr>
+          <w:i/>
+          <w:iCs/>
+          <w:sz w:val="18"/>
+          <w:szCs w:val="18"/>
+          <w:lang w:val="en-US"/>
+        </w:rPr>
+        <w:t>(W_raz_orig, 1)</w:t>
       </w:r>
     </w:p>
     <w:p>
@@ -7229,6 +7718,7 @@
         </w:rPr>
       </w:pPr>
       <w:proofErr w:type="spellStart"/>
+      <w:proofErr w:type="gramStart"/>
       <w:r>
         <w:rPr>
           <w:i/>
@@ -7246,7 +7736,17 @@
           <w:sz w:val="18"/>
           <w:szCs w:val="18"/>
         </w:rPr>
-        <w:t>("\</w:t>
+        <w:t>(</w:t>
+      </w:r>
+      <w:proofErr w:type="gramEnd"/>
+      <w:r>
+        <w:rPr>
+          <w:i/>
+          <w:iCs/>
+          <w:sz w:val="18"/>
+          <w:szCs w:val="18"/>
+        </w:rPr>
+        <w:t>"\</w:t>
       </w:r>
       <w:proofErr w:type="spellStart"/>
       <w:r>
@@ -7366,49 +7866,115 @@
           <w:szCs w:val="18"/>
           <w:lang w:val="en-US"/>
         </w:rPr>
-        <w:t>t_sim = np.linspace(0, 1.5, 5000)</w:t>
-      </w:r>
-    </w:p>
-    <w:p>
-      <w:pPr>
-        <w:rPr>
-          <w:i/>
-          <w:iCs/>
-          <w:sz w:val="18"/>
-          <w:szCs w:val="18"/>
-          <w:lang w:val="en-US"/>
-        </w:rPr>
-      </w:pPr>
-      <w:r>
-        <w:rPr>
-          <w:i/>
-          <w:iCs/>
-          <w:sz w:val="18"/>
-          <w:szCs w:val="18"/>
-          <w:lang w:val="en-US"/>
-        </w:rPr>
-        <w:t>_, y_orig = ct.step_response(W_zam_orig, t_sim)</w:t>
-      </w:r>
-    </w:p>
-    <w:p>
-      <w:pPr>
-        <w:rPr>
-          <w:i/>
-          <w:iCs/>
-          <w:sz w:val="18"/>
-          <w:szCs w:val="18"/>
-          <w:lang w:val="en-US"/>
-        </w:rPr>
-      </w:pPr>
-      <w:r>
-        <w:rPr>
-          <w:i/>
-          <w:iCs/>
-          <w:sz w:val="18"/>
-          <w:szCs w:val="18"/>
-          <w:lang w:val="en-US"/>
-        </w:rPr>
-        <w:t>info_orig = ct.step_info(W_zam_orig)</w:t>
+        <w:t xml:space="preserve">t_sim = </w:t>
+      </w:r>
+      <w:proofErr w:type="gramStart"/>
+      <w:r>
+        <w:rPr>
+          <w:i/>
+          <w:iCs/>
+          <w:sz w:val="18"/>
+          <w:szCs w:val="18"/>
+          <w:lang w:val="en-US"/>
+        </w:rPr>
+        <w:t>np.linspace</w:t>
+      </w:r>
+      <w:proofErr w:type="gramEnd"/>
+      <w:r>
+        <w:rPr>
+          <w:i/>
+          <w:iCs/>
+          <w:sz w:val="18"/>
+          <w:szCs w:val="18"/>
+          <w:lang w:val="en-US"/>
+        </w:rPr>
+        <w:t>(0, 1.5, 5000)</w:t>
+      </w:r>
+    </w:p>
+    <w:p>
+      <w:pPr>
+        <w:rPr>
+          <w:i/>
+          <w:iCs/>
+          <w:sz w:val="18"/>
+          <w:szCs w:val="18"/>
+          <w:lang w:val="en-US"/>
+        </w:rPr>
+      </w:pPr>
+      <w:r>
+        <w:rPr>
+          <w:i/>
+          <w:iCs/>
+          <w:sz w:val="18"/>
+          <w:szCs w:val="18"/>
+          <w:lang w:val="en-US"/>
+        </w:rPr>
+        <w:t xml:space="preserve">_, y_orig = </w:t>
+      </w:r>
+      <w:proofErr w:type="gramStart"/>
+      <w:r>
+        <w:rPr>
+          <w:i/>
+          <w:iCs/>
+          <w:sz w:val="18"/>
+          <w:szCs w:val="18"/>
+          <w:lang w:val="en-US"/>
+        </w:rPr>
+        <w:t>ct.step</w:t>
+      </w:r>
+      <w:proofErr w:type="gramEnd"/>
+      <w:r>
+        <w:rPr>
+          <w:i/>
+          <w:iCs/>
+          <w:sz w:val="18"/>
+          <w:szCs w:val="18"/>
+          <w:lang w:val="en-US"/>
+        </w:rPr>
+        <w:t>_response(W_zam_orig, t_sim)</w:t>
+      </w:r>
+    </w:p>
+    <w:p>
+      <w:pPr>
+        <w:rPr>
+          <w:i/>
+          <w:iCs/>
+          <w:sz w:val="18"/>
+          <w:szCs w:val="18"/>
+          <w:lang w:val="en-US"/>
+        </w:rPr>
+      </w:pPr>
+      <w:r>
+        <w:rPr>
+          <w:i/>
+          <w:iCs/>
+          <w:sz w:val="18"/>
+          <w:szCs w:val="18"/>
+          <w:lang w:val="en-US"/>
+        </w:rPr>
+        <w:t xml:space="preserve">info_orig = </w:t>
+      </w:r>
+      <w:proofErr w:type="gramStart"/>
+      <w:r>
+        <w:rPr>
+          <w:i/>
+          <w:iCs/>
+          <w:sz w:val="18"/>
+          <w:szCs w:val="18"/>
+          <w:lang w:val="en-US"/>
+        </w:rPr>
+        <w:t>ct.step</w:t>
+      </w:r>
+      <w:proofErr w:type="gramEnd"/>
+      <w:r>
+        <w:rPr>
+          <w:i/>
+          <w:iCs/>
+          <w:sz w:val="18"/>
+          <w:szCs w:val="18"/>
+          <w:lang w:val="en-US"/>
+        </w:rPr>
+        <w:t>_info(W_zam_orig)</w:t>
       </w:r>
     </w:p>
     <w:p>
@@ -7432,6 +7998,7 @@
         </w:rPr>
       </w:pPr>
       <w:proofErr w:type="spellStart"/>
+      <w:proofErr w:type="gramStart"/>
       <w:r>
         <w:rPr>
           <w:i/>
@@ -7449,7 +8016,17 @@
           <w:sz w:val="18"/>
           <w:szCs w:val="18"/>
         </w:rPr>
-        <w:t>("\n--- Показатели качества исходной системы ---")</w:t>
+        <w:t>(</w:t>
+      </w:r>
+      <w:proofErr w:type="gramEnd"/>
+      <w:r>
+        <w:rPr>
+          <w:i/>
+          <w:iCs/>
+          <w:sz w:val="18"/>
+          <w:szCs w:val="18"/>
+        </w:rPr>
+        <w:t>"\n--- Показатели качества исходной системы ---")</w:t>
       </w:r>
     </w:p>
     <w:p>
@@ -7462,6 +8039,7 @@
         </w:rPr>
       </w:pPr>
       <w:proofErr w:type="spellStart"/>
+      <w:proofErr w:type="gramStart"/>
       <w:r>
         <w:rPr>
           <w:i/>
@@ -7482,6 +8060,7 @@
         <w:t>(</w:t>
       </w:r>
       <w:proofErr w:type="spellStart"/>
+      <w:proofErr w:type="gramEnd"/>
       <w:r>
         <w:rPr>
           <w:i/>
@@ -7552,6 +8131,7 @@
         </w:rPr>
       </w:pPr>
       <w:proofErr w:type="spellStart"/>
+      <w:proofErr w:type="gramStart"/>
       <w:r>
         <w:rPr>
           <w:i/>
@@ -7572,6 +8152,7 @@
         <w:t>(</w:t>
       </w:r>
       <w:proofErr w:type="spellStart"/>
+      <w:proofErr w:type="gramEnd"/>
       <w:r>
         <w:rPr>
           <w:i/>
@@ -7662,6 +8243,7 @@
         </w:rPr>
       </w:pPr>
       <w:proofErr w:type="spellStart"/>
+      <w:proofErr w:type="gramStart"/>
       <w:r>
         <w:rPr>
           <w:i/>
@@ -7682,6 +8264,7 @@
         <w:t>(</w:t>
       </w:r>
       <w:proofErr w:type="spellStart"/>
+      <w:proofErr w:type="gramEnd"/>
       <w:r>
         <w:rPr>
           <w:i/>
@@ -7772,6 +8355,7 @@
         </w:rPr>
       </w:pPr>
       <w:proofErr w:type="spellStart"/>
+      <w:proofErr w:type="gramStart"/>
       <w:r>
         <w:rPr>
           <w:i/>
@@ -7792,6 +8376,7 @@
         <w:t>(</w:t>
       </w:r>
       <w:proofErr w:type="spellStart"/>
+      <w:proofErr w:type="gramEnd"/>
       <w:r>
         <w:rPr>
           <w:i/>
@@ -7883,6 +8468,7 @@
         <w:t xml:space="preserve">    </w:t>
       </w:r>
       <w:proofErr w:type="spellStart"/>
+      <w:proofErr w:type="gramStart"/>
       <w:r>
         <w:rPr>
           <w:i/>
@@ -7900,7 +8486,17 @@
           <w:sz w:val="18"/>
           <w:szCs w:val="18"/>
         </w:rPr>
-        <w:t>("\</w:t>
+        <w:t>(</w:t>
+      </w:r>
+      <w:proofErr w:type="gramEnd"/>
+      <w:r>
+        <w:rPr>
+          <w:i/>
+          <w:iCs/>
+          <w:sz w:val="18"/>
+          <w:szCs w:val="18"/>
+        </w:rPr>
+        <w:t>"\</w:t>
       </w:r>
       <w:proofErr w:type="spellStart"/>
       <w:r>
@@ -7993,6 +8589,7 @@
         <w:t xml:space="preserve">    </w:t>
       </w:r>
       <w:proofErr w:type="spellStart"/>
+      <w:proofErr w:type="gramStart"/>
       <w:r>
         <w:rPr>
           <w:i/>
@@ -8010,7 +8607,17 @@
           <w:sz w:val="18"/>
           <w:szCs w:val="18"/>
         </w:rPr>
-        <w:t>("\</w:t>
+        <w:t>(</w:t>
+      </w:r>
+      <w:proofErr w:type="gramEnd"/>
+      <w:r>
+        <w:rPr>
+          <w:i/>
+          <w:iCs/>
+          <w:sz w:val="18"/>
+          <w:szCs w:val="18"/>
+        </w:rPr>
+        <w:t>"\</w:t>
       </w:r>
       <w:proofErr w:type="spellStart"/>
       <w:r>
@@ -8110,6 +8717,7 @@
         </w:rPr>
       </w:pPr>
       <w:proofErr w:type="spellStart"/>
+      <w:proofErr w:type="gramStart"/>
       <w:r>
         <w:rPr>
           <w:i/>
@@ -8127,7 +8735,17 @@
           <w:sz w:val="18"/>
           <w:szCs w:val="18"/>
         </w:rPr>
-        <w:t>("\n" + "=" * 60)</w:t>
+        <w:t>(</w:t>
+      </w:r>
+      <w:proofErr w:type="gramEnd"/>
+      <w:r>
+        <w:rPr>
+          <w:i/>
+          <w:iCs/>
+          <w:sz w:val="18"/>
+          <w:szCs w:val="18"/>
+        </w:rPr>
+        <w:t>"\n" + "=" * 60)</w:t>
       </w:r>
     </w:p>
     <w:p>
@@ -8140,6 +8758,7 @@
         </w:rPr>
       </w:pPr>
       <w:proofErr w:type="spellStart"/>
+      <w:proofErr w:type="gramStart"/>
       <w:r>
         <w:rPr>
           <w:i/>
@@ -8157,7 +8776,17 @@
           <w:sz w:val="18"/>
           <w:szCs w:val="18"/>
         </w:rPr>
-        <w:t>("2. ЧАСТОТНЫЙ СИНТЕЗ ПОСЛЕДОВАТЕЛЬНОГО КОРРЕКТИРУЮЩЕГО ЗВЕНА")</w:t>
+        <w:t>(</w:t>
+      </w:r>
+      <w:proofErr w:type="gramEnd"/>
+      <w:r>
+        <w:rPr>
+          <w:i/>
+          <w:iCs/>
+          <w:sz w:val="18"/>
+          <w:szCs w:val="18"/>
+        </w:rPr>
+        <w:t>"2. ЧАСТОТНЫЙ СИНТЕЗ ПОСЛЕДОВАТЕЛЬНОГО КОРРЕКТИРУЮЩЕГО ЗВЕНА")</w:t>
       </w:r>
     </w:p>
     <w:p>
@@ -8170,6 +8799,7 @@
         </w:rPr>
       </w:pPr>
       <w:proofErr w:type="spellStart"/>
+      <w:proofErr w:type="gramStart"/>
       <w:r>
         <w:rPr>
           <w:i/>
@@ -8187,7 +8817,17 @@
           <w:sz w:val="18"/>
           <w:szCs w:val="18"/>
         </w:rPr>
-        <w:t>("=" * 60)</w:t>
+        <w:t>(</w:t>
+      </w:r>
+      <w:proofErr w:type="gramEnd"/>
+      <w:r>
+        <w:rPr>
+          <w:i/>
+          <w:iCs/>
+          <w:sz w:val="18"/>
+          <w:szCs w:val="18"/>
+        </w:rPr>
+        <w:t>"=" * 60)</w:t>
       </w:r>
     </w:p>
     <w:p>
@@ -8255,7 +8895,27 @@
           <w:sz w:val="18"/>
           <w:szCs w:val="18"/>
         </w:rPr>
-        <w:t># Для σ &lt; 5% используем технический оптимум:</w:t>
+        <w:t xml:space="preserve"># Для σ </w:t>
+      </w:r>
+      <w:proofErr w:type="gramStart"/>
+      <w:r>
+        <w:rPr>
+          <w:i/>
+          <w:iCs/>
+          <w:sz w:val="18"/>
+          <w:szCs w:val="18"/>
+        </w:rPr>
+        <w:t>&lt; 5</w:t>
+      </w:r>
+      <w:proofErr w:type="gramEnd"/>
+      <w:r>
+        <w:rPr>
+          <w:i/>
+          <w:iCs/>
+          <w:sz w:val="18"/>
+          <w:szCs w:val="18"/>
+        </w:rPr>
+        <w:t>% используем технический оптимум:</w:t>
       </w:r>
     </w:p>
     <w:p>
@@ -8364,7 +9024,27 @@
           <w:sz w:val="18"/>
           <w:szCs w:val="18"/>
         </w:rPr>
-        <w:t xml:space="preserve"> / 0.15  # 83.78 рад/с</w:t>
+        <w:t xml:space="preserve"> / </w:t>
+      </w:r>
+      <w:proofErr w:type="gramStart"/>
+      <w:r>
+        <w:rPr>
+          <w:i/>
+          <w:iCs/>
+          <w:sz w:val="18"/>
+          <w:szCs w:val="18"/>
+        </w:rPr>
+        <w:t>0.15  #</w:t>
+      </w:r>
+      <w:proofErr w:type="gramEnd"/>
+      <w:r>
+        <w:rPr>
+          <w:i/>
+          <w:iCs/>
+          <w:sz w:val="18"/>
+          <w:szCs w:val="18"/>
+        </w:rPr>
+        <w:t xml:space="preserve"> 83.78 рад/с</w:t>
       </w:r>
     </w:p>
     <w:p>
@@ -8572,7 +9252,29 @@
           <w:szCs w:val="18"/>
           <w:lang w:val="en-US"/>
         </w:rPr>
-        <w:t xml:space="preserve">T_equiv = 1.0 / (2.0 * omega_c_target)  # ≈ 0.006 </w:t>
+        <w:t>T_equiv = 1.0 / (2.0 * omega_c_</w:t>
+      </w:r>
+      <w:proofErr w:type="gramStart"/>
+      <w:r>
+        <w:rPr>
+          <w:i/>
+          <w:iCs/>
+          <w:sz w:val="18"/>
+          <w:szCs w:val="18"/>
+          <w:lang w:val="en-US"/>
+        </w:rPr>
+        <w:t>target)  #</w:t>
+      </w:r>
+      <w:proofErr w:type="gramEnd"/>
+      <w:r>
+        <w:rPr>
+          <w:i/>
+          <w:iCs/>
+          <w:sz w:val="18"/>
+          <w:szCs w:val="18"/>
+          <w:lang w:val="en-US"/>
+        </w:rPr>
+        <w:t xml:space="preserve"> ≈ 0.006 </w:t>
       </w:r>
       <w:r>
         <w:rPr>
@@ -8602,7 +9304,29 @@
           <w:szCs w:val="18"/>
           <w:lang w:val="en-US"/>
         </w:rPr>
-        <w:t>K_desired = omega_c_target  # ≈ 83.78</w:t>
+        <w:t>K_desired = omega_c_</w:t>
+      </w:r>
+      <w:proofErr w:type="gramStart"/>
+      <w:r>
+        <w:rPr>
+          <w:i/>
+          <w:iCs/>
+          <w:sz w:val="18"/>
+          <w:szCs w:val="18"/>
+          <w:lang w:val="en-US"/>
+        </w:rPr>
+        <w:t>target  #</w:t>
+      </w:r>
+      <w:proofErr w:type="gramEnd"/>
+      <w:r>
+        <w:rPr>
+          <w:i/>
+          <w:iCs/>
+          <w:sz w:val="18"/>
+          <w:szCs w:val="18"/>
+          <w:lang w:val="en-US"/>
+        </w:rPr>
+        <w:t xml:space="preserve"> ≈ 83.78</w:t>
       </w:r>
     </w:p>
     <w:p>
@@ -8695,7 +9419,29 @@
           <w:szCs w:val="18"/>
           <w:lang w:val="en-US"/>
         </w:rPr>
-        <w:t>(s) = 1.1 / ((0.5s+1)(0.1s+1))</w:t>
+        <w:t>(s) = 1.1 / ((0.5s+</w:t>
+      </w:r>
+      <w:proofErr w:type="gramStart"/>
+      <w:r>
+        <w:rPr>
+          <w:i/>
+          <w:iCs/>
+          <w:sz w:val="18"/>
+          <w:szCs w:val="18"/>
+          <w:lang w:val="en-US"/>
+        </w:rPr>
+        <w:t>1)(</w:t>
+      </w:r>
+      <w:proofErr w:type="gramEnd"/>
+      <w:r>
+        <w:rPr>
+          <w:i/>
+          <w:iCs/>
+          <w:sz w:val="18"/>
+          <w:szCs w:val="18"/>
+          <w:lang w:val="en-US"/>
+        </w:rPr>
+        <w:t>0.1s+1))</w:t>
       </w:r>
     </w:p>
     <w:p>
@@ -8775,7 +9521,29 @@
           <w:szCs w:val="18"/>
           <w:lang w:val="en-US"/>
         </w:rPr>
-        <w:t>(s) = K_desired / (s*(T_equiv*s+1))</w:t>
+        <w:t xml:space="preserve">(s) = </w:t>
+      </w:r>
+      <w:proofErr w:type="spellStart"/>
+      <w:r>
+        <w:rPr>
+          <w:i/>
+          <w:iCs/>
+          <w:sz w:val="18"/>
+          <w:szCs w:val="18"/>
+          <w:lang w:val="en-US"/>
+        </w:rPr>
+        <w:t>K_desired</w:t>
+      </w:r>
+      <w:proofErr w:type="spellEnd"/>
+      <w:r>
+        <w:rPr>
+          <w:i/>
+          <w:iCs/>
+          <w:sz w:val="18"/>
+          <w:szCs w:val="18"/>
+          <w:lang w:val="en-US"/>
+        </w:rPr>
+        <w:t xml:space="preserve"> / (s*(T_equiv*s+1))</w:t>
       </w:r>
     </w:p>
     <w:p>
@@ -8875,7 +9643,29 @@
           <w:szCs w:val="18"/>
           <w:lang w:val="en-US"/>
         </w:rPr>
-        <w:t># Wk(s) = [K_desired / (s*(T_equiv*s+1))] * [(0.5s+1)(0.1s+1) / 1.1]</w:t>
+        <w:t># Wk(s) = [K_desired / (s*(T_equiv*s+1))] * [(0.5s+</w:t>
+      </w:r>
+      <w:proofErr w:type="gramStart"/>
+      <w:r>
+        <w:rPr>
+          <w:i/>
+          <w:iCs/>
+          <w:sz w:val="18"/>
+          <w:szCs w:val="18"/>
+          <w:lang w:val="en-US"/>
+        </w:rPr>
+        <w:t>1)(</w:t>
+      </w:r>
+      <w:proofErr w:type="gramEnd"/>
+      <w:r>
+        <w:rPr>
+          <w:i/>
+          <w:iCs/>
+          <w:sz w:val="18"/>
+          <w:szCs w:val="18"/>
+          <w:lang w:val="en-US"/>
+        </w:rPr>
+        <w:t>0.1s+1) / 1.1]</w:t>
       </w:r>
     </w:p>
     <w:p>
@@ -8945,8 +9735,20 @@
           <w:szCs w:val="18"/>
           <w:lang w:val="en-US"/>
         </w:rPr>
-        <w:t>1*s+1)(</w:t>
-      </w:r>
+        <w:t>1*s+</w:t>
+      </w:r>
+      <w:proofErr w:type="gramStart"/>
+      <w:r>
+        <w:rPr>
+          <w:i/>
+          <w:iCs/>
+          <w:sz w:val="18"/>
+          <w:szCs w:val="18"/>
+          <w:lang w:val="en-US"/>
+        </w:rPr>
+        <w:t>1)(</w:t>
+      </w:r>
+      <w:proofErr w:type="gramEnd"/>
       <w:r>
         <w:rPr>
           <w:i/>
@@ -9114,7 +9916,29 @@
           <w:szCs w:val="18"/>
           <w:lang w:val="en-US"/>
         </w:rPr>
-        <w:t>Kp_synth = K_desired / 1.1  # ≈ 76.16</w:t>
+        <w:t xml:space="preserve">Kp_synth = K_desired / </w:t>
+      </w:r>
+      <w:proofErr w:type="gramStart"/>
+      <w:r>
+        <w:rPr>
+          <w:i/>
+          <w:iCs/>
+          <w:sz w:val="18"/>
+          <w:szCs w:val="18"/>
+          <w:lang w:val="en-US"/>
+        </w:rPr>
+        <w:t>1.1  #</w:t>
+      </w:r>
+      <w:proofErr w:type="gramEnd"/>
+      <w:r>
+        <w:rPr>
+          <w:i/>
+          <w:iCs/>
+          <w:sz w:val="18"/>
+          <w:szCs w:val="18"/>
+          <w:lang w:val="en-US"/>
+        </w:rPr>
+        <w:t xml:space="preserve"> ≈ 76.16</w:t>
       </w:r>
     </w:p>
     <w:p>
@@ -9177,7 +10001,29 @@
           <w:szCs w:val="18"/>
           <w:lang w:val="en-US"/>
         </w:rPr>
-        <w:t>Tf_synth = T_equiv  # ≈ 0.006</w:t>
+        <w:t>Tf_synth = T_</w:t>
+      </w:r>
+      <w:proofErr w:type="gramStart"/>
+      <w:r>
+        <w:rPr>
+          <w:i/>
+          <w:iCs/>
+          <w:sz w:val="18"/>
+          <w:szCs w:val="18"/>
+          <w:lang w:val="en-US"/>
+        </w:rPr>
+        <w:t>equiv  #</w:t>
+      </w:r>
+      <w:proofErr w:type="gramEnd"/>
+      <w:r>
+        <w:rPr>
+          <w:i/>
+          <w:iCs/>
+          <w:sz w:val="18"/>
+          <w:szCs w:val="18"/>
+          <w:lang w:val="en-US"/>
+        </w:rPr>
+        <w:t xml:space="preserve"> ≈ 0.006</w:t>
       </w:r>
     </w:p>
     <w:p>
@@ -9266,7 +10112,27 @@
           <w:sz w:val="18"/>
           <w:szCs w:val="18"/>
         </w:rPr>
-        <w:t>*(τ1*τ2*s^2 + (τ1+τ2)*s + 1)</w:t>
+        <w:t>*(τ1*τ2*s^2 + (τ1+τ</w:t>
+      </w:r>
+      <w:proofErr w:type="gramStart"/>
+      <w:r>
+        <w:rPr>
+          <w:i/>
+          <w:iCs/>
+          <w:sz w:val="18"/>
+          <w:szCs w:val="18"/>
+        </w:rPr>
+        <w:t>2)*</w:t>
+      </w:r>
+      <w:proofErr w:type="gramEnd"/>
+      <w:r>
+        <w:rPr>
+          <w:i/>
+          <w:iCs/>
+          <w:sz w:val="18"/>
+          <w:szCs w:val="18"/>
+        </w:rPr>
+        <w:t>s + 1)</w:t>
       </w:r>
     </w:p>
     <w:p>
@@ -9422,49 +10288,115 @@
           <w:szCs w:val="18"/>
           <w:lang w:val="en-US"/>
         </w:rPr>
-        <w:t>Wk_synth = ct.tf(num_wk_synth, den_wk_synth)</w:t>
-      </w:r>
-    </w:p>
-    <w:p>
-      <w:pPr>
-        <w:rPr>
-          <w:i/>
-          <w:iCs/>
-          <w:sz w:val="18"/>
-          <w:szCs w:val="18"/>
-          <w:lang w:val="en-US"/>
-        </w:rPr>
-      </w:pPr>
-      <w:r>
-        <w:rPr>
-          <w:i/>
-          <w:iCs/>
-          <w:sz w:val="18"/>
-          <w:szCs w:val="18"/>
-          <w:lang w:val="en-US"/>
-        </w:rPr>
-        <w:t>W_raz_synth = ct.series(Wk_synth, W_raz_orig)</w:t>
-      </w:r>
-    </w:p>
-    <w:p>
-      <w:pPr>
-        <w:rPr>
-          <w:i/>
-          <w:iCs/>
-          <w:sz w:val="18"/>
-          <w:szCs w:val="18"/>
-          <w:lang w:val="en-US"/>
-        </w:rPr>
-      </w:pPr>
-      <w:r>
-        <w:rPr>
-          <w:i/>
-          <w:iCs/>
-          <w:sz w:val="18"/>
-          <w:szCs w:val="18"/>
-          <w:lang w:val="en-US"/>
-        </w:rPr>
-        <w:t>W_zam_synth = ct.feedback(W_raz_synth, 1)</w:t>
+        <w:t xml:space="preserve">Wk_synth = </w:t>
+      </w:r>
+      <w:proofErr w:type="gramStart"/>
+      <w:r>
+        <w:rPr>
+          <w:i/>
+          <w:iCs/>
+          <w:sz w:val="18"/>
+          <w:szCs w:val="18"/>
+          <w:lang w:val="en-US"/>
+        </w:rPr>
+        <w:t>ct.tf(</w:t>
+      </w:r>
+      <w:proofErr w:type="gramEnd"/>
+      <w:r>
+        <w:rPr>
+          <w:i/>
+          <w:iCs/>
+          <w:sz w:val="18"/>
+          <w:szCs w:val="18"/>
+          <w:lang w:val="en-US"/>
+        </w:rPr>
+        <w:t>num_wk_synth, den_wk_synth)</w:t>
+      </w:r>
+    </w:p>
+    <w:p>
+      <w:pPr>
+        <w:rPr>
+          <w:i/>
+          <w:iCs/>
+          <w:sz w:val="18"/>
+          <w:szCs w:val="18"/>
+          <w:lang w:val="en-US"/>
+        </w:rPr>
+      </w:pPr>
+      <w:r>
+        <w:rPr>
+          <w:i/>
+          <w:iCs/>
+          <w:sz w:val="18"/>
+          <w:szCs w:val="18"/>
+          <w:lang w:val="en-US"/>
+        </w:rPr>
+        <w:t xml:space="preserve">W_raz_synth = </w:t>
+      </w:r>
+      <w:proofErr w:type="gramStart"/>
+      <w:r>
+        <w:rPr>
+          <w:i/>
+          <w:iCs/>
+          <w:sz w:val="18"/>
+          <w:szCs w:val="18"/>
+          <w:lang w:val="en-US"/>
+        </w:rPr>
+        <w:t>ct.series</w:t>
+      </w:r>
+      <w:proofErr w:type="gramEnd"/>
+      <w:r>
+        <w:rPr>
+          <w:i/>
+          <w:iCs/>
+          <w:sz w:val="18"/>
+          <w:szCs w:val="18"/>
+          <w:lang w:val="en-US"/>
+        </w:rPr>
+        <w:t>(Wk_synth, W_raz_orig)</w:t>
+      </w:r>
+    </w:p>
+    <w:p>
+      <w:pPr>
+        <w:rPr>
+          <w:i/>
+          <w:iCs/>
+          <w:sz w:val="18"/>
+          <w:szCs w:val="18"/>
+          <w:lang w:val="en-US"/>
+        </w:rPr>
+      </w:pPr>
+      <w:r>
+        <w:rPr>
+          <w:i/>
+          <w:iCs/>
+          <w:sz w:val="18"/>
+          <w:szCs w:val="18"/>
+          <w:lang w:val="en-US"/>
+        </w:rPr>
+        <w:t xml:space="preserve">W_zam_synth = </w:t>
+      </w:r>
+      <w:proofErr w:type="gramStart"/>
+      <w:r>
+        <w:rPr>
+          <w:i/>
+          <w:iCs/>
+          <w:sz w:val="18"/>
+          <w:szCs w:val="18"/>
+          <w:lang w:val="en-US"/>
+        </w:rPr>
+        <w:t>ct.feedback</w:t>
+      </w:r>
+      <w:proofErr w:type="gramEnd"/>
+      <w:r>
+        <w:rPr>
+          <w:i/>
+          <w:iCs/>
+          <w:sz w:val="18"/>
+          <w:szCs w:val="18"/>
+          <w:lang w:val="en-US"/>
+        </w:rPr>
+        <w:t>(W_raz_synth, 1)</w:t>
       </w:r>
     </w:p>
     <w:p>
@@ -9488,6 +10420,7 @@
         </w:rPr>
       </w:pPr>
       <w:proofErr w:type="spellStart"/>
+      <w:proofErr w:type="gramStart"/>
       <w:r>
         <w:rPr>
           <w:i/>
@@ -9505,7 +10438,17 @@
           <w:sz w:val="18"/>
           <w:szCs w:val="18"/>
         </w:rPr>
-        <w:t>("\</w:t>
+        <w:t>(</w:t>
+      </w:r>
+      <w:proofErr w:type="gramEnd"/>
+      <w:r>
+        <w:rPr>
+          <w:i/>
+          <w:iCs/>
+          <w:sz w:val="18"/>
+          <w:szCs w:val="18"/>
+        </w:rPr>
+        <w:t>"\</w:t>
       </w:r>
       <w:proofErr w:type="spellStart"/>
       <w:r>
@@ -9538,36 +10481,60 @@
           <w:lang w:val="en-US"/>
         </w:rPr>
       </w:pPr>
-      <w:r>
-        <w:rPr>
-          <w:i/>
-          <w:iCs/>
-          <w:sz w:val="18"/>
-          <w:szCs w:val="18"/>
-          <w:lang w:val="en-US"/>
-        </w:rPr>
-        <w:t>print(Wk_synth)</w:t>
-      </w:r>
-    </w:p>
-    <w:p>
-      <w:pPr>
-        <w:rPr>
-          <w:i/>
-          <w:iCs/>
-          <w:sz w:val="18"/>
-          <w:szCs w:val="18"/>
-          <w:lang w:val="en-US"/>
-        </w:rPr>
-      </w:pPr>
-      <w:r>
-        <w:rPr>
-          <w:i/>
-          <w:iCs/>
-          <w:sz w:val="18"/>
-          <w:szCs w:val="18"/>
-          <w:lang w:val="en-US"/>
-        </w:rPr>
-        <w:t>print(f"\n</w:t>
+      <w:proofErr w:type="gramStart"/>
+      <w:r>
+        <w:rPr>
+          <w:i/>
+          <w:iCs/>
+          <w:sz w:val="18"/>
+          <w:szCs w:val="18"/>
+          <w:lang w:val="en-US"/>
+        </w:rPr>
+        <w:t>print(</w:t>
+      </w:r>
+      <w:proofErr w:type="gramEnd"/>
+      <w:r>
+        <w:rPr>
+          <w:i/>
+          <w:iCs/>
+          <w:sz w:val="18"/>
+          <w:szCs w:val="18"/>
+          <w:lang w:val="en-US"/>
+        </w:rPr>
+        <w:t>Wk_synth)</w:t>
+      </w:r>
+    </w:p>
+    <w:p>
+      <w:pPr>
+        <w:rPr>
+          <w:i/>
+          <w:iCs/>
+          <w:sz w:val="18"/>
+          <w:szCs w:val="18"/>
+          <w:lang w:val="en-US"/>
+        </w:rPr>
+      </w:pPr>
+      <w:proofErr w:type="gramStart"/>
+      <w:r>
+        <w:rPr>
+          <w:i/>
+          <w:iCs/>
+          <w:sz w:val="18"/>
+          <w:szCs w:val="18"/>
+          <w:lang w:val="en-US"/>
+        </w:rPr>
+        <w:t>print(</w:t>
+      </w:r>
+      <w:proofErr w:type="gramEnd"/>
+      <w:r>
+        <w:rPr>
+          <w:i/>
+          <w:iCs/>
+          <w:sz w:val="18"/>
+          <w:szCs w:val="18"/>
+          <w:lang w:val="en-US"/>
+        </w:rPr>
+        <w:t>f"\n</w:t>
       </w:r>
       <w:r>
         <w:rPr>
@@ -9618,15 +10585,27 @@
           <w:lang w:val="en-US"/>
         </w:rPr>
       </w:pPr>
-      <w:r>
-        <w:rPr>
-          <w:i/>
-          <w:iCs/>
-          <w:sz w:val="18"/>
-          <w:szCs w:val="18"/>
-          <w:lang w:val="en-US"/>
-        </w:rPr>
-        <w:t xml:space="preserve">print(f"  </w:t>
+      <w:proofErr w:type="gramStart"/>
+      <w:r>
+        <w:rPr>
+          <w:i/>
+          <w:iCs/>
+          <w:sz w:val="18"/>
+          <w:szCs w:val="18"/>
+          <w:lang w:val="en-US"/>
+        </w:rPr>
+        <w:t>print(</w:t>
+      </w:r>
+      <w:proofErr w:type="gramEnd"/>
+      <w:r>
+        <w:rPr>
+          <w:i/>
+          <w:iCs/>
+          <w:sz w:val="18"/>
+          <w:szCs w:val="18"/>
+          <w:lang w:val="en-US"/>
+        </w:rPr>
+        <w:t xml:space="preserve">f"  </w:t>
       </w:r>
       <w:proofErr w:type="spellStart"/>
       <w:r>
@@ -9719,36 +10698,60 @@
           <w:lang w:val="en-US"/>
         </w:rPr>
       </w:pPr>
-      <w:r>
-        <w:rPr>
-          <w:i/>
-          <w:iCs/>
-          <w:sz w:val="18"/>
-          <w:szCs w:val="18"/>
-          <w:lang w:val="en-US"/>
-        </w:rPr>
-        <w:t>print(f"  Kp = {Kp_synth:.3f}")</w:t>
-      </w:r>
-    </w:p>
-    <w:p>
-      <w:pPr>
-        <w:rPr>
-          <w:i/>
-          <w:iCs/>
-          <w:sz w:val="18"/>
-          <w:szCs w:val="18"/>
-          <w:lang w:val="en-US"/>
-        </w:rPr>
-      </w:pPr>
-      <w:r>
-        <w:rPr>
-          <w:i/>
-          <w:iCs/>
-          <w:sz w:val="18"/>
-          <w:szCs w:val="18"/>
-          <w:lang w:val="en-US"/>
-        </w:rPr>
-        <w:t xml:space="preserve">print(f"  </w:t>
+      <w:proofErr w:type="gramStart"/>
+      <w:r>
+        <w:rPr>
+          <w:i/>
+          <w:iCs/>
+          <w:sz w:val="18"/>
+          <w:szCs w:val="18"/>
+          <w:lang w:val="en-US"/>
+        </w:rPr>
+        <w:t>print(</w:t>
+      </w:r>
+      <w:proofErr w:type="gramEnd"/>
+      <w:r>
+        <w:rPr>
+          <w:i/>
+          <w:iCs/>
+          <w:sz w:val="18"/>
+          <w:szCs w:val="18"/>
+          <w:lang w:val="en-US"/>
+        </w:rPr>
+        <w:t>f"  Kp = {Kp_synth:.3f}")</w:t>
+      </w:r>
+    </w:p>
+    <w:p>
+      <w:pPr>
+        <w:rPr>
+          <w:i/>
+          <w:iCs/>
+          <w:sz w:val="18"/>
+          <w:szCs w:val="18"/>
+          <w:lang w:val="en-US"/>
+        </w:rPr>
+      </w:pPr>
+      <w:proofErr w:type="gramStart"/>
+      <w:r>
+        <w:rPr>
+          <w:i/>
+          <w:iCs/>
+          <w:sz w:val="18"/>
+          <w:szCs w:val="18"/>
+          <w:lang w:val="en-US"/>
+        </w:rPr>
+        <w:t>print(</w:t>
+      </w:r>
+      <w:proofErr w:type="gramEnd"/>
+      <w:r>
+        <w:rPr>
+          <w:i/>
+          <w:iCs/>
+          <w:sz w:val="18"/>
+          <w:szCs w:val="18"/>
+          <w:lang w:val="en-US"/>
+        </w:rPr>
+        <w:t xml:space="preserve">f"  </w:t>
       </w:r>
       <w:r>
         <w:rPr>
@@ -9856,15 +10859,27 @@
           <w:lang w:val="en-US"/>
         </w:rPr>
       </w:pPr>
-      <w:r>
-        <w:rPr>
-          <w:i/>
-          <w:iCs/>
-          <w:sz w:val="18"/>
-          <w:szCs w:val="18"/>
-          <w:lang w:val="en-US"/>
-        </w:rPr>
-        <w:t xml:space="preserve">print(f"  </w:t>
+      <w:proofErr w:type="gramStart"/>
+      <w:r>
+        <w:rPr>
+          <w:i/>
+          <w:iCs/>
+          <w:sz w:val="18"/>
+          <w:szCs w:val="18"/>
+          <w:lang w:val="en-US"/>
+        </w:rPr>
+        <w:t>print(</w:t>
+      </w:r>
+      <w:proofErr w:type="gramEnd"/>
+      <w:r>
+        <w:rPr>
+          <w:i/>
+          <w:iCs/>
+          <w:sz w:val="18"/>
+          <w:szCs w:val="18"/>
+          <w:lang w:val="en-US"/>
+        </w:rPr>
+        <w:t xml:space="preserve">f"  </w:t>
       </w:r>
       <w:r>
         <w:rPr>
@@ -9972,15 +10987,27 @@
           <w:lang w:val="en-US"/>
         </w:rPr>
       </w:pPr>
-      <w:r>
-        <w:rPr>
-          <w:i/>
-          <w:iCs/>
-          <w:sz w:val="18"/>
-          <w:szCs w:val="18"/>
-          <w:lang w:val="en-US"/>
-        </w:rPr>
-        <w:t>print(f"  T</w:t>
+      <w:proofErr w:type="gramStart"/>
+      <w:r>
+        <w:rPr>
+          <w:i/>
+          <w:iCs/>
+          <w:sz w:val="18"/>
+          <w:szCs w:val="18"/>
+          <w:lang w:val="en-US"/>
+        </w:rPr>
+        <w:t>print(</w:t>
+      </w:r>
+      <w:proofErr w:type="gramEnd"/>
+      <w:r>
+        <w:rPr>
+          <w:i/>
+          <w:iCs/>
+          <w:sz w:val="18"/>
+          <w:szCs w:val="18"/>
+          <w:lang w:val="en-US"/>
+        </w:rPr>
+        <w:t>f"  T</w:t>
       </w:r>
       <w:r>
         <w:rPr>
@@ -10156,28 +11183,72 @@
           <w:szCs w:val="18"/>
           <w:lang w:val="en-US"/>
         </w:rPr>
-        <w:t>_, y_synth = ct.step_response(W_zam_synth, t_sim)</w:t>
-      </w:r>
-    </w:p>
-    <w:p>
-      <w:pPr>
-        <w:rPr>
-          <w:i/>
-          <w:iCs/>
-          <w:sz w:val="18"/>
-          <w:szCs w:val="18"/>
-          <w:lang w:val="en-US"/>
-        </w:rPr>
-      </w:pPr>
-      <w:r>
-        <w:rPr>
-          <w:i/>
-          <w:iCs/>
-          <w:sz w:val="18"/>
-          <w:szCs w:val="18"/>
-          <w:lang w:val="en-US"/>
-        </w:rPr>
-        <w:t>info_synth = ct.step_info(W_zam_synth)</w:t>
+        <w:t xml:space="preserve">_, y_synth = </w:t>
+      </w:r>
+      <w:proofErr w:type="gramStart"/>
+      <w:r>
+        <w:rPr>
+          <w:i/>
+          <w:iCs/>
+          <w:sz w:val="18"/>
+          <w:szCs w:val="18"/>
+          <w:lang w:val="en-US"/>
+        </w:rPr>
+        <w:t>ct.step</w:t>
+      </w:r>
+      <w:proofErr w:type="gramEnd"/>
+      <w:r>
+        <w:rPr>
+          <w:i/>
+          <w:iCs/>
+          <w:sz w:val="18"/>
+          <w:szCs w:val="18"/>
+          <w:lang w:val="en-US"/>
+        </w:rPr>
+        <w:t>_response(W_zam_synth, t_sim)</w:t>
+      </w:r>
+    </w:p>
+    <w:p>
+      <w:pPr>
+        <w:rPr>
+          <w:i/>
+          <w:iCs/>
+          <w:sz w:val="18"/>
+          <w:szCs w:val="18"/>
+          <w:lang w:val="en-US"/>
+        </w:rPr>
+      </w:pPr>
+      <w:r>
+        <w:rPr>
+          <w:i/>
+          <w:iCs/>
+          <w:sz w:val="18"/>
+          <w:szCs w:val="18"/>
+          <w:lang w:val="en-US"/>
+        </w:rPr>
+        <w:t xml:space="preserve">info_synth = </w:t>
+      </w:r>
+      <w:proofErr w:type="gramStart"/>
+      <w:r>
+        <w:rPr>
+          <w:i/>
+          <w:iCs/>
+          <w:sz w:val="18"/>
+          <w:szCs w:val="18"/>
+          <w:lang w:val="en-US"/>
+        </w:rPr>
+        <w:t>ct.step</w:t>
+      </w:r>
+      <w:proofErr w:type="gramEnd"/>
+      <w:r>
+        <w:rPr>
+          <w:i/>
+          <w:iCs/>
+          <w:sz w:val="18"/>
+          <w:szCs w:val="18"/>
+          <w:lang w:val="en-US"/>
+        </w:rPr>
+        <w:t>_info(W_zam_synth)</w:t>
       </w:r>
     </w:p>
     <w:p>
@@ -10201,6 +11272,7 @@
         </w:rPr>
       </w:pPr>
       <w:proofErr w:type="spellStart"/>
+      <w:proofErr w:type="gramStart"/>
       <w:r>
         <w:rPr>
           <w:i/>
@@ -10218,7 +11290,17 @@
           <w:sz w:val="18"/>
           <w:szCs w:val="18"/>
         </w:rPr>
-        <w:t>("\n--- Показатели качества после частотного синтеза ---")</w:t>
+        <w:t>(</w:t>
+      </w:r>
+      <w:proofErr w:type="gramEnd"/>
+      <w:r>
+        <w:rPr>
+          <w:i/>
+          <w:iCs/>
+          <w:sz w:val="18"/>
+          <w:szCs w:val="18"/>
+        </w:rPr>
+        <w:t>"\n--- Показатели качества после частотного синтеза ---")</w:t>
       </w:r>
     </w:p>
     <w:p>
@@ -10231,6 +11313,7 @@
         </w:rPr>
       </w:pPr>
       <w:proofErr w:type="spellStart"/>
+      <w:proofErr w:type="gramStart"/>
       <w:r>
         <w:rPr>
           <w:i/>
@@ -10251,6 +11334,7 @@
         <w:t>(</w:t>
       </w:r>
       <w:proofErr w:type="spellStart"/>
+      <w:proofErr w:type="gramEnd"/>
       <w:r>
         <w:rPr>
           <w:i/>
@@ -10321,6 +11405,7 @@
         </w:rPr>
       </w:pPr>
       <w:proofErr w:type="spellStart"/>
+      <w:proofErr w:type="gramStart"/>
       <w:r>
         <w:rPr>
           <w:i/>
@@ -10341,6 +11426,7 @@
         <w:t>(</w:t>
       </w:r>
       <w:proofErr w:type="spellStart"/>
+      <w:proofErr w:type="gramEnd"/>
       <w:r>
         <w:rPr>
           <w:i/>
@@ -10431,6 +11517,7 @@
         </w:rPr>
       </w:pPr>
       <w:proofErr w:type="spellStart"/>
+      <w:proofErr w:type="gramStart"/>
       <w:r>
         <w:rPr>
           <w:i/>
@@ -10451,6 +11538,7 @@
         <w:t>(</w:t>
       </w:r>
       <w:proofErr w:type="spellStart"/>
+      <w:proofErr w:type="gramEnd"/>
       <w:r>
         <w:rPr>
           <w:i/>
@@ -10541,6 +11629,7 @@
         </w:rPr>
       </w:pPr>
       <w:proofErr w:type="spellStart"/>
+      <w:proofErr w:type="gramStart"/>
       <w:r>
         <w:rPr>
           <w:i/>
@@ -10561,6 +11650,7 @@
         <w:t>(</w:t>
       </w:r>
       <w:proofErr w:type="spellStart"/>
+      <w:proofErr w:type="gramEnd"/>
       <w:r>
         <w:rPr>
           <w:i/>
@@ -10652,6 +11742,7 @@
         <w:t xml:space="preserve">    </w:t>
       </w:r>
       <w:proofErr w:type="spellStart"/>
+      <w:proofErr w:type="gramStart"/>
       <w:r>
         <w:rPr>
           <w:i/>
@@ -10669,7 +11760,17 @@
           <w:sz w:val="18"/>
           <w:szCs w:val="18"/>
         </w:rPr>
-        <w:t>("\</w:t>
+        <w:t>(</w:t>
+      </w:r>
+      <w:proofErr w:type="gramEnd"/>
+      <w:r>
+        <w:rPr>
+          <w:i/>
+          <w:iCs/>
+          <w:sz w:val="18"/>
+          <w:szCs w:val="18"/>
+        </w:rPr>
+        <w:t>"\</w:t>
       </w:r>
       <w:proofErr w:type="spellStart"/>
       <w:r>
@@ -10761,6 +11862,7 @@
         <w:t xml:space="preserve">    </w:t>
       </w:r>
       <w:proofErr w:type="spellStart"/>
+      <w:proofErr w:type="gramStart"/>
       <w:r>
         <w:rPr>
           <w:i/>
@@ -10778,7 +11880,17 @@
           <w:sz w:val="18"/>
           <w:szCs w:val="18"/>
         </w:rPr>
-        <w:t>("\</w:t>
+        <w:t>(</w:t>
+      </w:r>
+      <w:proofErr w:type="gramEnd"/>
+      <w:r>
+        <w:rPr>
+          <w:i/>
+          <w:iCs/>
+          <w:sz w:val="18"/>
+          <w:szCs w:val="18"/>
+        </w:rPr>
+        <w:t>"\</w:t>
       </w:r>
       <w:proofErr w:type="spellStart"/>
       <w:r>
@@ -10878,6 +11990,7 @@
         </w:rPr>
       </w:pPr>
       <w:proofErr w:type="spellStart"/>
+      <w:proofErr w:type="gramStart"/>
       <w:r>
         <w:rPr>
           <w:i/>
@@ -10895,7 +12008,17 @@
           <w:sz w:val="18"/>
           <w:szCs w:val="18"/>
         </w:rPr>
-        <w:t>("\n" + "=" * 60)</w:t>
+        <w:t>(</w:t>
+      </w:r>
+      <w:proofErr w:type="gramEnd"/>
+      <w:r>
+        <w:rPr>
+          <w:i/>
+          <w:iCs/>
+          <w:sz w:val="18"/>
+          <w:szCs w:val="18"/>
+        </w:rPr>
+        <w:t>"\n" + "=" * 60)</w:t>
       </w:r>
     </w:p>
     <w:p>
@@ -10908,6 +12031,7 @@
         </w:rPr>
       </w:pPr>
       <w:proofErr w:type="spellStart"/>
+      <w:proofErr w:type="gramStart"/>
       <w:r>
         <w:rPr>
           <w:i/>
@@ -10925,7 +12049,17 @@
           <w:sz w:val="18"/>
           <w:szCs w:val="18"/>
         </w:rPr>
-        <w:t>("3. ПАРАМЕТРИЧЕСКАЯ ОПТИМИЗАЦИЯ ПО БЫСТРОДЕЙСТВИЮ")</w:t>
+        <w:t>(</w:t>
+      </w:r>
+      <w:proofErr w:type="gramEnd"/>
+      <w:r>
+        <w:rPr>
+          <w:i/>
+          <w:iCs/>
+          <w:sz w:val="18"/>
+          <w:szCs w:val="18"/>
+        </w:rPr>
+        <w:t>"3. ПАРАМЕТРИЧЕСКАЯ ОПТИМИЗАЦИЯ ПО БЫСТРОДЕЙСТВИЮ")</w:t>
       </w:r>
     </w:p>
     <w:p>
@@ -10938,6 +12072,7 @@
         </w:rPr>
       </w:pPr>
       <w:proofErr w:type="spellStart"/>
+      <w:proofErr w:type="gramStart"/>
       <w:r>
         <w:rPr>
           <w:i/>
@@ -10955,7 +12090,17 @@
           <w:sz w:val="18"/>
           <w:szCs w:val="18"/>
         </w:rPr>
-        <w:t>("=" * 60)</w:t>
+        <w:t>(</w:t>
+      </w:r>
+      <w:proofErr w:type="gramEnd"/>
+      <w:r>
+        <w:rPr>
+          <w:i/>
+          <w:iCs/>
+          <w:sz w:val="18"/>
+          <w:szCs w:val="18"/>
+        </w:rPr>
+        <w:t>"=" * 60)</w:t>
       </w:r>
     </w:p>
     <w:p>
@@ -11053,7 +12198,27 @@
           <w:sz w:val="18"/>
           <w:szCs w:val="18"/>
         </w:rPr>
-        <w:t># Критерий: I3 = ∫[ΔX² + a·(</w:t>
+        <w:t xml:space="preserve"># Критерий: I3 = </w:t>
+      </w:r>
+      <w:proofErr w:type="gramStart"/>
+      <w:r>
+        <w:rPr>
+          <w:i/>
+          <w:iCs/>
+          <w:sz w:val="18"/>
+          <w:szCs w:val="18"/>
+        </w:rPr>
+        <w:t>∫[</w:t>
+      </w:r>
+      <w:proofErr w:type="gramEnd"/>
+      <w:r>
+        <w:rPr>
+          <w:i/>
+          <w:iCs/>
+          <w:sz w:val="18"/>
+          <w:szCs w:val="18"/>
+        </w:rPr>
+        <w:t>ΔX² + a·(</w:t>
       </w:r>
       <w:proofErr w:type="spellStart"/>
       <w:r>
@@ -11193,50 +12358,94 @@
           <w:szCs w:val="18"/>
           <w:lang w:val="en-US"/>
         </w:rPr>
-        <w:t>t_opt = np.linspace(0, 0.5, 2000)</w:t>
-      </w:r>
-    </w:p>
-    <w:p>
-      <w:pPr>
-        <w:rPr>
-          <w:i/>
-          <w:iCs/>
-          <w:sz w:val="18"/>
-          <w:szCs w:val="18"/>
-          <w:lang w:val="en-US"/>
-        </w:rPr>
-      </w:pPr>
-    </w:p>
-    <w:p>
-      <w:pPr>
-        <w:rPr>
-          <w:i/>
-          <w:iCs/>
-          <w:sz w:val="18"/>
-          <w:szCs w:val="18"/>
-          <w:lang w:val="en-US"/>
-        </w:rPr>
-      </w:pPr>
-    </w:p>
-    <w:p>
-      <w:pPr>
-        <w:rPr>
-          <w:i/>
-          <w:iCs/>
-          <w:sz w:val="18"/>
-          <w:szCs w:val="18"/>
-          <w:lang w:val="en-US"/>
-        </w:rPr>
-      </w:pPr>
-      <w:r>
-        <w:rPr>
-          <w:i/>
-          <w:iCs/>
-          <w:sz w:val="18"/>
-          <w:szCs w:val="18"/>
-          <w:lang w:val="en-US"/>
-        </w:rPr>
-        <w:t>def system_response(Kp, Tf):</w:t>
+        <w:t xml:space="preserve">t_opt = </w:t>
+      </w:r>
+      <w:proofErr w:type="gramStart"/>
+      <w:r>
+        <w:rPr>
+          <w:i/>
+          <w:iCs/>
+          <w:sz w:val="18"/>
+          <w:szCs w:val="18"/>
+          <w:lang w:val="en-US"/>
+        </w:rPr>
+        <w:t>np.linspace</w:t>
+      </w:r>
+      <w:proofErr w:type="gramEnd"/>
+      <w:r>
+        <w:rPr>
+          <w:i/>
+          <w:iCs/>
+          <w:sz w:val="18"/>
+          <w:szCs w:val="18"/>
+          <w:lang w:val="en-US"/>
+        </w:rPr>
+        <w:t>(0, 0.5, 2000)</w:t>
+      </w:r>
+    </w:p>
+    <w:p>
+      <w:pPr>
+        <w:rPr>
+          <w:i/>
+          <w:iCs/>
+          <w:sz w:val="18"/>
+          <w:szCs w:val="18"/>
+          <w:lang w:val="en-US"/>
+        </w:rPr>
+      </w:pPr>
+    </w:p>
+    <w:p>
+      <w:pPr>
+        <w:rPr>
+          <w:i/>
+          <w:iCs/>
+          <w:sz w:val="18"/>
+          <w:szCs w:val="18"/>
+          <w:lang w:val="en-US"/>
+        </w:rPr>
+      </w:pPr>
+    </w:p>
+    <w:p>
+      <w:pPr>
+        <w:rPr>
+          <w:i/>
+          <w:iCs/>
+          <w:sz w:val="18"/>
+          <w:szCs w:val="18"/>
+          <w:lang w:val="en-US"/>
+        </w:rPr>
+      </w:pPr>
+      <w:r>
+        <w:rPr>
+          <w:i/>
+          <w:iCs/>
+          <w:sz w:val="18"/>
+          <w:szCs w:val="18"/>
+          <w:lang w:val="en-US"/>
+        </w:rPr>
+        <w:t>def system_</w:t>
+      </w:r>
+      <w:proofErr w:type="gramStart"/>
+      <w:r>
+        <w:rPr>
+          <w:i/>
+          <w:iCs/>
+          <w:sz w:val="18"/>
+          <w:szCs w:val="18"/>
+          <w:lang w:val="en-US"/>
+        </w:rPr>
+        <w:t>response(</w:t>
+      </w:r>
+      <w:proofErr w:type="gramEnd"/>
+      <w:r>
+        <w:rPr>
+          <w:i/>
+          <w:iCs/>
+          <w:sz w:val="18"/>
+          <w:szCs w:val="18"/>
+          <w:lang w:val="en-US"/>
+        </w:rPr>
+        <w:t>Kp, Tf):</w:t>
       </w:r>
     </w:p>
     <w:p>
@@ -11443,70 +12652,158 @@
           <w:szCs w:val="18"/>
           <w:lang w:val="en-US"/>
         </w:rPr>
-        <w:t xml:space="preserve">        Wk = ct.tf(num_wk, den_wk)</w:t>
-      </w:r>
-    </w:p>
-    <w:p>
-      <w:pPr>
-        <w:rPr>
-          <w:i/>
-          <w:iCs/>
-          <w:sz w:val="18"/>
-          <w:szCs w:val="18"/>
-          <w:lang w:val="en-US"/>
-        </w:rPr>
-      </w:pPr>
-      <w:r>
-        <w:rPr>
-          <w:i/>
-          <w:iCs/>
-          <w:sz w:val="18"/>
-          <w:szCs w:val="18"/>
-          <w:lang w:val="en-US"/>
-        </w:rPr>
-        <w:t xml:space="preserve">        W_raz = ct.series(Wk, W_raz_orig)</w:t>
-      </w:r>
-    </w:p>
-    <w:p>
-      <w:pPr>
-        <w:rPr>
-          <w:i/>
-          <w:iCs/>
-          <w:sz w:val="18"/>
-          <w:szCs w:val="18"/>
-          <w:lang w:val="en-US"/>
-        </w:rPr>
-      </w:pPr>
-      <w:r>
-        <w:rPr>
-          <w:i/>
-          <w:iCs/>
-          <w:sz w:val="18"/>
-          <w:szCs w:val="18"/>
-          <w:lang w:val="en-US"/>
-        </w:rPr>
-        <w:t xml:space="preserve">        W_zam = ct.feedback(W_raz, 1)</w:t>
-      </w:r>
-    </w:p>
-    <w:p>
-      <w:pPr>
-        <w:rPr>
-          <w:i/>
-          <w:iCs/>
-          <w:sz w:val="18"/>
-          <w:szCs w:val="18"/>
-          <w:lang w:val="en-US"/>
-        </w:rPr>
-      </w:pPr>
-      <w:r>
-        <w:rPr>
-          <w:i/>
-          <w:iCs/>
-          <w:sz w:val="18"/>
-          <w:szCs w:val="18"/>
-          <w:lang w:val="en-US"/>
-        </w:rPr>
-        <w:t xml:space="preserve">        _, y = ct.step_response(W_zam, t_opt)</w:t>
+        <w:t xml:space="preserve">        Wk = </w:t>
+      </w:r>
+      <w:proofErr w:type="gramStart"/>
+      <w:r>
+        <w:rPr>
+          <w:i/>
+          <w:iCs/>
+          <w:sz w:val="18"/>
+          <w:szCs w:val="18"/>
+          <w:lang w:val="en-US"/>
+        </w:rPr>
+        <w:t>ct.tf(</w:t>
+      </w:r>
+      <w:proofErr w:type="gramEnd"/>
+      <w:r>
+        <w:rPr>
+          <w:i/>
+          <w:iCs/>
+          <w:sz w:val="18"/>
+          <w:szCs w:val="18"/>
+          <w:lang w:val="en-US"/>
+        </w:rPr>
+        <w:t>num_wk, den_wk)</w:t>
+      </w:r>
+    </w:p>
+    <w:p>
+      <w:pPr>
+        <w:rPr>
+          <w:i/>
+          <w:iCs/>
+          <w:sz w:val="18"/>
+          <w:szCs w:val="18"/>
+          <w:lang w:val="en-US"/>
+        </w:rPr>
+      </w:pPr>
+      <w:r>
+        <w:rPr>
+          <w:i/>
+          <w:iCs/>
+          <w:sz w:val="18"/>
+          <w:szCs w:val="18"/>
+          <w:lang w:val="en-US"/>
+        </w:rPr>
+        <w:t xml:space="preserve">        W_raz = </w:t>
+      </w:r>
+      <w:proofErr w:type="gramStart"/>
+      <w:r>
+        <w:rPr>
+          <w:i/>
+          <w:iCs/>
+          <w:sz w:val="18"/>
+          <w:szCs w:val="18"/>
+          <w:lang w:val="en-US"/>
+        </w:rPr>
+        <w:t>ct.series</w:t>
+      </w:r>
+      <w:proofErr w:type="gramEnd"/>
+      <w:r>
+        <w:rPr>
+          <w:i/>
+          <w:iCs/>
+          <w:sz w:val="18"/>
+          <w:szCs w:val="18"/>
+          <w:lang w:val="en-US"/>
+        </w:rPr>
+        <w:t>(Wk, W_raz_orig)</w:t>
+      </w:r>
+    </w:p>
+    <w:p>
+      <w:pPr>
+        <w:rPr>
+          <w:i/>
+          <w:iCs/>
+          <w:sz w:val="18"/>
+          <w:szCs w:val="18"/>
+          <w:lang w:val="en-US"/>
+        </w:rPr>
+      </w:pPr>
+      <w:r>
+        <w:rPr>
+          <w:i/>
+          <w:iCs/>
+          <w:sz w:val="18"/>
+          <w:szCs w:val="18"/>
+          <w:lang w:val="en-US"/>
+        </w:rPr>
+        <w:t xml:space="preserve">        W_zam = </w:t>
+      </w:r>
+      <w:proofErr w:type="gramStart"/>
+      <w:r>
+        <w:rPr>
+          <w:i/>
+          <w:iCs/>
+          <w:sz w:val="18"/>
+          <w:szCs w:val="18"/>
+          <w:lang w:val="en-US"/>
+        </w:rPr>
+        <w:t>ct.feedback</w:t>
+      </w:r>
+      <w:proofErr w:type="gramEnd"/>
+      <w:r>
+        <w:rPr>
+          <w:i/>
+          <w:iCs/>
+          <w:sz w:val="18"/>
+          <w:szCs w:val="18"/>
+          <w:lang w:val="en-US"/>
+        </w:rPr>
+        <w:t>(W_raz, 1)</w:t>
+      </w:r>
+    </w:p>
+    <w:p>
+      <w:pPr>
+        <w:rPr>
+          <w:i/>
+          <w:iCs/>
+          <w:sz w:val="18"/>
+          <w:szCs w:val="18"/>
+          <w:lang w:val="en-US"/>
+        </w:rPr>
+      </w:pPr>
+      <w:r>
+        <w:rPr>
+          <w:i/>
+          <w:iCs/>
+          <w:sz w:val="18"/>
+          <w:szCs w:val="18"/>
+          <w:lang w:val="en-US"/>
+        </w:rPr>
+        <w:t xml:space="preserve">        _, y = </w:t>
+      </w:r>
+      <w:proofErr w:type="gramStart"/>
+      <w:r>
+        <w:rPr>
+          <w:i/>
+          <w:iCs/>
+          <w:sz w:val="18"/>
+          <w:szCs w:val="18"/>
+          <w:lang w:val="en-US"/>
+        </w:rPr>
+        <w:t>ct.step</w:t>
+      </w:r>
+      <w:proofErr w:type="gramEnd"/>
+      <w:r>
+        <w:rPr>
+          <w:i/>
+          <w:iCs/>
+          <w:sz w:val="18"/>
+          <w:szCs w:val="18"/>
+          <w:lang w:val="en-US"/>
+        </w:rPr>
+        <w:t>_response(W_zam, t_opt)</w:t>
       </w:r>
     </w:p>
     <w:p>
@@ -11692,7 +12989,29 @@
           <w:szCs w:val="18"/>
           <w:lang w:val="en-US"/>
         </w:rPr>
-        <w:t xml:space="preserve">    y, _, _ = system_response(Kp, Tf)</w:t>
+        <w:t xml:space="preserve">    y, _, _ = system_</w:t>
+      </w:r>
+      <w:proofErr w:type="gramStart"/>
+      <w:r>
+        <w:rPr>
+          <w:i/>
+          <w:iCs/>
+          <w:sz w:val="18"/>
+          <w:szCs w:val="18"/>
+          <w:lang w:val="en-US"/>
+        </w:rPr>
+        <w:t>response(</w:t>
+      </w:r>
+      <w:proofErr w:type="gramEnd"/>
+      <w:r>
+        <w:rPr>
+          <w:i/>
+          <w:iCs/>
+          <w:sz w:val="18"/>
+          <w:szCs w:val="18"/>
+          <w:lang w:val="en-US"/>
+        </w:rPr>
+        <w:t>Kp, Tf)</w:t>
       </w:r>
     </w:p>
     <w:p>
@@ -11776,7 +13095,29 @@
           <w:szCs w:val="18"/>
           <w:lang w:val="en-US"/>
         </w:rPr>
-        <w:t xml:space="preserve">    I2 = np.trapezoid(error**2, t_opt)</w:t>
+        <w:t xml:space="preserve">    I2 = </w:t>
+      </w:r>
+      <w:proofErr w:type="gramStart"/>
+      <w:r>
+        <w:rPr>
+          <w:i/>
+          <w:iCs/>
+          <w:sz w:val="18"/>
+          <w:szCs w:val="18"/>
+          <w:lang w:val="en-US"/>
+        </w:rPr>
+        <w:t>np.trapezoid</w:t>
+      </w:r>
+      <w:proofErr w:type="gramEnd"/>
+      <w:r>
+        <w:rPr>
+          <w:i/>
+          <w:iCs/>
+          <w:sz w:val="18"/>
+          <w:szCs w:val="18"/>
+          <w:lang w:val="en-US"/>
+        </w:rPr>
+        <w:t>(error**2, t_opt)</w:t>
       </w:r>
     </w:p>
     <w:p>
@@ -11816,7 +13157,27 @@
           <w:sz w:val="18"/>
           <w:szCs w:val="18"/>
         </w:rPr>
-        <w:t># Штраф за перерегулирование &gt; 10%</w:t>
+        <w:t xml:space="preserve"># Штраф за </w:t>
+      </w:r>
+      <w:proofErr w:type="gramStart"/>
+      <w:r>
+        <w:rPr>
+          <w:i/>
+          <w:iCs/>
+          <w:sz w:val="18"/>
+          <w:szCs w:val="18"/>
+        </w:rPr>
+        <w:t>перерегулирование &gt;</w:t>
+      </w:r>
+      <w:proofErr w:type="gramEnd"/>
+      <w:r>
+        <w:rPr>
+          <w:i/>
+          <w:iCs/>
+          <w:sz w:val="18"/>
+          <w:szCs w:val="18"/>
+        </w:rPr>
+        <w:t xml:space="preserve"> 10%</w:t>
       </w:r>
     </w:p>
     <w:p>
@@ -11858,6 +13219,7 @@
         <w:t xml:space="preserve"> = </w:t>
       </w:r>
       <w:proofErr w:type="spellStart"/>
+      <w:proofErr w:type="gramStart"/>
       <w:r>
         <w:rPr>
           <w:i/>
@@ -11875,7 +13237,17 @@
           <w:sz w:val="18"/>
           <w:szCs w:val="18"/>
         </w:rPr>
-        <w:t>(0, (</w:t>
+        <w:t>(</w:t>
+      </w:r>
+      <w:proofErr w:type="gramEnd"/>
+      <w:r>
+        <w:rPr>
+          <w:i/>
+          <w:iCs/>
+          <w:sz w:val="18"/>
+          <w:szCs w:val="18"/>
+        </w:rPr>
+        <w:t>0, (</w:t>
       </w:r>
       <w:proofErr w:type="spellStart"/>
       <w:r>
@@ -11946,7 +13318,29 @@
           <w:szCs w:val="18"/>
           <w:lang w:val="en-US"/>
         </w:rPr>
-        <w:t xml:space="preserve">        I2 += 1e4 * (overshoot - 10.0)**2</w:t>
+        <w:t xml:space="preserve">        I2 += 1e4 * (overshoot - </w:t>
+      </w:r>
+      <w:proofErr w:type="gramStart"/>
+      <w:r>
+        <w:rPr>
+          <w:i/>
+          <w:iCs/>
+          <w:sz w:val="18"/>
+          <w:szCs w:val="18"/>
+          <w:lang w:val="en-US"/>
+        </w:rPr>
+        <w:t>10.0)*</w:t>
+      </w:r>
+      <w:proofErr w:type="gramEnd"/>
+      <w:r>
+        <w:rPr>
+          <w:i/>
+          <w:iCs/>
+          <w:sz w:val="18"/>
+          <w:szCs w:val="18"/>
+          <w:lang w:val="en-US"/>
+        </w:rPr>
+        <w:t>*2</w:t>
       </w:r>
     </w:p>
     <w:p>
@@ -12005,7 +13399,27 @@
           <w:sz w:val="18"/>
           <w:szCs w:val="18"/>
         </w:rPr>
-        <w:t xml:space="preserve">    # Находим время, после которого ошибка &lt; 5%</w:t>
+        <w:t xml:space="preserve">    # Находим время, после которого ошибка </w:t>
+      </w:r>
+      <w:proofErr w:type="gramStart"/>
+      <w:r>
+        <w:rPr>
+          <w:i/>
+          <w:iCs/>
+          <w:sz w:val="18"/>
+          <w:szCs w:val="18"/>
+        </w:rPr>
+        <w:t>&lt; 5</w:t>
+      </w:r>
+      <w:proofErr w:type="gramEnd"/>
+      <w:r>
+        <w:rPr>
+          <w:i/>
+          <w:iCs/>
+          <w:sz w:val="18"/>
+          <w:szCs w:val="18"/>
+        </w:rPr>
+        <w:t>%</w:t>
       </w:r>
     </w:p>
     <w:p>
@@ -12098,28 +13512,72 @@
           <w:szCs w:val="18"/>
           <w:lang w:val="en-US"/>
         </w:rPr>
-        <w:t xml:space="preserve">            idx = np.where(settling_mask)[0][-1]</w:t>
-      </w:r>
-    </w:p>
-    <w:p>
-      <w:pPr>
-        <w:rPr>
-          <w:i/>
-          <w:iCs/>
-          <w:sz w:val="18"/>
-          <w:szCs w:val="18"/>
-          <w:lang w:val="en-US"/>
-        </w:rPr>
-      </w:pPr>
-      <w:r>
-        <w:rPr>
-          <w:i/>
-          <w:iCs/>
-          <w:sz w:val="18"/>
-          <w:szCs w:val="18"/>
-          <w:lang w:val="en-US"/>
-        </w:rPr>
-        <w:t xml:space="preserve">            t_settle = t_opt[min(idx + 1, len(t_opt) - 1)]</w:t>
+        <w:t xml:space="preserve">            idx = </w:t>
+      </w:r>
+      <w:proofErr w:type="gramStart"/>
+      <w:r>
+        <w:rPr>
+          <w:i/>
+          <w:iCs/>
+          <w:sz w:val="18"/>
+          <w:szCs w:val="18"/>
+          <w:lang w:val="en-US"/>
+        </w:rPr>
+        <w:t>np.where</w:t>
+      </w:r>
+      <w:proofErr w:type="gramEnd"/>
+      <w:r>
+        <w:rPr>
+          <w:i/>
+          <w:iCs/>
+          <w:sz w:val="18"/>
+          <w:szCs w:val="18"/>
+          <w:lang w:val="en-US"/>
+        </w:rPr>
+        <w:t>(settling_mask)[0][-1]</w:t>
+      </w:r>
+    </w:p>
+    <w:p>
+      <w:pPr>
+        <w:rPr>
+          <w:i/>
+          <w:iCs/>
+          <w:sz w:val="18"/>
+          <w:szCs w:val="18"/>
+          <w:lang w:val="en-US"/>
+        </w:rPr>
+      </w:pPr>
+      <w:r>
+        <w:rPr>
+          <w:i/>
+          <w:iCs/>
+          <w:sz w:val="18"/>
+          <w:szCs w:val="18"/>
+          <w:lang w:val="en-US"/>
+        </w:rPr>
+        <w:t xml:space="preserve">            t_settle = t_</w:t>
+      </w:r>
+      <w:proofErr w:type="gramStart"/>
+      <w:r>
+        <w:rPr>
+          <w:i/>
+          <w:iCs/>
+          <w:sz w:val="18"/>
+          <w:szCs w:val="18"/>
+          <w:lang w:val="en-US"/>
+        </w:rPr>
+        <w:t>opt[</w:t>
+      </w:r>
+      <w:proofErr w:type="gramEnd"/>
+      <w:r>
+        <w:rPr>
+          <w:i/>
+          <w:iCs/>
+          <w:sz w:val="18"/>
+          <w:szCs w:val="18"/>
+          <w:lang w:val="en-US"/>
+        </w:rPr>
+        <w:t>min(idx + 1, len(t_opt) - 1)]</w:t>
       </w:r>
     </w:p>
     <w:p>
@@ -12161,7 +13619,29 @@
           <w:szCs w:val="18"/>
           <w:lang w:val="en-US"/>
         </w:rPr>
-        <w:t xml:space="preserve">                I2 += 1e3 * (t_settle - 0.15)**2</w:t>
+        <w:t xml:space="preserve">                I2 += 1e3 * (t_settle - </w:t>
+      </w:r>
+      <w:proofErr w:type="gramStart"/>
+      <w:r>
+        <w:rPr>
+          <w:i/>
+          <w:iCs/>
+          <w:sz w:val="18"/>
+          <w:szCs w:val="18"/>
+          <w:lang w:val="en-US"/>
+        </w:rPr>
+        <w:t>0.15)*</w:t>
+      </w:r>
+      <w:proofErr w:type="gramEnd"/>
+      <w:r>
+        <w:rPr>
+          <w:i/>
+          <w:iCs/>
+          <w:sz w:val="18"/>
+          <w:szCs w:val="18"/>
+          <w:lang w:val="en-US"/>
+        </w:rPr>
+        <w:t>*2</w:t>
       </w:r>
     </w:p>
     <w:p>
@@ -12307,7 +13787,27 @@
           <w:sz w:val="18"/>
           <w:szCs w:val="18"/>
         </w:rPr>
-        <w:t>"""Интегральный критерий I3 = ∫[ΔX² + a·(</w:t>
+        <w:t xml:space="preserve">"""Интегральный критерий I3 = </w:t>
+      </w:r>
+      <w:proofErr w:type="gramStart"/>
+      <w:r>
+        <w:rPr>
+          <w:i/>
+          <w:iCs/>
+          <w:sz w:val="18"/>
+          <w:szCs w:val="18"/>
+        </w:rPr>
+        <w:t>∫[</w:t>
+      </w:r>
+      <w:proofErr w:type="gramEnd"/>
+      <w:r>
+        <w:rPr>
+          <w:i/>
+          <w:iCs/>
+          <w:sz w:val="18"/>
+          <w:szCs w:val="18"/>
+        </w:rPr>
+        <w:t>ΔX² + a·(</w:t>
       </w:r>
       <w:proofErr w:type="spellStart"/>
       <w:r>
@@ -12418,7 +13918,29 @@
           <w:szCs w:val="18"/>
           <w:lang w:val="en-US"/>
         </w:rPr>
-        <w:t xml:space="preserve">    y, _, _ = system_response(Kp, Tf)</w:t>
+        <w:t xml:space="preserve">    y, _, _ = system_</w:t>
+      </w:r>
+      <w:proofErr w:type="gramStart"/>
+      <w:r>
+        <w:rPr>
+          <w:i/>
+          <w:iCs/>
+          <w:sz w:val="18"/>
+          <w:szCs w:val="18"/>
+          <w:lang w:val="en-US"/>
+        </w:rPr>
+        <w:t>response(</w:t>
+      </w:r>
+      <w:proofErr w:type="gramEnd"/>
+      <w:r>
+        <w:rPr>
+          <w:i/>
+          <w:iCs/>
+          <w:sz w:val="18"/>
+          <w:szCs w:val="18"/>
+          <w:lang w:val="en-US"/>
+        </w:rPr>
+        <w:t>Kp, Tf)</w:t>
       </w:r>
     </w:p>
     <w:p>
@@ -12503,49 +14025,115 @@
           <w:szCs w:val="18"/>
           <w:lang w:val="en-US"/>
         </w:rPr>
-        <w:t xml:space="preserve">    I2 = np.trapezoid(error**2, t_opt)</w:t>
-      </w:r>
-    </w:p>
-    <w:p>
-      <w:pPr>
-        <w:rPr>
-          <w:i/>
-          <w:iCs/>
-          <w:sz w:val="18"/>
-          <w:szCs w:val="18"/>
-          <w:lang w:val="en-US"/>
-        </w:rPr>
-      </w:pPr>
-      <w:r>
-        <w:rPr>
-          <w:i/>
-          <w:iCs/>
-          <w:sz w:val="18"/>
-          <w:szCs w:val="18"/>
-          <w:lang w:val="en-US"/>
-        </w:rPr>
-        <w:t xml:space="preserve">    derror = np.gradient(error, t_opt)</w:t>
-      </w:r>
-    </w:p>
-    <w:p>
-      <w:pPr>
-        <w:rPr>
-          <w:i/>
-          <w:iCs/>
-          <w:sz w:val="18"/>
-          <w:szCs w:val="18"/>
-          <w:lang w:val="en-US"/>
-        </w:rPr>
-      </w:pPr>
-      <w:r>
-        <w:rPr>
-          <w:i/>
-          <w:iCs/>
-          <w:sz w:val="18"/>
-          <w:szCs w:val="18"/>
-          <w:lang w:val="en-US"/>
-        </w:rPr>
-        <w:t xml:space="preserve">    I3_part = a_coef * np.trapezoid(derror**2, t_opt)</w:t>
+        <w:t xml:space="preserve">    I2 = </w:t>
+      </w:r>
+      <w:proofErr w:type="gramStart"/>
+      <w:r>
+        <w:rPr>
+          <w:i/>
+          <w:iCs/>
+          <w:sz w:val="18"/>
+          <w:szCs w:val="18"/>
+          <w:lang w:val="en-US"/>
+        </w:rPr>
+        <w:t>np.trapezoid</w:t>
+      </w:r>
+      <w:proofErr w:type="gramEnd"/>
+      <w:r>
+        <w:rPr>
+          <w:i/>
+          <w:iCs/>
+          <w:sz w:val="18"/>
+          <w:szCs w:val="18"/>
+          <w:lang w:val="en-US"/>
+        </w:rPr>
+        <w:t>(error**2, t_opt)</w:t>
+      </w:r>
+    </w:p>
+    <w:p>
+      <w:pPr>
+        <w:rPr>
+          <w:i/>
+          <w:iCs/>
+          <w:sz w:val="18"/>
+          <w:szCs w:val="18"/>
+          <w:lang w:val="en-US"/>
+        </w:rPr>
+      </w:pPr>
+      <w:r>
+        <w:rPr>
+          <w:i/>
+          <w:iCs/>
+          <w:sz w:val="18"/>
+          <w:szCs w:val="18"/>
+          <w:lang w:val="en-US"/>
+        </w:rPr>
+        <w:t xml:space="preserve">    derror = </w:t>
+      </w:r>
+      <w:proofErr w:type="gramStart"/>
+      <w:r>
+        <w:rPr>
+          <w:i/>
+          <w:iCs/>
+          <w:sz w:val="18"/>
+          <w:szCs w:val="18"/>
+          <w:lang w:val="en-US"/>
+        </w:rPr>
+        <w:t>np.gradient</w:t>
+      </w:r>
+      <w:proofErr w:type="gramEnd"/>
+      <w:r>
+        <w:rPr>
+          <w:i/>
+          <w:iCs/>
+          <w:sz w:val="18"/>
+          <w:szCs w:val="18"/>
+          <w:lang w:val="en-US"/>
+        </w:rPr>
+        <w:t>(error, t_opt)</w:t>
+      </w:r>
+    </w:p>
+    <w:p>
+      <w:pPr>
+        <w:rPr>
+          <w:i/>
+          <w:iCs/>
+          <w:sz w:val="18"/>
+          <w:szCs w:val="18"/>
+          <w:lang w:val="en-US"/>
+        </w:rPr>
+      </w:pPr>
+      <w:r>
+        <w:rPr>
+          <w:i/>
+          <w:iCs/>
+          <w:sz w:val="18"/>
+          <w:szCs w:val="18"/>
+          <w:lang w:val="en-US"/>
+        </w:rPr>
+        <w:t xml:space="preserve">    I3_part = a_coef * </w:t>
+      </w:r>
+      <w:proofErr w:type="gramStart"/>
+      <w:r>
+        <w:rPr>
+          <w:i/>
+          <w:iCs/>
+          <w:sz w:val="18"/>
+          <w:szCs w:val="18"/>
+          <w:lang w:val="en-US"/>
+        </w:rPr>
+        <w:t>np.trapezoid</w:t>
+      </w:r>
+      <w:proofErr w:type="gramEnd"/>
+      <w:r>
+        <w:rPr>
+          <w:i/>
+          <w:iCs/>
+          <w:sz w:val="18"/>
+          <w:szCs w:val="18"/>
+          <w:lang w:val="en-US"/>
+        </w:rPr>
+        <w:t>(derror**2, t_opt)</w:t>
       </w:r>
     </w:p>
     <w:p>
@@ -12614,7 +14202,27 @@
           <w:sz w:val="18"/>
           <w:szCs w:val="18"/>
         </w:rPr>
-        <w:t xml:space="preserve">    # Штраф за перерегулирование &gt; 10%</w:t>
+        <w:t xml:space="preserve">    # Штраф за </w:t>
+      </w:r>
+      <w:proofErr w:type="gramStart"/>
+      <w:r>
+        <w:rPr>
+          <w:i/>
+          <w:iCs/>
+          <w:sz w:val="18"/>
+          <w:szCs w:val="18"/>
+        </w:rPr>
+        <w:t>перерегулирование &gt;</w:t>
+      </w:r>
+      <w:proofErr w:type="gramEnd"/>
+      <w:r>
+        <w:rPr>
+          <w:i/>
+          <w:iCs/>
+          <w:sz w:val="18"/>
+          <w:szCs w:val="18"/>
+        </w:rPr>
+        <w:t xml:space="preserve"> 10%</w:t>
       </w:r>
     </w:p>
     <w:p>
@@ -12644,7 +14252,29 @@
           <w:szCs w:val="18"/>
           <w:lang w:val="en-US"/>
         </w:rPr>
-        <w:t>overshoot = max(0, (np.max(y) - 1.0) * 100.0)</w:t>
+        <w:t xml:space="preserve">overshoot = </w:t>
+      </w:r>
+      <w:proofErr w:type="gramStart"/>
+      <w:r>
+        <w:rPr>
+          <w:i/>
+          <w:iCs/>
+          <w:sz w:val="18"/>
+          <w:szCs w:val="18"/>
+          <w:lang w:val="en-US"/>
+        </w:rPr>
+        <w:t>max(</w:t>
+      </w:r>
+      <w:proofErr w:type="gramEnd"/>
+      <w:r>
+        <w:rPr>
+          <w:i/>
+          <w:iCs/>
+          <w:sz w:val="18"/>
+          <w:szCs w:val="18"/>
+          <w:lang w:val="en-US"/>
+        </w:rPr>
+        <w:t>0, (np.max(y) - 1.0) * 100.0)</w:t>
       </w:r>
     </w:p>
     <w:p>
@@ -12686,7 +14316,29 @@
           <w:szCs w:val="18"/>
           <w:lang w:val="en-US"/>
         </w:rPr>
-        <w:t xml:space="preserve">        total += 1e4 * (overshoot - 10.0)**2</w:t>
+        <w:t xml:space="preserve">        total += 1e4 * (overshoot - </w:t>
+      </w:r>
+      <w:proofErr w:type="gramStart"/>
+      <w:r>
+        <w:rPr>
+          <w:i/>
+          <w:iCs/>
+          <w:sz w:val="18"/>
+          <w:szCs w:val="18"/>
+          <w:lang w:val="en-US"/>
+        </w:rPr>
+        <w:t>10.0)*</w:t>
+      </w:r>
+      <w:proofErr w:type="gramEnd"/>
+      <w:r>
+        <w:rPr>
+          <w:i/>
+          <w:iCs/>
+          <w:sz w:val="18"/>
+          <w:szCs w:val="18"/>
+          <w:lang w:val="en-US"/>
+        </w:rPr>
+        <w:t>*2</w:t>
       </w:r>
     </w:p>
     <w:p>
@@ -12800,6 +14452,7 @@
         </w:rPr>
       </w:pPr>
       <w:proofErr w:type="spellStart"/>
+      <w:proofErr w:type="gramStart"/>
       <w:r>
         <w:rPr>
           <w:i/>
@@ -12817,7 +14470,17 @@
           <w:sz w:val="18"/>
           <w:szCs w:val="18"/>
         </w:rPr>
-        <w:t>("\</w:t>
+        <w:t>(</w:t>
+      </w:r>
+      <w:proofErr w:type="gramEnd"/>
+      <w:r>
+        <w:rPr>
+          <w:i/>
+          <w:iCs/>
+          <w:sz w:val="18"/>
+          <w:szCs w:val="18"/>
+        </w:rPr>
+        <w:t>"\</w:t>
       </w:r>
       <w:proofErr w:type="spellStart"/>
       <w:r>
@@ -12850,6 +14513,7 @@
         </w:rPr>
       </w:pPr>
       <w:proofErr w:type="spellStart"/>
+      <w:proofErr w:type="gramStart"/>
       <w:r>
         <w:rPr>
           <w:i/>
@@ -12867,7 +14531,17 @@
           <w:sz w:val="18"/>
           <w:szCs w:val="18"/>
         </w:rPr>
-        <w:t xml:space="preserve">("Начальные параметры: </w:t>
+        <w:t>(</w:t>
+      </w:r>
+      <w:proofErr w:type="gramEnd"/>
+      <w:r>
+        <w:rPr>
+          <w:i/>
+          <w:iCs/>
+          <w:sz w:val="18"/>
+          <w:szCs w:val="18"/>
+        </w:rPr>
+        <w:t xml:space="preserve">"Начальные параметры: </w:t>
       </w:r>
       <w:proofErr w:type="spellStart"/>
       <w:r>
@@ -13115,8 +14789,20 @@
           <w:szCs w:val="18"/>
           <w:lang w:val="en-US"/>
         </w:rPr>
-        <w:t>res1 = minimize(</w:t>
-      </w:r>
+        <w:t xml:space="preserve">res1 = </w:t>
+      </w:r>
+      <w:proofErr w:type="gramStart"/>
+      <w:r>
+        <w:rPr>
+          <w:i/>
+          <w:iCs/>
+          <w:sz w:val="18"/>
+          <w:szCs w:val="18"/>
+          <w:lang w:val="en-US"/>
+        </w:rPr>
+        <w:t>minimize(</w:t>
+      </w:r>
+      <w:proofErr w:type="gramEnd"/>
     </w:p>
     <w:p>
       <w:pPr>
@@ -13199,8 +14885,20 @@
           <w:szCs w:val="18"/>
           <w:lang w:val="en-US"/>
         </w:rPr>
-        <w:t xml:space="preserve">    options={</w:t>
-      </w:r>
+        <w:t xml:space="preserve">    options</w:t>
+      </w:r>
+      <w:proofErr w:type="gramStart"/>
+      <w:r>
+        <w:rPr>
+          <w:i/>
+          <w:iCs/>
+          <w:sz w:val="18"/>
+          <w:szCs w:val="18"/>
+          <w:lang w:val="en-US"/>
+        </w:rPr>
+        <w:t>={</w:t>
+      </w:r>
+      <w:proofErr w:type="gramEnd"/>
     </w:p>
     <w:p>
       <w:pPr>
@@ -13378,28 +15076,72 @@
           <w:szCs w:val="18"/>
           <w:lang w:val="en-US"/>
         </w:rPr>
-        <w:t>y_opt1, W_zam_opt1, _ = system_response(Kp_opt1, Tf_opt1)</w:t>
-      </w:r>
-    </w:p>
-    <w:p>
-      <w:pPr>
-        <w:rPr>
-          <w:i/>
-          <w:iCs/>
-          <w:sz w:val="18"/>
-          <w:szCs w:val="18"/>
-          <w:lang w:val="en-US"/>
-        </w:rPr>
-      </w:pPr>
-      <w:r>
-        <w:rPr>
-          <w:i/>
-          <w:iCs/>
-          <w:sz w:val="18"/>
-          <w:szCs w:val="18"/>
-          <w:lang w:val="en-US"/>
-        </w:rPr>
-        <w:t>info_opt1 = ct.step_info(W_zam_opt1) if y_opt1 is not None else None</w:t>
+        <w:t>y_opt1, W_zam_opt1, _ = system_</w:t>
+      </w:r>
+      <w:proofErr w:type="gramStart"/>
+      <w:r>
+        <w:rPr>
+          <w:i/>
+          <w:iCs/>
+          <w:sz w:val="18"/>
+          <w:szCs w:val="18"/>
+          <w:lang w:val="en-US"/>
+        </w:rPr>
+        <w:t>response(</w:t>
+      </w:r>
+      <w:proofErr w:type="gramEnd"/>
+      <w:r>
+        <w:rPr>
+          <w:i/>
+          <w:iCs/>
+          <w:sz w:val="18"/>
+          <w:szCs w:val="18"/>
+          <w:lang w:val="en-US"/>
+        </w:rPr>
+        <w:t>Kp_opt1, Tf_opt1)</w:t>
+      </w:r>
+    </w:p>
+    <w:p>
+      <w:pPr>
+        <w:rPr>
+          <w:i/>
+          <w:iCs/>
+          <w:sz w:val="18"/>
+          <w:szCs w:val="18"/>
+          <w:lang w:val="en-US"/>
+        </w:rPr>
+      </w:pPr>
+      <w:r>
+        <w:rPr>
+          <w:i/>
+          <w:iCs/>
+          <w:sz w:val="18"/>
+          <w:szCs w:val="18"/>
+          <w:lang w:val="en-US"/>
+        </w:rPr>
+        <w:t xml:space="preserve">info_opt1 = </w:t>
+      </w:r>
+      <w:proofErr w:type="gramStart"/>
+      <w:r>
+        <w:rPr>
+          <w:i/>
+          <w:iCs/>
+          <w:sz w:val="18"/>
+          <w:szCs w:val="18"/>
+          <w:lang w:val="en-US"/>
+        </w:rPr>
+        <w:t>ct.step</w:t>
+      </w:r>
+      <w:proofErr w:type="gramEnd"/>
+      <w:r>
+        <w:rPr>
+          <w:i/>
+          <w:iCs/>
+          <w:sz w:val="18"/>
+          <w:szCs w:val="18"/>
+          <w:lang w:val="en-US"/>
+        </w:rPr>
+        <w:t>_info(W_zam_opt1) if y_opt1 is not None else None</w:t>
       </w:r>
     </w:p>
     <w:p>
@@ -13452,7 +15194,29 @@
           <w:szCs w:val="18"/>
           <w:lang w:val="en-US"/>
         </w:rPr>
-        <w:t xml:space="preserve">    print(f"  </w:t>
+        <w:t xml:space="preserve">    </w:t>
+      </w:r>
+      <w:proofErr w:type="gramStart"/>
+      <w:r>
+        <w:rPr>
+          <w:i/>
+          <w:iCs/>
+          <w:sz w:val="18"/>
+          <w:szCs w:val="18"/>
+          <w:lang w:val="en-US"/>
+        </w:rPr>
+        <w:t>print(</w:t>
+      </w:r>
+      <w:proofErr w:type="gramEnd"/>
+      <w:r>
+        <w:rPr>
+          <w:i/>
+          <w:iCs/>
+          <w:sz w:val="18"/>
+          <w:szCs w:val="18"/>
+          <w:lang w:val="en-US"/>
+        </w:rPr>
+        <w:t xml:space="preserve">f"  </w:t>
       </w:r>
       <w:r>
         <w:rPr>
@@ -13511,7 +15275,29 @@
           <w:szCs w:val="18"/>
           <w:lang w:val="en-US"/>
         </w:rPr>
-        <w:t xml:space="preserve">    print(f"  </w:t>
+        <w:t xml:space="preserve">    </w:t>
+      </w:r>
+      <w:proofErr w:type="gramStart"/>
+      <w:r>
+        <w:rPr>
+          <w:i/>
+          <w:iCs/>
+          <w:sz w:val="18"/>
+          <w:szCs w:val="18"/>
+          <w:lang w:val="en-US"/>
+        </w:rPr>
+        <w:t>print(</w:t>
+      </w:r>
+      <w:proofErr w:type="gramEnd"/>
+      <w:r>
+        <w:rPr>
+          <w:i/>
+          <w:iCs/>
+          <w:sz w:val="18"/>
+          <w:szCs w:val="18"/>
+          <w:lang w:val="en-US"/>
+        </w:rPr>
+        <w:t xml:space="preserve">f"  </w:t>
       </w:r>
       <w:r>
         <w:rPr>
@@ -13570,7 +15356,29 @@
           <w:szCs w:val="18"/>
           <w:lang w:val="en-US"/>
         </w:rPr>
-        <w:t xml:space="preserve">    print(f"  </w:t>
+        <w:t xml:space="preserve">    </w:t>
+      </w:r>
+      <w:proofErr w:type="gramStart"/>
+      <w:r>
+        <w:rPr>
+          <w:i/>
+          <w:iCs/>
+          <w:sz w:val="18"/>
+          <w:szCs w:val="18"/>
+          <w:lang w:val="en-US"/>
+        </w:rPr>
+        <w:t>print(</w:t>
+      </w:r>
+      <w:proofErr w:type="gramEnd"/>
+      <w:r>
+        <w:rPr>
+          <w:i/>
+          <w:iCs/>
+          <w:sz w:val="18"/>
+          <w:szCs w:val="18"/>
+          <w:lang w:val="en-US"/>
+        </w:rPr>
+        <w:t xml:space="preserve">f"  </w:t>
       </w:r>
       <w:r>
         <w:rPr>
@@ -13688,7 +15496,29 @@
           <w:szCs w:val="18"/>
           <w:lang w:val="en-US"/>
         </w:rPr>
-        <w:t xml:space="preserve">    print("  </w:t>
+        <w:t xml:space="preserve">    </w:t>
+      </w:r>
+      <w:proofErr w:type="gramStart"/>
+      <w:r>
+        <w:rPr>
+          <w:i/>
+          <w:iCs/>
+          <w:sz w:val="18"/>
+          <w:szCs w:val="18"/>
+          <w:lang w:val="en-US"/>
+        </w:rPr>
+        <w:t>print(</w:t>
+      </w:r>
+      <w:proofErr w:type="gramEnd"/>
+      <w:r>
+        <w:rPr>
+          <w:i/>
+          <w:iCs/>
+          <w:sz w:val="18"/>
+          <w:szCs w:val="18"/>
+          <w:lang w:val="en-US"/>
+        </w:rPr>
+        <w:t xml:space="preserve">"  </w:t>
       </w:r>
       <w:r>
         <w:rPr>
@@ -13768,28 +15598,72 @@
           <w:szCs w:val="18"/>
           <w:lang w:val="en-US"/>
         </w:rPr>
-        <w:t xml:space="preserve">    y_opt1, W_zam_opt1, _ = system_response(Kp_opt1, Tf_opt1)</w:t>
-      </w:r>
-    </w:p>
-    <w:p>
-      <w:pPr>
-        <w:rPr>
-          <w:i/>
-          <w:iCs/>
-          <w:sz w:val="18"/>
-          <w:szCs w:val="18"/>
-          <w:lang w:val="en-US"/>
-        </w:rPr>
-      </w:pPr>
-      <w:r>
-        <w:rPr>
-          <w:i/>
-          <w:iCs/>
-          <w:sz w:val="18"/>
-          <w:szCs w:val="18"/>
-          <w:lang w:val="en-US"/>
-        </w:rPr>
-        <w:t xml:space="preserve">    info_opt1 = ct.step_info(W_zam_opt1)</w:t>
+        <w:t xml:space="preserve">    y_opt1, W_zam_opt1, _ = system_</w:t>
+      </w:r>
+      <w:proofErr w:type="gramStart"/>
+      <w:r>
+        <w:rPr>
+          <w:i/>
+          <w:iCs/>
+          <w:sz w:val="18"/>
+          <w:szCs w:val="18"/>
+          <w:lang w:val="en-US"/>
+        </w:rPr>
+        <w:t>response(</w:t>
+      </w:r>
+      <w:proofErr w:type="gramEnd"/>
+      <w:r>
+        <w:rPr>
+          <w:i/>
+          <w:iCs/>
+          <w:sz w:val="18"/>
+          <w:szCs w:val="18"/>
+          <w:lang w:val="en-US"/>
+        </w:rPr>
+        <w:t>Kp_opt1, Tf_opt1)</w:t>
+      </w:r>
+    </w:p>
+    <w:p>
+      <w:pPr>
+        <w:rPr>
+          <w:i/>
+          <w:iCs/>
+          <w:sz w:val="18"/>
+          <w:szCs w:val="18"/>
+          <w:lang w:val="en-US"/>
+        </w:rPr>
+      </w:pPr>
+      <w:r>
+        <w:rPr>
+          <w:i/>
+          <w:iCs/>
+          <w:sz w:val="18"/>
+          <w:szCs w:val="18"/>
+          <w:lang w:val="en-US"/>
+        </w:rPr>
+        <w:t xml:space="preserve">    info_opt1 = </w:t>
+      </w:r>
+      <w:proofErr w:type="gramStart"/>
+      <w:r>
+        <w:rPr>
+          <w:i/>
+          <w:iCs/>
+          <w:sz w:val="18"/>
+          <w:szCs w:val="18"/>
+          <w:lang w:val="en-US"/>
+        </w:rPr>
+        <w:t>ct.step</w:t>
+      </w:r>
+      <w:proofErr w:type="gramEnd"/>
+      <w:r>
+        <w:rPr>
+          <w:i/>
+          <w:iCs/>
+          <w:sz w:val="18"/>
+          <w:szCs w:val="18"/>
+          <w:lang w:val="en-US"/>
+        </w:rPr>
+        <w:t>_info(W_zam_opt1)</w:t>
       </w:r>
     </w:p>
     <w:p>
@@ -13832,6 +15706,7 @@
         </w:rPr>
       </w:pPr>
       <w:proofErr w:type="spellStart"/>
+      <w:proofErr w:type="gramStart"/>
       <w:r>
         <w:rPr>
           <w:i/>
@@ -13849,7 +15724,17 @@
           <w:sz w:val="18"/>
           <w:szCs w:val="18"/>
         </w:rPr>
-        <w:t>("\</w:t>
+        <w:t>(</w:t>
+      </w:r>
+      <w:proofErr w:type="gramEnd"/>
+      <w:r>
+        <w:rPr>
+          <w:i/>
+          <w:iCs/>
+          <w:sz w:val="18"/>
+          <w:szCs w:val="18"/>
+        </w:rPr>
+        <w:t>"\</w:t>
       </w:r>
       <w:proofErr w:type="spellStart"/>
       <w:r>
@@ -14202,8 +16087,20 @@
           <w:szCs w:val="18"/>
           <w:lang w:val="en-US"/>
         </w:rPr>
-        <w:t xml:space="preserve">    res = minimize(</w:t>
-      </w:r>
+        <w:t xml:space="preserve">    res = </w:t>
+      </w:r>
+      <w:proofErr w:type="gramStart"/>
+      <w:r>
+        <w:rPr>
+          <w:i/>
+          <w:iCs/>
+          <w:sz w:val="18"/>
+          <w:szCs w:val="18"/>
+          <w:lang w:val="en-US"/>
+        </w:rPr>
+        <w:t>minimize(</w:t>
+      </w:r>
+      <w:proofErr w:type="gramEnd"/>
     </w:p>
     <w:p>
       <w:pPr>
@@ -14286,7 +16183,29 @@
           <w:szCs w:val="18"/>
           <w:lang w:val="en-US"/>
         </w:rPr>
-        <w:t xml:space="preserve">        options={'maxiter': 200, 'xatol': 1e-7, 'fatol': 1e-7}</w:t>
+        <w:t xml:space="preserve">        options</w:t>
+      </w:r>
+      <w:proofErr w:type="gramStart"/>
+      <w:r>
+        <w:rPr>
+          <w:i/>
+          <w:iCs/>
+          <w:sz w:val="18"/>
+          <w:szCs w:val="18"/>
+          <w:lang w:val="en-US"/>
+        </w:rPr>
+        <w:t>={</w:t>
+      </w:r>
+      <w:proofErr w:type="gramEnd"/>
+      <w:r>
+        <w:rPr>
+          <w:i/>
+          <w:iCs/>
+          <w:sz w:val="18"/>
+          <w:szCs w:val="18"/>
+          <w:lang w:val="en-US"/>
+        </w:rPr>
+        <w:t>'maxiter': 200, 'xatol': 1e-7, 'fatol': 1e-7}</w:t>
       </w:r>
     </w:p>
     <w:p>
@@ -14349,7 +16268,29 @@
           <w:szCs w:val="18"/>
           <w:lang w:val="en-US"/>
         </w:rPr>
-        <w:t xml:space="preserve">    y_try, W_zam_try, _ = system_response(Kp_try, Tf_try)</w:t>
+        <w:t xml:space="preserve">    y_try, W_zam_try, _ = system_</w:t>
+      </w:r>
+      <w:proofErr w:type="gramStart"/>
+      <w:r>
+        <w:rPr>
+          <w:i/>
+          <w:iCs/>
+          <w:sz w:val="18"/>
+          <w:szCs w:val="18"/>
+          <w:lang w:val="en-US"/>
+        </w:rPr>
+        <w:t>response(</w:t>
+      </w:r>
+      <w:proofErr w:type="gramEnd"/>
+      <w:r>
+        <w:rPr>
+          <w:i/>
+          <w:iCs/>
+          <w:sz w:val="18"/>
+          <w:szCs w:val="18"/>
+          <w:lang w:val="en-US"/>
+        </w:rPr>
+        <w:t>Kp_try, Tf_try)</w:t>
       </w:r>
     </w:p>
     <w:p>
@@ -14412,7 +16353,29 @@
           <w:szCs w:val="18"/>
           <w:lang w:val="en-US"/>
         </w:rPr>
-        <w:t xml:space="preserve">    info_try = ct.step_info(W_zam_try)</w:t>
+        <w:t xml:space="preserve">    info_try = </w:t>
+      </w:r>
+      <w:proofErr w:type="gramStart"/>
+      <w:r>
+        <w:rPr>
+          <w:i/>
+          <w:iCs/>
+          <w:sz w:val="18"/>
+          <w:szCs w:val="18"/>
+          <w:lang w:val="en-US"/>
+        </w:rPr>
+        <w:t>ct.step</w:t>
+      </w:r>
+      <w:proofErr w:type="gramEnd"/>
+      <w:r>
+        <w:rPr>
+          <w:i/>
+          <w:iCs/>
+          <w:sz w:val="18"/>
+          <w:szCs w:val="18"/>
+          <w:lang w:val="en-US"/>
+        </w:rPr>
+        <w:t>_info(W_zam_try)</w:t>
       </w:r>
     </w:p>
     <w:p>
@@ -14723,6 +16686,7 @@
         </w:rPr>
       </w:pPr>
       <w:proofErr w:type="spellStart"/>
+      <w:proofErr w:type="gramStart"/>
       <w:r>
         <w:rPr>
           <w:i/>
@@ -14740,7 +16704,17 @@
           <w:sz w:val="18"/>
           <w:szCs w:val="18"/>
         </w:rPr>
-        <w:t>(f"\</w:t>
+        <w:t>(</w:t>
+      </w:r>
+      <w:proofErr w:type="gramEnd"/>
+      <w:r>
+        <w:rPr>
+          <w:i/>
+          <w:iCs/>
+          <w:sz w:val="18"/>
+          <w:szCs w:val="18"/>
+        </w:rPr>
+        <w:t>f"\</w:t>
       </w:r>
       <w:proofErr w:type="spellStart"/>
       <w:r>
@@ -14773,15 +16747,27 @@
           <w:lang w:val="en-US"/>
         </w:rPr>
       </w:pPr>
-      <w:r>
-        <w:rPr>
-          <w:i/>
-          <w:iCs/>
-          <w:sz w:val="18"/>
-          <w:szCs w:val="18"/>
-          <w:lang w:val="en-US"/>
-        </w:rPr>
-        <w:t xml:space="preserve">print(f"  </w:t>
+      <w:proofErr w:type="gramStart"/>
+      <w:r>
+        <w:rPr>
+          <w:i/>
+          <w:iCs/>
+          <w:sz w:val="18"/>
+          <w:szCs w:val="18"/>
+          <w:lang w:val="en-US"/>
+        </w:rPr>
+        <w:t>print(</w:t>
+      </w:r>
+      <w:proofErr w:type="gramEnd"/>
+      <w:r>
+        <w:rPr>
+          <w:i/>
+          <w:iCs/>
+          <w:sz w:val="18"/>
+          <w:szCs w:val="18"/>
+          <w:lang w:val="en-US"/>
+        </w:rPr>
+        <w:t xml:space="preserve">f"  </w:t>
       </w:r>
       <w:r>
         <w:rPr>
@@ -14813,36 +16799,60 @@
           <w:lang w:val="en-US"/>
         </w:rPr>
       </w:pPr>
-      <w:r>
-        <w:rPr>
-          <w:i/>
-          <w:iCs/>
-          <w:sz w:val="18"/>
-          <w:szCs w:val="18"/>
-          <w:lang w:val="en-US"/>
-        </w:rPr>
-        <w:t>print(f"  Kp = {best_result['Kp']:.4f}")</w:t>
-      </w:r>
-    </w:p>
-    <w:p>
-      <w:pPr>
-        <w:rPr>
-          <w:i/>
-          <w:iCs/>
-          <w:sz w:val="18"/>
-          <w:szCs w:val="18"/>
-          <w:lang w:val="en-US"/>
-        </w:rPr>
-      </w:pPr>
-      <w:r>
-        <w:rPr>
-          <w:i/>
-          <w:iCs/>
-          <w:sz w:val="18"/>
-          <w:szCs w:val="18"/>
-          <w:lang w:val="en-US"/>
-        </w:rPr>
-        <w:t>print(f"  T</w:t>
+      <w:proofErr w:type="gramStart"/>
+      <w:r>
+        <w:rPr>
+          <w:i/>
+          <w:iCs/>
+          <w:sz w:val="18"/>
+          <w:szCs w:val="18"/>
+          <w:lang w:val="en-US"/>
+        </w:rPr>
+        <w:t>print(</w:t>
+      </w:r>
+      <w:proofErr w:type="gramEnd"/>
+      <w:r>
+        <w:rPr>
+          <w:i/>
+          <w:iCs/>
+          <w:sz w:val="18"/>
+          <w:szCs w:val="18"/>
+          <w:lang w:val="en-US"/>
+        </w:rPr>
+        <w:t>f"  Kp = {best_result['Kp']:.4f}")</w:t>
+      </w:r>
+    </w:p>
+    <w:p>
+      <w:pPr>
+        <w:rPr>
+          <w:i/>
+          <w:iCs/>
+          <w:sz w:val="18"/>
+          <w:szCs w:val="18"/>
+          <w:lang w:val="en-US"/>
+        </w:rPr>
+      </w:pPr>
+      <w:proofErr w:type="gramStart"/>
+      <w:r>
+        <w:rPr>
+          <w:i/>
+          <w:iCs/>
+          <w:sz w:val="18"/>
+          <w:szCs w:val="18"/>
+          <w:lang w:val="en-US"/>
+        </w:rPr>
+        <w:t>print(</w:t>
+      </w:r>
+      <w:proofErr w:type="gramEnd"/>
+      <w:r>
+        <w:rPr>
+          <w:i/>
+          <w:iCs/>
+          <w:sz w:val="18"/>
+          <w:szCs w:val="18"/>
+          <w:lang w:val="en-US"/>
+        </w:rPr>
+        <w:t>f"  T</w:t>
       </w:r>
       <w:r>
         <w:rPr>
@@ -14874,15 +16884,27 @@
           <w:lang w:val="en-US"/>
         </w:rPr>
       </w:pPr>
-      <w:r>
-        <w:rPr>
-          <w:i/>
-          <w:iCs/>
-          <w:sz w:val="18"/>
-          <w:szCs w:val="18"/>
-          <w:lang w:val="en-US"/>
-        </w:rPr>
-        <w:t xml:space="preserve">print(f"  </w:t>
+      <w:proofErr w:type="gramStart"/>
+      <w:r>
+        <w:rPr>
+          <w:i/>
+          <w:iCs/>
+          <w:sz w:val="18"/>
+          <w:szCs w:val="18"/>
+          <w:lang w:val="en-US"/>
+        </w:rPr>
+        <w:t>print(</w:t>
+      </w:r>
+      <w:proofErr w:type="gramEnd"/>
+      <w:r>
+        <w:rPr>
+          <w:i/>
+          <w:iCs/>
+          <w:sz w:val="18"/>
+          <w:szCs w:val="18"/>
+          <w:lang w:val="en-US"/>
+        </w:rPr>
+        <w:t xml:space="preserve">f"  </w:t>
       </w:r>
       <w:r>
         <w:rPr>
@@ -14933,15 +16955,27 @@
           <w:lang w:val="en-US"/>
         </w:rPr>
       </w:pPr>
-      <w:r>
-        <w:rPr>
-          <w:i/>
-          <w:iCs/>
-          <w:sz w:val="18"/>
-          <w:szCs w:val="18"/>
-          <w:lang w:val="en-US"/>
-        </w:rPr>
-        <w:t xml:space="preserve">print(f"  </w:t>
+      <w:proofErr w:type="gramStart"/>
+      <w:r>
+        <w:rPr>
+          <w:i/>
+          <w:iCs/>
+          <w:sz w:val="18"/>
+          <w:szCs w:val="18"/>
+          <w:lang w:val="en-US"/>
+        </w:rPr>
+        <w:t>print(</w:t>
+      </w:r>
+      <w:proofErr w:type="gramEnd"/>
+      <w:r>
+        <w:rPr>
+          <w:i/>
+          <w:iCs/>
+          <w:sz w:val="18"/>
+          <w:szCs w:val="18"/>
+          <w:lang w:val="en-US"/>
+        </w:rPr>
+        <w:t xml:space="preserve">f"  </w:t>
       </w:r>
       <w:r>
         <w:rPr>
@@ -15304,49 +17338,115 @@
           <w:szCs w:val="18"/>
           <w:lang w:val="en-US"/>
         </w:rPr>
-        <w:t>Wk_final = ct.tf(num_wk_final, den_wk_final)</w:t>
-      </w:r>
-    </w:p>
-    <w:p>
-      <w:pPr>
-        <w:rPr>
-          <w:i/>
-          <w:iCs/>
-          <w:sz w:val="18"/>
-          <w:szCs w:val="18"/>
-          <w:lang w:val="en-US"/>
-        </w:rPr>
-      </w:pPr>
-      <w:r>
-        <w:rPr>
-          <w:i/>
-          <w:iCs/>
-          <w:sz w:val="18"/>
-          <w:szCs w:val="18"/>
-          <w:lang w:val="en-US"/>
-        </w:rPr>
-        <w:t>W_raz_final = ct.series(Wk_final, W_raz_orig)</w:t>
-      </w:r>
-    </w:p>
-    <w:p>
-      <w:pPr>
-        <w:rPr>
-          <w:i/>
-          <w:iCs/>
-          <w:sz w:val="18"/>
-          <w:szCs w:val="18"/>
-          <w:lang w:val="en-US"/>
-        </w:rPr>
-      </w:pPr>
-      <w:r>
-        <w:rPr>
-          <w:i/>
-          <w:iCs/>
-          <w:sz w:val="18"/>
-          <w:szCs w:val="18"/>
-          <w:lang w:val="en-US"/>
-        </w:rPr>
-        <w:t>W_zam_final = ct.feedback(W_raz_final, 1)</w:t>
+        <w:t xml:space="preserve">Wk_final = </w:t>
+      </w:r>
+      <w:proofErr w:type="gramStart"/>
+      <w:r>
+        <w:rPr>
+          <w:i/>
+          <w:iCs/>
+          <w:sz w:val="18"/>
+          <w:szCs w:val="18"/>
+          <w:lang w:val="en-US"/>
+        </w:rPr>
+        <w:t>ct.tf(</w:t>
+      </w:r>
+      <w:proofErr w:type="gramEnd"/>
+      <w:r>
+        <w:rPr>
+          <w:i/>
+          <w:iCs/>
+          <w:sz w:val="18"/>
+          <w:szCs w:val="18"/>
+          <w:lang w:val="en-US"/>
+        </w:rPr>
+        <w:t>num_wk_final, den_wk_final)</w:t>
+      </w:r>
+    </w:p>
+    <w:p>
+      <w:pPr>
+        <w:rPr>
+          <w:i/>
+          <w:iCs/>
+          <w:sz w:val="18"/>
+          <w:szCs w:val="18"/>
+          <w:lang w:val="en-US"/>
+        </w:rPr>
+      </w:pPr>
+      <w:r>
+        <w:rPr>
+          <w:i/>
+          <w:iCs/>
+          <w:sz w:val="18"/>
+          <w:szCs w:val="18"/>
+          <w:lang w:val="en-US"/>
+        </w:rPr>
+        <w:t xml:space="preserve">W_raz_final = </w:t>
+      </w:r>
+      <w:proofErr w:type="gramStart"/>
+      <w:r>
+        <w:rPr>
+          <w:i/>
+          <w:iCs/>
+          <w:sz w:val="18"/>
+          <w:szCs w:val="18"/>
+          <w:lang w:val="en-US"/>
+        </w:rPr>
+        <w:t>ct.series</w:t>
+      </w:r>
+      <w:proofErr w:type="gramEnd"/>
+      <w:r>
+        <w:rPr>
+          <w:i/>
+          <w:iCs/>
+          <w:sz w:val="18"/>
+          <w:szCs w:val="18"/>
+          <w:lang w:val="en-US"/>
+        </w:rPr>
+        <w:t>(Wk_final, W_raz_orig)</w:t>
+      </w:r>
+    </w:p>
+    <w:p>
+      <w:pPr>
+        <w:rPr>
+          <w:i/>
+          <w:iCs/>
+          <w:sz w:val="18"/>
+          <w:szCs w:val="18"/>
+          <w:lang w:val="en-US"/>
+        </w:rPr>
+      </w:pPr>
+      <w:r>
+        <w:rPr>
+          <w:i/>
+          <w:iCs/>
+          <w:sz w:val="18"/>
+          <w:szCs w:val="18"/>
+          <w:lang w:val="en-US"/>
+        </w:rPr>
+        <w:t xml:space="preserve">W_zam_final = </w:t>
+      </w:r>
+      <w:proofErr w:type="gramStart"/>
+      <w:r>
+        <w:rPr>
+          <w:i/>
+          <w:iCs/>
+          <w:sz w:val="18"/>
+          <w:szCs w:val="18"/>
+          <w:lang w:val="en-US"/>
+        </w:rPr>
+        <w:t>ct.feedback</w:t>
+      </w:r>
+      <w:proofErr w:type="gramEnd"/>
+      <w:r>
+        <w:rPr>
+          <w:i/>
+          <w:iCs/>
+          <w:sz w:val="18"/>
+          <w:szCs w:val="18"/>
+          <w:lang w:val="en-US"/>
+        </w:rPr>
+        <w:t>(W_raz_final, 1)</w:t>
       </w:r>
     </w:p>
     <w:p>
@@ -15370,6 +17470,7 @@
         </w:rPr>
       </w:pPr>
       <w:proofErr w:type="spellStart"/>
+      <w:proofErr w:type="gramStart"/>
       <w:r>
         <w:rPr>
           <w:i/>
@@ -15387,7 +17488,17 @@
           <w:sz w:val="18"/>
           <w:szCs w:val="18"/>
         </w:rPr>
-        <w:t>("\</w:t>
+        <w:t>(</w:t>
+      </w:r>
+      <w:proofErr w:type="gramEnd"/>
+      <w:r>
+        <w:rPr>
+          <w:i/>
+          <w:iCs/>
+          <w:sz w:val="18"/>
+          <w:szCs w:val="18"/>
+        </w:rPr>
+        <w:t>"\</w:t>
       </w:r>
       <w:proofErr w:type="spellStart"/>
       <w:r>
@@ -15420,6 +17531,7 @@
         </w:rPr>
       </w:pPr>
       <w:proofErr w:type="spellStart"/>
+      <w:proofErr w:type="gramStart"/>
       <w:r>
         <w:rPr>
           <w:i/>
@@ -15440,6 +17552,7 @@
         <w:t>(</w:t>
       </w:r>
       <w:proofErr w:type="spellStart"/>
+      <w:proofErr w:type="gramEnd"/>
       <w:r>
         <w:rPr>
           <w:i/>
@@ -15519,6 +17632,7 @@
         <w:t xml:space="preserve"> = </w:t>
       </w:r>
       <w:proofErr w:type="spellStart"/>
+      <w:proofErr w:type="gramStart"/>
       <w:r>
         <w:rPr>
           <w:i/>
@@ -15529,6 +17643,7 @@
         <w:t>np.linspace</w:t>
       </w:r>
       <w:proofErr w:type="spellEnd"/>
+      <w:proofErr w:type="gramEnd"/>
       <w:r>
         <w:rPr>
           <w:i/>
@@ -15557,49 +17672,115 @@
           <w:szCs w:val="18"/>
           <w:lang w:val="en-US"/>
         </w:rPr>
-        <w:t>_, y_orig_plot = ct.step_response(W_zam_orig, t_plot)</w:t>
-      </w:r>
-    </w:p>
-    <w:p>
-      <w:pPr>
-        <w:rPr>
-          <w:i/>
-          <w:iCs/>
-          <w:sz w:val="18"/>
-          <w:szCs w:val="18"/>
-          <w:lang w:val="en-US"/>
-        </w:rPr>
-      </w:pPr>
-      <w:r>
-        <w:rPr>
-          <w:i/>
-          <w:iCs/>
-          <w:sz w:val="18"/>
-          <w:szCs w:val="18"/>
-          <w:lang w:val="en-US"/>
-        </w:rPr>
-        <w:t>_, y_synth_plot = ct.step_response(W_zam_synth, t_plot)</w:t>
-      </w:r>
-    </w:p>
-    <w:p>
-      <w:pPr>
-        <w:rPr>
-          <w:i/>
-          <w:iCs/>
-          <w:sz w:val="18"/>
-          <w:szCs w:val="18"/>
-          <w:lang w:val="en-US"/>
-        </w:rPr>
-      </w:pPr>
-      <w:r>
-        <w:rPr>
-          <w:i/>
-          <w:iCs/>
-          <w:sz w:val="18"/>
-          <w:szCs w:val="18"/>
-          <w:lang w:val="en-US"/>
-        </w:rPr>
-        <w:t>_, y_final_plot = ct.step_response(W_zam_final, t_plot)</w:t>
+        <w:t xml:space="preserve">_, y_orig_plot = </w:t>
+      </w:r>
+      <w:proofErr w:type="gramStart"/>
+      <w:r>
+        <w:rPr>
+          <w:i/>
+          <w:iCs/>
+          <w:sz w:val="18"/>
+          <w:szCs w:val="18"/>
+          <w:lang w:val="en-US"/>
+        </w:rPr>
+        <w:t>ct.step</w:t>
+      </w:r>
+      <w:proofErr w:type="gramEnd"/>
+      <w:r>
+        <w:rPr>
+          <w:i/>
+          <w:iCs/>
+          <w:sz w:val="18"/>
+          <w:szCs w:val="18"/>
+          <w:lang w:val="en-US"/>
+        </w:rPr>
+        <w:t>_response(W_zam_orig, t_plot)</w:t>
+      </w:r>
+    </w:p>
+    <w:p>
+      <w:pPr>
+        <w:rPr>
+          <w:i/>
+          <w:iCs/>
+          <w:sz w:val="18"/>
+          <w:szCs w:val="18"/>
+          <w:lang w:val="en-US"/>
+        </w:rPr>
+      </w:pPr>
+      <w:r>
+        <w:rPr>
+          <w:i/>
+          <w:iCs/>
+          <w:sz w:val="18"/>
+          <w:szCs w:val="18"/>
+          <w:lang w:val="en-US"/>
+        </w:rPr>
+        <w:t xml:space="preserve">_, y_synth_plot = </w:t>
+      </w:r>
+      <w:proofErr w:type="gramStart"/>
+      <w:r>
+        <w:rPr>
+          <w:i/>
+          <w:iCs/>
+          <w:sz w:val="18"/>
+          <w:szCs w:val="18"/>
+          <w:lang w:val="en-US"/>
+        </w:rPr>
+        <w:t>ct.step</w:t>
+      </w:r>
+      <w:proofErr w:type="gramEnd"/>
+      <w:r>
+        <w:rPr>
+          <w:i/>
+          <w:iCs/>
+          <w:sz w:val="18"/>
+          <w:szCs w:val="18"/>
+          <w:lang w:val="en-US"/>
+        </w:rPr>
+        <w:t>_response(W_zam_synth, t_plot)</w:t>
+      </w:r>
+    </w:p>
+    <w:p>
+      <w:pPr>
+        <w:rPr>
+          <w:i/>
+          <w:iCs/>
+          <w:sz w:val="18"/>
+          <w:szCs w:val="18"/>
+          <w:lang w:val="en-US"/>
+        </w:rPr>
+      </w:pPr>
+      <w:r>
+        <w:rPr>
+          <w:i/>
+          <w:iCs/>
+          <w:sz w:val="18"/>
+          <w:szCs w:val="18"/>
+          <w:lang w:val="en-US"/>
+        </w:rPr>
+        <w:t xml:space="preserve">_, y_final_plot = </w:t>
+      </w:r>
+      <w:proofErr w:type="gramStart"/>
+      <w:r>
+        <w:rPr>
+          <w:i/>
+          <w:iCs/>
+          <w:sz w:val="18"/>
+          <w:szCs w:val="18"/>
+          <w:lang w:val="en-US"/>
+        </w:rPr>
+        <w:t>ct.step</w:t>
+      </w:r>
+      <w:proofErr w:type="gramEnd"/>
+      <w:r>
+        <w:rPr>
+          <w:i/>
+          <w:iCs/>
+          <w:sz w:val="18"/>
+          <w:szCs w:val="18"/>
+          <w:lang w:val="en-US"/>
+        </w:rPr>
+        <w:t>_response(W_zam_final, t_plot)</w:t>
       </w:r>
     </w:p>
     <w:p>
@@ -15680,6 +17861,7 @@
         </w:rPr>
       </w:pPr>
       <w:proofErr w:type="spellStart"/>
+      <w:proofErr w:type="gramStart"/>
       <w:r>
         <w:rPr>
           <w:i/>
@@ -15697,7 +17879,17 @@
           <w:sz w:val="18"/>
           <w:szCs w:val="18"/>
         </w:rPr>
-        <w:t>("\n" + "=" * 60)</w:t>
+        <w:t>(</w:t>
+      </w:r>
+      <w:proofErr w:type="gramEnd"/>
+      <w:r>
+        <w:rPr>
+          <w:i/>
+          <w:iCs/>
+          <w:sz w:val="18"/>
+          <w:szCs w:val="18"/>
+        </w:rPr>
+        <w:t>"\n" + "=" * 60)</w:t>
       </w:r>
     </w:p>
     <w:p>
@@ -15711,6 +17903,7 @@
         </w:rPr>
       </w:pPr>
       <w:proofErr w:type="spellStart"/>
+      <w:proofErr w:type="gramStart"/>
       <w:r>
         <w:rPr>
           <w:i/>
@@ -15728,7 +17921,17 @@
           <w:sz w:val="18"/>
           <w:szCs w:val="18"/>
         </w:rPr>
-        <w:t>("4. ПОСТРОЕНИЕ</w:t>
+        <w:t>(</w:t>
+      </w:r>
+      <w:proofErr w:type="gramEnd"/>
+      <w:r>
+        <w:rPr>
+          <w:i/>
+          <w:iCs/>
+          <w:sz w:val="18"/>
+          <w:szCs w:val="18"/>
+        </w:rPr>
+        <w:t>"4. ПОСТРОЕНИЕ</w:t>
       </w:r>
       <w:r>
         <w:rPr>
@@ -15770,47 +17973,81 @@
           <w:lang w:val="en-US"/>
         </w:rPr>
       </w:pPr>
-      <w:r>
-        <w:rPr>
-          <w:i/>
-          <w:iCs/>
-          <w:sz w:val="18"/>
-          <w:szCs w:val="18"/>
-          <w:lang w:val="en-US"/>
-        </w:rPr>
-        <w:t>print("=" * 60)</w:t>
-      </w:r>
-    </w:p>
-    <w:p>
-      <w:pPr>
-        <w:rPr>
-          <w:i/>
-          <w:iCs/>
-          <w:sz w:val="18"/>
-          <w:szCs w:val="18"/>
-          <w:lang w:val="en-US"/>
-        </w:rPr>
-      </w:pPr>
-    </w:p>
-    <w:p>
-      <w:pPr>
-        <w:rPr>
-          <w:i/>
-          <w:iCs/>
-          <w:sz w:val="18"/>
-          <w:szCs w:val="18"/>
-          <w:lang w:val="en-US"/>
-        </w:rPr>
-      </w:pPr>
-      <w:r>
-        <w:rPr>
-          <w:i/>
-          <w:iCs/>
-          <w:sz w:val="18"/>
-          <w:szCs w:val="18"/>
-          <w:lang w:val="en-US"/>
-        </w:rPr>
-        <w:t>fig = plt.figure(figsize=(16, 12))</w:t>
+      <w:proofErr w:type="gramStart"/>
+      <w:r>
+        <w:rPr>
+          <w:i/>
+          <w:iCs/>
+          <w:sz w:val="18"/>
+          <w:szCs w:val="18"/>
+          <w:lang w:val="en-US"/>
+        </w:rPr>
+        <w:t>print(</w:t>
+      </w:r>
+      <w:proofErr w:type="gramEnd"/>
+      <w:r>
+        <w:rPr>
+          <w:i/>
+          <w:iCs/>
+          <w:sz w:val="18"/>
+          <w:szCs w:val="18"/>
+          <w:lang w:val="en-US"/>
+        </w:rPr>
+        <w:t>"=" * 60)</w:t>
+      </w:r>
+    </w:p>
+    <w:p>
+      <w:pPr>
+        <w:rPr>
+          <w:i/>
+          <w:iCs/>
+          <w:sz w:val="18"/>
+          <w:szCs w:val="18"/>
+          <w:lang w:val="en-US"/>
+        </w:rPr>
+      </w:pPr>
+    </w:p>
+    <w:p>
+      <w:pPr>
+        <w:rPr>
+          <w:i/>
+          <w:iCs/>
+          <w:sz w:val="18"/>
+          <w:szCs w:val="18"/>
+          <w:lang w:val="en-US"/>
+        </w:rPr>
+      </w:pPr>
+      <w:r>
+        <w:rPr>
+          <w:i/>
+          <w:iCs/>
+          <w:sz w:val="18"/>
+          <w:szCs w:val="18"/>
+          <w:lang w:val="en-US"/>
+        </w:rPr>
+        <w:t xml:space="preserve">fig = </w:t>
+      </w:r>
+      <w:proofErr w:type="gramStart"/>
+      <w:r>
+        <w:rPr>
+          <w:i/>
+          <w:iCs/>
+          <w:sz w:val="18"/>
+          <w:szCs w:val="18"/>
+          <w:lang w:val="en-US"/>
+        </w:rPr>
+        <w:t>plt.figure</w:t>
+      </w:r>
+      <w:proofErr w:type="gramEnd"/>
+      <w:r>
+        <w:rPr>
+          <w:i/>
+          <w:iCs/>
+          <w:sz w:val="18"/>
+          <w:szCs w:val="18"/>
+          <w:lang w:val="en-US"/>
+        </w:rPr>
+        <w:t>(figsize=(16, 12))</w:t>
       </w:r>
     </w:p>
     <w:p>
@@ -15862,6 +18099,7 @@
         <w:t xml:space="preserve">ax1 = </w:t>
       </w:r>
       <w:proofErr w:type="spellStart"/>
+      <w:proofErr w:type="gramStart"/>
       <w:r>
         <w:rPr>
           <w:i/>
@@ -15872,6 +18110,7 @@
         <w:t>plt.subplot</w:t>
       </w:r>
       <w:proofErr w:type="spellEnd"/>
+      <w:proofErr w:type="gramEnd"/>
       <w:r>
         <w:rPr>
           <w:i/>
@@ -16174,28 +18413,70 @@
           <w:sz w:val="18"/>
           <w:szCs w:val="18"/>
         </w:rPr>
-        <w:t>ax1.set_title('Переходные процессы замкнутой системы')</w:t>
-      </w:r>
-    </w:p>
-    <w:p>
-      <w:pPr>
-        <w:rPr>
-          <w:i/>
-          <w:iCs/>
-          <w:sz w:val="18"/>
-          <w:szCs w:val="18"/>
-          <w:lang w:val="en-US"/>
-        </w:rPr>
-      </w:pPr>
-      <w:r>
-        <w:rPr>
-          <w:i/>
-          <w:iCs/>
-          <w:sz w:val="18"/>
-          <w:szCs w:val="18"/>
-          <w:lang w:val="en-US"/>
-        </w:rPr>
-        <w:t>ax1.set_xlabel('</w:t>
+        <w:t>ax1.set_</w:t>
+      </w:r>
+      <w:proofErr w:type="gramStart"/>
+      <w:r>
+        <w:rPr>
+          <w:i/>
+          <w:iCs/>
+          <w:sz w:val="18"/>
+          <w:szCs w:val="18"/>
+        </w:rPr>
+        <w:t>title(</w:t>
+      </w:r>
+      <w:proofErr w:type="gramEnd"/>
+      <w:r>
+        <w:rPr>
+          <w:i/>
+          <w:iCs/>
+          <w:sz w:val="18"/>
+          <w:szCs w:val="18"/>
+        </w:rPr>
+        <w:t>'Переходные процессы замкнутой системы')</w:t>
+      </w:r>
+    </w:p>
+    <w:p>
+      <w:pPr>
+        <w:rPr>
+          <w:i/>
+          <w:iCs/>
+          <w:sz w:val="18"/>
+          <w:szCs w:val="18"/>
+          <w:lang w:val="en-US"/>
+        </w:rPr>
+      </w:pPr>
+      <w:r>
+        <w:rPr>
+          <w:i/>
+          <w:iCs/>
+          <w:sz w:val="18"/>
+          <w:szCs w:val="18"/>
+          <w:lang w:val="en-US"/>
+        </w:rPr>
+        <w:t>ax1.set_</w:t>
+      </w:r>
+      <w:proofErr w:type="gramStart"/>
+      <w:r>
+        <w:rPr>
+          <w:i/>
+          <w:iCs/>
+          <w:sz w:val="18"/>
+          <w:szCs w:val="18"/>
+          <w:lang w:val="en-US"/>
+        </w:rPr>
+        <w:t>xlabel(</w:t>
+      </w:r>
+      <w:proofErr w:type="gramEnd"/>
+      <w:r>
+        <w:rPr>
+          <w:i/>
+          <w:iCs/>
+          <w:sz w:val="18"/>
+          <w:szCs w:val="18"/>
+          <w:lang w:val="en-US"/>
+        </w:rPr>
+        <w:t>'</w:t>
       </w:r>
       <w:r>
         <w:rPr>
@@ -16336,7 +18617,29 @@
           <w:szCs w:val="18"/>
           <w:lang w:val="en-US"/>
         </w:rPr>
-        <w:t>ax1.set_xlim([0, 0.5])</w:t>
+        <w:t>ax1.set_</w:t>
+      </w:r>
+      <w:proofErr w:type="gramStart"/>
+      <w:r>
+        <w:rPr>
+          <w:i/>
+          <w:iCs/>
+          <w:sz w:val="18"/>
+          <w:szCs w:val="18"/>
+          <w:lang w:val="en-US"/>
+        </w:rPr>
+        <w:t>xlim(</w:t>
+      </w:r>
+      <w:proofErr w:type="gramEnd"/>
+      <w:r>
+        <w:rPr>
+          <w:i/>
+          <w:iCs/>
+          <w:sz w:val="18"/>
+          <w:szCs w:val="18"/>
+          <w:lang w:val="en-US"/>
+        </w:rPr>
+        <w:t>[0, 0.5])</w:t>
       </w:r>
     </w:p>
     <w:p>
@@ -16388,6 +18691,7 @@
         <w:t xml:space="preserve">ax2 = </w:t>
       </w:r>
       <w:proofErr w:type="spellStart"/>
+      <w:proofErr w:type="gramStart"/>
       <w:r>
         <w:rPr>
           <w:i/>
@@ -16398,6 +18702,7 @@
         <w:t>plt.subplot</w:t>
       </w:r>
       <w:proofErr w:type="spellEnd"/>
+      <w:proofErr w:type="gramEnd"/>
       <w:r>
         <w:rPr>
           <w:i/>
@@ -16644,7 +18949,27 @@
           <w:sz w:val="18"/>
           <w:szCs w:val="18"/>
         </w:rPr>
-        <w:t xml:space="preserve">ax2.set_title('Детальный вид (синтез </w:t>
+        <w:t>ax2.set_</w:t>
+      </w:r>
+      <w:proofErr w:type="gramStart"/>
+      <w:r>
+        <w:rPr>
+          <w:i/>
+          <w:iCs/>
+          <w:sz w:val="18"/>
+          <w:szCs w:val="18"/>
+        </w:rPr>
+        <w:t>title(</w:t>
+      </w:r>
+      <w:proofErr w:type="gramEnd"/>
+      <w:r>
+        <w:rPr>
+          <w:i/>
+          <w:iCs/>
+          <w:sz w:val="18"/>
+          <w:szCs w:val="18"/>
+        </w:rPr>
+        <w:t xml:space="preserve">'Детальный вид (синтез </w:t>
       </w:r>
       <w:proofErr w:type="spellStart"/>
       <w:r>
@@ -16685,7 +19010,29 @@
           <w:szCs w:val="18"/>
           <w:lang w:val="en-US"/>
         </w:rPr>
-        <w:t>ax2.set_xlabel('</w:t>
+        <w:t>ax2.set_</w:t>
+      </w:r>
+      <w:proofErr w:type="gramStart"/>
+      <w:r>
+        <w:rPr>
+          <w:i/>
+          <w:iCs/>
+          <w:sz w:val="18"/>
+          <w:szCs w:val="18"/>
+          <w:lang w:val="en-US"/>
+        </w:rPr>
+        <w:t>xlabel(</w:t>
+      </w:r>
+      <w:proofErr w:type="gramEnd"/>
+      <w:r>
+        <w:rPr>
+          <w:i/>
+          <w:iCs/>
+          <w:sz w:val="18"/>
+          <w:szCs w:val="18"/>
+          <w:lang w:val="en-US"/>
+        </w:rPr>
+        <w:t>'</w:t>
       </w:r>
       <w:r>
         <w:rPr>
@@ -16826,26 +19173,68 @@
           <w:szCs w:val="18"/>
           <w:lang w:val="en-US"/>
         </w:rPr>
-        <w:t>ax2.set_xlim([0, 0.3])</w:t>
-      </w:r>
-    </w:p>
-    <w:p>
-      <w:pPr>
-        <w:rPr>
-          <w:i/>
-          <w:iCs/>
-          <w:sz w:val="18"/>
-          <w:szCs w:val="18"/>
-        </w:rPr>
-      </w:pPr>
-      <w:r>
-        <w:rPr>
-          <w:i/>
-          <w:iCs/>
-          <w:sz w:val="18"/>
-          <w:szCs w:val="18"/>
-        </w:rPr>
-        <w:t>ax2.set_ylim([0.85, 1.15])</w:t>
+        <w:t>ax2.set_</w:t>
+      </w:r>
+      <w:proofErr w:type="gramStart"/>
+      <w:r>
+        <w:rPr>
+          <w:i/>
+          <w:iCs/>
+          <w:sz w:val="18"/>
+          <w:szCs w:val="18"/>
+          <w:lang w:val="en-US"/>
+        </w:rPr>
+        <w:t>xlim(</w:t>
+      </w:r>
+      <w:proofErr w:type="gramEnd"/>
+      <w:r>
+        <w:rPr>
+          <w:i/>
+          <w:iCs/>
+          <w:sz w:val="18"/>
+          <w:szCs w:val="18"/>
+          <w:lang w:val="en-US"/>
+        </w:rPr>
+        <w:t>[0, 0.3])</w:t>
+      </w:r>
+    </w:p>
+    <w:p>
+      <w:pPr>
+        <w:rPr>
+          <w:i/>
+          <w:iCs/>
+          <w:sz w:val="18"/>
+          <w:szCs w:val="18"/>
+        </w:rPr>
+      </w:pPr>
+      <w:r>
+        <w:rPr>
+          <w:i/>
+          <w:iCs/>
+          <w:sz w:val="18"/>
+          <w:szCs w:val="18"/>
+        </w:rPr>
+        <w:t>ax2.set_</w:t>
+      </w:r>
+      <w:proofErr w:type="gramStart"/>
+      <w:r>
+        <w:rPr>
+          <w:i/>
+          <w:iCs/>
+          <w:sz w:val="18"/>
+          <w:szCs w:val="18"/>
+        </w:rPr>
+        <w:t>ylim(</w:t>
+      </w:r>
+      <w:proofErr w:type="gramEnd"/>
+      <w:r>
+        <w:rPr>
+          <w:i/>
+          <w:iCs/>
+          <w:sz w:val="18"/>
+          <w:szCs w:val="18"/>
+        </w:rPr>
+        <w:t>[0.85, 1.15])</w:t>
       </w:r>
     </w:p>
     <w:p>
@@ -16895,91 +19284,201 @@
           <w:szCs w:val="18"/>
           <w:lang w:val="en-US"/>
         </w:rPr>
-        <w:t>ax3 = plt.subplot(2, 3, 3)</w:t>
-      </w:r>
-    </w:p>
-    <w:p>
-      <w:pPr>
-        <w:rPr>
-          <w:i/>
-          <w:iCs/>
-          <w:sz w:val="18"/>
-          <w:szCs w:val="18"/>
-          <w:lang w:val="en-US"/>
-        </w:rPr>
-      </w:pPr>
-      <w:r>
-        <w:rPr>
-          <w:i/>
-          <w:iCs/>
-          <w:sz w:val="18"/>
-          <w:szCs w:val="18"/>
-          <w:lang w:val="en-US"/>
-        </w:rPr>
-        <w:t>omega = np.logspace(-1, 4, 2000)</w:t>
-      </w:r>
-    </w:p>
-    <w:p>
-      <w:pPr>
-        <w:rPr>
-          <w:i/>
-          <w:iCs/>
-          <w:sz w:val="18"/>
-          <w:szCs w:val="18"/>
-          <w:lang w:val="en-US"/>
-        </w:rPr>
-      </w:pPr>
-      <w:r>
-        <w:rPr>
-          <w:i/>
-          <w:iCs/>
-          <w:sz w:val="18"/>
-          <w:szCs w:val="18"/>
-          <w:lang w:val="en-US"/>
-        </w:rPr>
-        <w:t>mag_orig, _, _ = ct.bode(W_raz_orig, omega, plot=False)</w:t>
-      </w:r>
-    </w:p>
-    <w:p>
-      <w:pPr>
-        <w:rPr>
-          <w:i/>
-          <w:iCs/>
-          <w:sz w:val="18"/>
-          <w:szCs w:val="18"/>
-          <w:lang w:val="en-US"/>
-        </w:rPr>
-      </w:pPr>
-      <w:r>
-        <w:rPr>
-          <w:i/>
-          <w:iCs/>
-          <w:sz w:val="18"/>
-          <w:szCs w:val="18"/>
-          <w:lang w:val="en-US"/>
-        </w:rPr>
-        <w:t>mag_synth, _, _ = ct.bode(W_raz_synth, omega, plot=False)</w:t>
-      </w:r>
-    </w:p>
-    <w:p>
-      <w:pPr>
-        <w:rPr>
-          <w:i/>
-          <w:iCs/>
-          <w:sz w:val="18"/>
-          <w:szCs w:val="18"/>
-          <w:lang w:val="en-US"/>
-        </w:rPr>
-      </w:pPr>
-      <w:r>
-        <w:rPr>
-          <w:i/>
-          <w:iCs/>
-          <w:sz w:val="18"/>
-          <w:szCs w:val="18"/>
-          <w:lang w:val="en-US"/>
-        </w:rPr>
-        <w:t>mag_final, _, _ = ct.bode(W_raz_final, omega, plot=False)</w:t>
+        <w:t xml:space="preserve">ax3 = </w:t>
+      </w:r>
+      <w:proofErr w:type="gramStart"/>
+      <w:r>
+        <w:rPr>
+          <w:i/>
+          <w:iCs/>
+          <w:sz w:val="18"/>
+          <w:szCs w:val="18"/>
+          <w:lang w:val="en-US"/>
+        </w:rPr>
+        <w:t>plt.subplot</w:t>
+      </w:r>
+      <w:proofErr w:type="gramEnd"/>
+      <w:r>
+        <w:rPr>
+          <w:i/>
+          <w:iCs/>
+          <w:sz w:val="18"/>
+          <w:szCs w:val="18"/>
+          <w:lang w:val="en-US"/>
+        </w:rPr>
+        <w:t>(2, 3, 3)</w:t>
+      </w:r>
+    </w:p>
+    <w:p>
+      <w:pPr>
+        <w:rPr>
+          <w:i/>
+          <w:iCs/>
+          <w:sz w:val="18"/>
+          <w:szCs w:val="18"/>
+          <w:lang w:val="en-US"/>
+        </w:rPr>
+      </w:pPr>
+      <w:r>
+        <w:rPr>
+          <w:i/>
+          <w:iCs/>
+          <w:sz w:val="18"/>
+          <w:szCs w:val="18"/>
+          <w:lang w:val="en-US"/>
+        </w:rPr>
+        <w:t xml:space="preserve">omega = </w:t>
+      </w:r>
+      <w:proofErr w:type="gramStart"/>
+      <w:r>
+        <w:rPr>
+          <w:i/>
+          <w:iCs/>
+          <w:sz w:val="18"/>
+          <w:szCs w:val="18"/>
+          <w:lang w:val="en-US"/>
+        </w:rPr>
+        <w:t>np.logspace</w:t>
+      </w:r>
+      <w:proofErr w:type="gramEnd"/>
+      <w:r>
+        <w:rPr>
+          <w:i/>
+          <w:iCs/>
+          <w:sz w:val="18"/>
+          <w:szCs w:val="18"/>
+          <w:lang w:val="en-US"/>
+        </w:rPr>
+        <w:t>(-1, 4, 2000)</w:t>
+      </w:r>
+    </w:p>
+    <w:p>
+      <w:pPr>
+        <w:rPr>
+          <w:i/>
+          <w:iCs/>
+          <w:sz w:val="18"/>
+          <w:szCs w:val="18"/>
+          <w:lang w:val="en-US"/>
+        </w:rPr>
+      </w:pPr>
+      <w:r>
+        <w:rPr>
+          <w:i/>
+          <w:iCs/>
+          <w:sz w:val="18"/>
+          <w:szCs w:val="18"/>
+          <w:lang w:val="en-US"/>
+        </w:rPr>
+        <w:t xml:space="preserve">mag_orig, _, _ = </w:t>
+      </w:r>
+      <w:proofErr w:type="gramStart"/>
+      <w:r>
+        <w:rPr>
+          <w:i/>
+          <w:iCs/>
+          <w:sz w:val="18"/>
+          <w:szCs w:val="18"/>
+          <w:lang w:val="en-US"/>
+        </w:rPr>
+        <w:t>ct.bode</w:t>
+      </w:r>
+      <w:proofErr w:type="gramEnd"/>
+      <w:r>
+        <w:rPr>
+          <w:i/>
+          <w:iCs/>
+          <w:sz w:val="18"/>
+          <w:szCs w:val="18"/>
+          <w:lang w:val="en-US"/>
+        </w:rPr>
+        <w:t>(W_raz_orig, omega, plot=False)</w:t>
+      </w:r>
+    </w:p>
+    <w:p>
+      <w:pPr>
+        <w:rPr>
+          <w:i/>
+          <w:iCs/>
+          <w:sz w:val="18"/>
+          <w:szCs w:val="18"/>
+          <w:lang w:val="en-US"/>
+        </w:rPr>
+      </w:pPr>
+      <w:r>
+        <w:rPr>
+          <w:i/>
+          <w:iCs/>
+          <w:sz w:val="18"/>
+          <w:szCs w:val="18"/>
+          <w:lang w:val="en-US"/>
+        </w:rPr>
+        <w:t xml:space="preserve">mag_synth, _, _ = </w:t>
+      </w:r>
+      <w:proofErr w:type="gramStart"/>
+      <w:r>
+        <w:rPr>
+          <w:i/>
+          <w:iCs/>
+          <w:sz w:val="18"/>
+          <w:szCs w:val="18"/>
+          <w:lang w:val="en-US"/>
+        </w:rPr>
+        <w:t>ct.bode</w:t>
+      </w:r>
+      <w:proofErr w:type="gramEnd"/>
+      <w:r>
+        <w:rPr>
+          <w:i/>
+          <w:iCs/>
+          <w:sz w:val="18"/>
+          <w:szCs w:val="18"/>
+          <w:lang w:val="en-US"/>
+        </w:rPr>
+        <w:t>(W_raz_synth, omega, plot=False)</w:t>
+      </w:r>
+    </w:p>
+    <w:p>
+      <w:pPr>
+        <w:rPr>
+          <w:i/>
+          <w:iCs/>
+          <w:sz w:val="18"/>
+          <w:szCs w:val="18"/>
+          <w:lang w:val="en-US"/>
+        </w:rPr>
+      </w:pPr>
+      <w:r>
+        <w:rPr>
+          <w:i/>
+          <w:iCs/>
+          <w:sz w:val="18"/>
+          <w:szCs w:val="18"/>
+          <w:lang w:val="en-US"/>
+        </w:rPr>
+        <w:t xml:space="preserve">mag_final, _, _ = </w:t>
+      </w:r>
+      <w:proofErr w:type="gramStart"/>
+      <w:r>
+        <w:rPr>
+          <w:i/>
+          <w:iCs/>
+          <w:sz w:val="18"/>
+          <w:szCs w:val="18"/>
+          <w:lang w:val="en-US"/>
+        </w:rPr>
+        <w:t>ct.bode</w:t>
+      </w:r>
+      <w:proofErr w:type="gramEnd"/>
+      <w:r>
+        <w:rPr>
+          <w:i/>
+          <w:iCs/>
+          <w:sz w:val="18"/>
+          <w:szCs w:val="18"/>
+          <w:lang w:val="en-US"/>
+        </w:rPr>
+        <w:t>(W_raz_final, omega, plot=False)</w:t>
       </w:r>
     </w:p>
     <w:p>
@@ -17299,45 +19798,105 @@
           <w:sz w:val="18"/>
           <w:szCs w:val="18"/>
         </w:rPr>
-        <w:t>ax3.set_title('ЛАЧХ разомкнутых систем')</w:t>
-      </w:r>
-    </w:p>
-    <w:p>
-      <w:pPr>
-        <w:rPr>
-          <w:i/>
-          <w:iCs/>
-          <w:sz w:val="18"/>
-          <w:szCs w:val="18"/>
-        </w:rPr>
-      </w:pPr>
-      <w:r>
-        <w:rPr>
-          <w:i/>
-          <w:iCs/>
-          <w:sz w:val="18"/>
-          <w:szCs w:val="18"/>
-        </w:rPr>
-        <w:t>ax3.set_xlabel('Частота, рад/с')</w:t>
-      </w:r>
-    </w:p>
-    <w:p>
-      <w:pPr>
-        <w:rPr>
-          <w:i/>
-          <w:iCs/>
-          <w:sz w:val="18"/>
-          <w:szCs w:val="18"/>
-        </w:rPr>
-      </w:pPr>
-      <w:r>
-        <w:rPr>
-          <w:i/>
-          <w:iCs/>
-          <w:sz w:val="18"/>
-          <w:szCs w:val="18"/>
-        </w:rPr>
-        <w:t>ax3.set_ylabel('Амплитуда, дБ')</w:t>
+        <w:t>ax3.set_</w:t>
+      </w:r>
+      <w:proofErr w:type="gramStart"/>
+      <w:r>
+        <w:rPr>
+          <w:i/>
+          <w:iCs/>
+          <w:sz w:val="18"/>
+          <w:szCs w:val="18"/>
+        </w:rPr>
+        <w:t>title(</w:t>
+      </w:r>
+      <w:proofErr w:type="gramEnd"/>
+      <w:r>
+        <w:rPr>
+          <w:i/>
+          <w:iCs/>
+          <w:sz w:val="18"/>
+          <w:szCs w:val="18"/>
+        </w:rPr>
+        <w:t>'ЛАЧХ разомкнутых систем')</w:t>
+      </w:r>
+    </w:p>
+    <w:p>
+      <w:pPr>
+        <w:rPr>
+          <w:i/>
+          <w:iCs/>
+          <w:sz w:val="18"/>
+          <w:szCs w:val="18"/>
+        </w:rPr>
+      </w:pPr>
+      <w:r>
+        <w:rPr>
+          <w:i/>
+          <w:iCs/>
+          <w:sz w:val="18"/>
+          <w:szCs w:val="18"/>
+        </w:rPr>
+        <w:t>ax3.set_</w:t>
+      </w:r>
+      <w:proofErr w:type="gramStart"/>
+      <w:r>
+        <w:rPr>
+          <w:i/>
+          <w:iCs/>
+          <w:sz w:val="18"/>
+          <w:szCs w:val="18"/>
+        </w:rPr>
+        <w:t>xlabel(</w:t>
+      </w:r>
+      <w:proofErr w:type="gramEnd"/>
+      <w:r>
+        <w:rPr>
+          <w:i/>
+          <w:iCs/>
+          <w:sz w:val="18"/>
+          <w:szCs w:val="18"/>
+        </w:rPr>
+        <w:t>'Частота, рад/с')</w:t>
+      </w:r>
+    </w:p>
+    <w:p>
+      <w:pPr>
+        <w:rPr>
+          <w:i/>
+          <w:iCs/>
+          <w:sz w:val="18"/>
+          <w:szCs w:val="18"/>
+        </w:rPr>
+      </w:pPr>
+      <w:r>
+        <w:rPr>
+          <w:i/>
+          <w:iCs/>
+          <w:sz w:val="18"/>
+          <w:szCs w:val="18"/>
+        </w:rPr>
+        <w:t>ax3.set_</w:t>
+      </w:r>
+      <w:proofErr w:type="gramStart"/>
+      <w:r>
+        <w:rPr>
+          <w:i/>
+          <w:iCs/>
+          <w:sz w:val="18"/>
+          <w:szCs w:val="18"/>
+        </w:rPr>
+        <w:t>ylabel(</w:t>
+      </w:r>
+      <w:proofErr w:type="gramEnd"/>
+      <w:r>
+        <w:rPr>
+          <w:i/>
+          <w:iCs/>
+          <w:sz w:val="18"/>
+          <w:szCs w:val="18"/>
+        </w:rPr>
+        <w:t>'Амплитуда, дБ')</w:t>
       </w:r>
     </w:p>
     <w:p>
@@ -17431,6 +19990,7 @@
         <w:t xml:space="preserve">ax4 = </w:t>
       </w:r>
       <w:proofErr w:type="spellStart"/>
+      <w:proofErr w:type="gramStart"/>
       <w:r>
         <w:rPr>
           <w:i/>
@@ -17441,6 +20001,7 @@
         <w:t>plt.subplot</w:t>
       </w:r>
       <w:proofErr w:type="spellEnd"/>
+      <w:proofErr w:type="gramEnd"/>
       <w:r>
         <w:rPr>
           <w:i/>
@@ -17469,28 +20030,72 @@
           <w:szCs w:val="18"/>
           <w:lang w:val="en-US"/>
         </w:rPr>
-        <w:t>mag_k_synth, _, _ = ct.bode(Wk_synth, omega, plot=False)</w:t>
-      </w:r>
-    </w:p>
-    <w:p>
-      <w:pPr>
-        <w:rPr>
-          <w:i/>
-          <w:iCs/>
-          <w:sz w:val="18"/>
-          <w:szCs w:val="18"/>
-          <w:lang w:val="en-US"/>
-        </w:rPr>
-      </w:pPr>
-      <w:r>
-        <w:rPr>
-          <w:i/>
-          <w:iCs/>
-          <w:sz w:val="18"/>
-          <w:szCs w:val="18"/>
-          <w:lang w:val="en-US"/>
-        </w:rPr>
-        <w:t>mag_k_final, _, _ = ct.bode(Wk_final, omega, plot=False)</w:t>
+        <w:t xml:space="preserve">mag_k_synth, _, _ = </w:t>
+      </w:r>
+      <w:proofErr w:type="gramStart"/>
+      <w:r>
+        <w:rPr>
+          <w:i/>
+          <w:iCs/>
+          <w:sz w:val="18"/>
+          <w:szCs w:val="18"/>
+          <w:lang w:val="en-US"/>
+        </w:rPr>
+        <w:t>ct.bode</w:t>
+      </w:r>
+      <w:proofErr w:type="gramEnd"/>
+      <w:r>
+        <w:rPr>
+          <w:i/>
+          <w:iCs/>
+          <w:sz w:val="18"/>
+          <w:szCs w:val="18"/>
+          <w:lang w:val="en-US"/>
+        </w:rPr>
+        <w:t>(Wk_synth, omega, plot=False)</w:t>
+      </w:r>
+    </w:p>
+    <w:p>
+      <w:pPr>
+        <w:rPr>
+          <w:i/>
+          <w:iCs/>
+          <w:sz w:val="18"/>
+          <w:szCs w:val="18"/>
+          <w:lang w:val="en-US"/>
+        </w:rPr>
+      </w:pPr>
+      <w:r>
+        <w:rPr>
+          <w:i/>
+          <w:iCs/>
+          <w:sz w:val="18"/>
+          <w:szCs w:val="18"/>
+          <w:lang w:val="en-US"/>
+        </w:rPr>
+        <w:t xml:space="preserve">mag_k_final, _, _ = </w:t>
+      </w:r>
+      <w:proofErr w:type="gramStart"/>
+      <w:r>
+        <w:rPr>
+          <w:i/>
+          <w:iCs/>
+          <w:sz w:val="18"/>
+          <w:szCs w:val="18"/>
+          <w:lang w:val="en-US"/>
+        </w:rPr>
+        <w:t>ct.bode</w:t>
+      </w:r>
+      <w:proofErr w:type="gramEnd"/>
+      <w:r>
+        <w:rPr>
+          <w:i/>
+          <w:iCs/>
+          <w:sz w:val="18"/>
+          <w:szCs w:val="18"/>
+          <w:lang w:val="en-US"/>
+        </w:rPr>
+        <w:t>(Wk_final, omega, plot=False)</w:t>
       </w:r>
     </w:p>
     <w:p>
@@ -17646,45 +20251,105 @@
           <w:sz w:val="18"/>
           <w:szCs w:val="18"/>
         </w:rPr>
-        <w:t>ax4.set_title('ЛАЧХ корректирующих звеньев')</w:t>
-      </w:r>
-    </w:p>
-    <w:p>
-      <w:pPr>
-        <w:rPr>
-          <w:i/>
-          <w:iCs/>
-          <w:sz w:val="18"/>
-          <w:szCs w:val="18"/>
-        </w:rPr>
-      </w:pPr>
-      <w:r>
-        <w:rPr>
-          <w:i/>
-          <w:iCs/>
-          <w:sz w:val="18"/>
-          <w:szCs w:val="18"/>
-        </w:rPr>
-        <w:t>ax4.set_xlabel('Частота, рад/с')</w:t>
-      </w:r>
-    </w:p>
-    <w:p>
-      <w:pPr>
-        <w:rPr>
-          <w:i/>
-          <w:iCs/>
-          <w:sz w:val="18"/>
-          <w:szCs w:val="18"/>
-        </w:rPr>
-      </w:pPr>
-      <w:r>
-        <w:rPr>
-          <w:i/>
-          <w:iCs/>
-          <w:sz w:val="18"/>
-          <w:szCs w:val="18"/>
-        </w:rPr>
-        <w:t>ax4.set_ylabel('Амплитуда, дБ')</w:t>
+        <w:t>ax4.set_</w:t>
+      </w:r>
+      <w:proofErr w:type="gramStart"/>
+      <w:r>
+        <w:rPr>
+          <w:i/>
+          <w:iCs/>
+          <w:sz w:val="18"/>
+          <w:szCs w:val="18"/>
+        </w:rPr>
+        <w:t>title(</w:t>
+      </w:r>
+      <w:proofErr w:type="gramEnd"/>
+      <w:r>
+        <w:rPr>
+          <w:i/>
+          <w:iCs/>
+          <w:sz w:val="18"/>
+          <w:szCs w:val="18"/>
+        </w:rPr>
+        <w:t>'ЛАЧХ корректирующих звеньев')</w:t>
+      </w:r>
+    </w:p>
+    <w:p>
+      <w:pPr>
+        <w:rPr>
+          <w:i/>
+          <w:iCs/>
+          <w:sz w:val="18"/>
+          <w:szCs w:val="18"/>
+        </w:rPr>
+      </w:pPr>
+      <w:r>
+        <w:rPr>
+          <w:i/>
+          <w:iCs/>
+          <w:sz w:val="18"/>
+          <w:szCs w:val="18"/>
+        </w:rPr>
+        <w:t>ax4.set_</w:t>
+      </w:r>
+      <w:proofErr w:type="gramStart"/>
+      <w:r>
+        <w:rPr>
+          <w:i/>
+          <w:iCs/>
+          <w:sz w:val="18"/>
+          <w:szCs w:val="18"/>
+        </w:rPr>
+        <w:t>xlabel(</w:t>
+      </w:r>
+      <w:proofErr w:type="gramEnd"/>
+      <w:r>
+        <w:rPr>
+          <w:i/>
+          <w:iCs/>
+          <w:sz w:val="18"/>
+          <w:szCs w:val="18"/>
+        </w:rPr>
+        <w:t>'Частота, рад/с')</w:t>
+      </w:r>
+    </w:p>
+    <w:p>
+      <w:pPr>
+        <w:rPr>
+          <w:i/>
+          <w:iCs/>
+          <w:sz w:val="18"/>
+          <w:szCs w:val="18"/>
+        </w:rPr>
+      </w:pPr>
+      <w:r>
+        <w:rPr>
+          <w:i/>
+          <w:iCs/>
+          <w:sz w:val="18"/>
+          <w:szCs w:val="18"/>
+        </w:rPr>
+        <w:t>ax4.set_</w:t>
+      </w:r>
+      <w:proofErr w:type="gramStart"/>
+      <w:r>
+        <w:rPr>
+          <w:i/>
+          <w:iCs/>
+          <w:sz w:val="18"/>
+          <w:szCs w:val="18"/>
+        </w:rPr>
+        <w:t>ylabel(</w:t>
+      </w:r>
+      <w:proofErr w:type="gramEnd"/>
+      <w:r>
+        <w:rPr>
+          <w:i/>
+          <w:iCs/>
+          <w:sz w:val="18"/>
+          <w:szCs w:val="18"/>
+        </w:rPr>
+        <w:t>'Амплитуда, дБ')</w:t>
       </w:r>
     </w:p>
     <w:p>
@@ -17807,7 +20472,29 @@
           <w:szCs w:val="18"/>
           <w:lang w:val="en-US"/>
         </w:rPr>
-        <w:t>ax5 = plt.subplot(2, 3, 5)</w:t>
+        <w:t xml:space="preserve">ax5 = </w:t>
+      </w:r>
+      <w:proofErr w:type="gramStart"/>
+      <w:r>
+        <w:rPr>
+          <w:i/>
+          <w:iCs/>
+          <w:sz w:val="18"/>
+          <w:szCs w:val="18"/>
+          <w:lang w:val="en-US"/>
+        </w:rPr>
+        <w:t>plt.subplot</w:t>
+      </w:r>
+      <w:proofErr w:type="gramEnd"/>
+      <w:r>
+        <w:rPr>
+          <w:i/>
+          <w:iCs/>
+          <w:sz w:val="18"/>
+          <w:szCs w:val="18"/>
+          <w:lang w:val="en-US"/>
+        </w:rPr>
+        <w:t>(2, 3, 5)</w:t>
       </w:r>
     </w:p>
     <w:p>
@@ -18008,28 +20695,70 @@
           <w:sz w:val="18"/>
           <w:szCs w:val="18"/>
         </w:rPr>
-        <w:t>ax5.set_title('Ошибка регулирования ΔX(t)')</w:t>
-      </w:r>
-    </w:p>
-    <w:p>
-      <w:pPr>
-        <w:rPr>
-          <w:i/>
-          <w:iCs/>
-          <w:sz w:val="18"/>
-          <w:szCs w:val="18"/>
-          <w:lang w:val="en-US"/>
-        </w:rPr>
-      </w:pPr>
-      <w:r>
-        <w:rPr>
-          <w:i/>
-          <w:iCs/>
-          <w:sz w:val="18"/>
-          <w:szCs w:val="18"/>
-          <w:lang w:val="en-US"/>
-        </w:rPr>
-        <w:t>ax5.set_xlabel('</w:t>
+        <w:t>ax5.set_</w:t>
+      </w:r>
+      <w:proofErr w:type="gramStart"/>
+      <w:r>
+        <w:rPr>
+          <w:i/>
+          <w:iCs/>
+          <w:sz w:val="18"/>
+          <w:szCs w:val="18"/>
+        </w:rPr>
+        <w:t>title(</w:t>
+      </w:r>
+      <w:proofErr w:type="gramEnd"/>
+      <w:r>
+        <w:rPr>
+          <w:i/>
+          <w:iCs/>
+          <w:sz w:val="18"/>
+          <w:szCs w:val="18"/>
+        </w:rPr>
+        <w:t>'Ошибка регулирования ΔX(t)')</w:t>
+      </w:r>
+    </w:p>
+    <w:p>
+      <w:pPr>
+        <w:rPr>
+          <w:i/>
+          <w:iCs/>
+          <w:sz w:val="18"/>
+          <w:szCs w:val="18"/>
+          <w:lang w:val="en-US"/>
+        </w:rPr>
+      </w:pPr>
+      <w:r>
+        <w:rPr>
+          <w:i/>
+          <w:iCs/>
+          <w:sz w:val="18"/>
+          <w:szCs w:val="18"/>
+          <w:lang w:val="en-US"/>
+        </w:rPr>
+        <w:t>ax5.set_</w:t>
+      </w:r>
+      <w:proofErr w:type="gramStart"/>
+      <w:r>
+        <w:rPr>
+          <w:i/>
+          <w:iCs/>
+          <w:sz w:val="18"/>
+          <w:szCs w:val="18"/>
+          <w:lang w:val="en-US"/>
+        </w:rPr>
+        <w:t>xlabel(</w:t>
+      </w:r>
+      <w:proofErr w:type="gramEnd"/>
+      <w:r>
+        <w:rPr>
+          <w:i/>
+          <w:iCs/>
+          <w:sz w:val="18"/>
+          <w:szCs w:val="18"/>
+          <w:lang w:val="en-US"/>
+        </w:rPr>
+        <w:t>'</w:t>
       </w:r>
       <w:r>
         <w:rPr>
@@ -18170,7 +20899,29 @@
           <w:szCs w:val="18"/>
           <w:lang w:val="en-US"/>
         </w:rPr>
-        <w:t>ax5.set_xlim([0, 0.3])</w:t>
+        <w:t>ax5.set_</w:t>
+      </w:r>
+      <w:proofErr w:type="gramStart"/>
+      <w:r>
+        <w:rPr>
+          <w:i/>
+          <w:iCs/>
+          <w:sz w:val="18"/>
+          <w:szCs w:val="18"/>
+          <w:lang w:val="en-US"/>
+        </w:rPr>
+        <w:t>xlim(</w:t>
+      </w:r>
+      <w:proofErr w:type="gramEnd"/>
+      <w:r>
+        <w:rPr>
+          <w:i/>
+          <w:iCs/>
+          <w:sz w:val="18"/>
+          <w:szCs w:val="18"/>
+          <w:lang w:val="en-US"/>
+        </w:rPr>
+        <w:t>[0, 0.3])</w:t>
       </w:r>
     </w:p>
     <w:p>
@@ -18222,6 +20973,7 @@
         <w:t xml:space="preserve">ax6 = </w:t>
       </w:r>
       <w:proofErr w:type="spellStart"/>
+      <w:proofErr w:type="gramStart"/>
       <w:r>
         <w:rPr>
           <w:i/>
@@ -18232,6 +20984,7 @@
         <w:t>plt.subplot</w:t>
       </w:r>
       <w:proofErr w:type="spellEnd"/>
+      <w:proofErr w:type="gramEnd"/>
       <w:r>
         <w:rPr>
           <w:i/>
@@ -18281,7 +21034,29 @@
           <w:szCs w:val="18"/>
           <w:lang w:val="en-US"/>
         </w:rPr>
-        <w:t>info_final = ct.step_info(W_zam_final)</w:t>
+        <w:t xml:space="preserve">info_final = </w:t>
+      </w:r>
+      <w:proofErr w:type="gramStart"/>
+      <w:r>
+        <w:rPr>
+          <w:i/>
+          <w:iCs/>
+          <w:sz w:val="18"/>
+          <w:szCs w:val="18"/>
+          <w:lang w:val="en-US"/>
+        </w:rPr>
+        <w:t>ct.step</w:t>
+      </w:r>
+      <w:proofErr w:type="gramEnd"/>
+      <w:r>
+        <w:rPr>
+          <w:i/>
+          <w:iCs/>
+          <w:sz w:val="18"/>
+          <w:szCs w:val="18"/>
+          <w:lang w:val="en-US"/>
+        </w:rPr>
+        <w:t>_info(W_zam_final)</w:t>
       </w:r>
     </w:p>
     <w:p>
@@ -18632,78 +21407,146 @@
           <w:lang w:val="en-US"/>
         </w:rPr>
       </w:pPr>
-      <w:r>
-        <w:rPr>
-          <w:i/>
-          <w:iCs/>
-          <w:sz w:val="18"/>
-          <w:szCs w:val="18"/>
-          <w:lang w:val="en-US"/>
-        </w:rPr>
-        <w:t>table.auto_set_font_size(False)</w:t>
-      </w:r>
-    </w:p>
-    <w:p>
-      <w:pPr>
-        <w:rPr>
-          <w:i/>
-          <w:iCs/>
-          <w:sz w:val="18"/>
-          <w:szCs w:val="18"/>
-          <w:lang w:val="en-US"/>
-        </w:rPr>
-      </w:pPr>
-      <w:r>
-        <w:rPr>
-          <w:i/>
-          <w:iCs/>
-          <w:sz w:val="18"/>
-          <w:szCs w:val="18"/>
-          <w:lang w:val="en-US"/>
-        </w:rPr>
-        <w:t>table.set_fontsize(9)</w:t>
-      </w:r>
-    </w:p>
-    <w:p>
-      <w:pPr>
-        <w:rPr>
-          <w:i/>
-          <w:iCs/>
-          <w:sz w:val="18"/>
-          <w:szCs w:val="18"/>
-          <w:lang w:val="en-US"/>
-        </w:rPr>
-      </w:pPr>
-      <w:r>
-        <w:rPr>
-          <w:i/>
-          <w:iCs/>
-          <w:sz w:val="18"/>
-          <w:szCs w:val="18"/>
-          <w:lang w:val="en-US"/>
-        </w:rPr>
-        <w:t>table.scale(1.2, 1.5)</w:t>
-      </w:r>
-    </w:p>
-    <w:p>
-      <w:pPr>
-        <w:rPr>
-          <w:i/>
-          <w:iCs/>
-          <w:sz w:val="18"/>
-          <w:szCs w:val="18"/>
-          <w:lang w:val="en-US"/>
-        </w:rPr>
-      </w:pPr>
-      <w:r>
-        <w:rPr>
-          <w:i/>
-          <w:iCs/>
-          <w:sz w:val="18"/>
-          <w:szCs w:val="18"/>
-          <w:lang w:val="en-US"/>
-        </w:rPr>
-        <w:t>for (row, col), cell in table.get_celld().items():</w:t>
+      <w:proofErr w:type="gramStart"/>
+      <w:r>
+        <w:rPr>
+          <w:i/>
+          <w:iCs/>
+          <w:sz w:val="18"/>
+          <w:szCs w:val="18"/>
+          <w:lang w:val="en-US"/>
+        </w:rPr>
+        <w:t>table.auto</w:t>
+      </w:r>
+      <w:proofErr w:type="gramEnd"/>
+      <w:r>
+        <w:rPr>
+          <w:i/>
+          <w:iCs/>
+          <w:sz w:val="18"/>
+          <w:szCs w:val="18"/>
+          <w:lang w:val="en-US"/>
+        </w:rPr>
+        <w:t>_set_font_size(False)</w:t>
+      </w:r>
+    </w:p>
+    <w:p>
+      <w:pPr>
+        <w:rPr>
+          <w:i/>
+          <w:iCs/>
+          <w:sz w:val="18"/>
+          <w:szCs w:val="18"/>
+          <w:lang w:val="en-US"/>
+        </w:rPr>
+      </w:pPr>
+      <w:r>
+        <w:rPr>
+          <w:i/>
+          <w:iCs/>
+          <w:sz w:val="18"/>
+          <w:szCs w:val="18"/>
+          <w:lang w:val="en-US"/>
+        </w:rPr>
+        <w:t>table.set_</w:t>
+      </w:r>
+      <w:proofErr w:type="gramStart"/>
+      <w:r>
+        <w:rPr>
+          <w:i/>
+          <w:iCs/>
+          <w:sz w:val="18"/>
+          <w:szCs w:val="18"/>
+          <w:lang w:val="en-US"/>
+        </w:rPr>
+        <w:t>fontsize(</w:t>
+      </w:r>
+      <w:proofErr w:type="gramEnd"/>
+      <w:r>
+        <w:rPr>
+          <w:i/>
+          <w:iCs/>
+          <w:sz w:val="18"/>
+          <w:szCs w:val="18"/>
+          <w:lang w:val="en-US"/>
+        </w:rPr>
+        <w:t>9)</w:t>
+      </w:r>
+    </w:p>
+    <w:p>
+      <w:pPr>
+        <w:rPr>
+          <w:i/>
+          <w:iCs/>
+          <w:sz w:val="18"/>
+          <w:szCs w:val="18"/>
+          <w:lang w:val="en-US"/>
+        </w:rPr>
+      </w:pPr>
+      <w:proofErr w:type="gramStart"/>
+      <w:r>
+        <w:rPr>
+          <w:i/>
+          <w:iCs/>
+          <w:sz w:val="18"/>
+          <w:szCs w:val="18"/>
+          <w:lang w:val="en-US"/>
+        </w:rPr>
+        <w:t>table.scale</w:t>
+      </w:r>
+      <w:proofErr w:type="gramEnd"/>
+      <w:r>
+        <w:rPr>
+          <w:i/>
+          <w:iCs/>
+          <w:sz w:val="18"/>
+          <w:szCs w:val="18"/>
+          <w:lang w:val="en-US"/>
+        </w:rPr>
+        <w:t>(1.2, 1.5)</w:t>
+      </w:r>
+    </w:p>
+    <w:p>
+      <w:pPr>
+        <w:rPr>
+          <w:i/>
+          <w:iCs/>
+          <w:sz w:val="18"/>
+          <w:szCs w:val="18"/>
+          <w:lang w:val="en-US"/>
+        </w:rPr>
+      </w:pPr>
+      <w:r>
+        <w:rPr>
+          <w:i/>
+          <w:iCs/>
+          <w:sz w:val="18"/>
+          <w:szCs w:val="18"/>
+          <w:lang w:val="en-US"/>
+        </w:rPr>
+        <w:t>for (row, col), cell in table.get_celld(</w:t>
+      </w:r>
+      <w:proofErr w:type="gramStart"/>
+      <w:r>
+        <w:rPr>
+          <w:i/>
+          <w:iCs/>
+          <w:sz w:val="18"/>
+          <w:szCs w:val="18"/>
+          <w:lang w:val="en-US"/>
+        </w:rPr>
+        <w:t>).items</w:t>
+      </w:r>
+      <w:proofErr w:type="gramEnd"/>
+      <w:r>
+        <w:rPr>
+          <w:i/>
+          <w:iCs/>
+          <w:sz w:val="18"/>
+          <w:szCs w:val="18"/>
+          <w:lang w:val="en-US"/>
+        </w:rPr>
+        <w:t>():</w:t>
       </w:r>
     </w:p>
     <w:p>
@@ -18766,26 +21609,68 @@
           <w:szCs w:val="18"/>
           <w:lang w:val="en-US"/>
         </w:rPr>
-        <w:t xml:space="preserve">        cell.set_text_props(color='white', fontweight='bold')</w:t>
-      </w:r>
-    </w:p>
-    <w:p>
-      <w:pPr>
-        <w:rPr>
-          <w:i/>
-          <w:iCs/>
-          <w:sz w:val="18"/>
-          <w:szCs w:val="18"/>
-        </w:rPr>
-      </w:pPr>
-      <w:r>
-        <w:rPr>
-          <w:i/>
-          <w:iCs/>
-          <w:sz w:val="18"/>
-          <w:szCs w:val="18"/>
-        </w:rPr>
-        <w:t xml:space="preserve">ax6.set_title('Сводка показателей качества', </w:t>
+        <w:t xml:space="preserve">        cell.set_text_</w:t>
+      </w:r>
+      <w:proofErr w:type="gramStart"/>
+      <w:r>
+        <w:rPr>
+          <w:i/>
+          <w:iCs/>
+          <w:sz w:val="18"/>
+          <w:szCs w:val="18"/>
+          <w:lang w:val="en-US"/>
+        </w:rPr>
+        <w:t>props(</w:t>
+      </w:r>
+      <w:proofErr w:type="gramEnd"/>
+      <w:r>
+        <w:rPr>
+          <w:i/>
+          <w:iCs/>
+          <w:sz w:val="18"/>
+          <w:szCs w:val="18"/>
+          <w:lang w:val="en-US"/>
+        </w:rPr>
+        <w:t>color='white', fontweight='bold')</w:t>
+      </w:r>
+    </w:p>
+    <w:p>
+      <w:pPr>
+        <w:rPr>
+          <w:i/>
+          <w:iCs/>
+          <w:sz w:val="18"/>
+          <w:szCs w:val="18"/>
+        </w:rPr>
+      </w:pPr>
+      <w:r>
+        <w:rPr>
+          <w:i/>
+          <w:iCs/>
+          <w:sz w:val="18"/>
+          <w:szCs w:val="18"/>
+        </w:rPr>
+        <w:t>ax6.set_</w:t>
+      </w:r>
+      <w:proofErr w:type="gramStart"/>
+      <w:r>
+        <w:rPr>
+          <w:i/>
+          <w:iCs/>
+          <w:sz w:val="18"/>
+          <w:szCs w:val="18"/>
+        </w:rPr>
+        <w:t>title(</w:t>
+      </w:r>
+      <w:proofErr w:type="gramEnd"/>
+      <w:r>
+        <w:rPr>
+          <w:i/>
+          <w:iCs/>
+          <w:sz w:val="18"/>
+          <w:szCs w:val="18"/>
+        </w:rPr>
+        <w:t xml:space="preserve">'Сводка показателей качества', </w:t>
       </w:r>
       <w:proofErr w:type="spellStart"/>
       <w:r>
@@ -18828,36 +21713,60 @@
           <w:lang w:val="en-US"/>
         </w:rPr>
       </w:pPr>
-      <w:r>
-        <w:rPr>
-          <w:i/>
-          <w:iCs/>
-          <w:sz w:val="18"/>
-          <w:szCs w:val="18"/>
-          <w:lang w:val="en-US"/>
-        </w:rPr>
-        <w:t>plt.tight_layout(pad=2)</w:t>
-      </w:r>
-    </w:p>
-    <w:p>
-      <w:pPr>
-        <w:rPr>
-          <w:i/>
-          <w:iCs/>
-          <w:sz w:val="18"/>
-          <w:szCs w:val="18"/>
-          <w:lang w:val="en-US"/>
-        </w:rPr>
-      </w:pPr>
-      <w:r>
-        <w:rPr>
-          <w:i/>
-          <w:iCs/>
-          <w:sz w:val="18"/>
-          <w:szCs w:val="18"/>
-          <w:lang w:val="en-US"/>
-        </w:rPr>
-        <w:t>plt.show()</w:t>
+      <w:proofErr w:type="gramStart"/>
+      <w:r>
+        <w:rPr>
+          <w:i/>
+          <w:iCs/>
+          <w:sz w:val="18"/>
+          <w:szCs w:val="18"/>
+          <w:lang w:val="en-US"/>
+        </w:rPr>
+        <w:t>plt.tight</w:t>
+      </w:r>
+      <w:proofErr w:type="gramEnd"/>
+      <w:r>
+        <w:rPr>
+          <w:i/>
+          <w:iCs/>
+          <w:sz w:val="18"/>
+          <w:szCs w:val="18"/>
+          <w:lang w:val="en-US"/>
+        </w:rPr>
+        <w:t>_layout(pad=2)</w:t>
+      </w:r>
+    </w:p>
+    <w:p>
+      <w:pPr>
+        <w:rPr>
+          <w:i/>
+          <w:iCs/>
+          <w:sz w:val="18"/>
+          <w:szCs w:val="18"/>
+          <w:lang w:val="en-US"/>
+        </w:rPr>
+      </w:pPr>
+      <w:proofErr w:type="gramStart"/>
+      <w:r>
+        <w:rPr>
+          <w:i/>
+          <w:iCs/>
+          <w:sz w:val="18"/>
+          <w:szCs w:val="18"/>
+          <w:lang w:val="en-US"/>
+        </w:rPr>
+        <w:t>plt.show</w:t>
+      </w:r>
+      <w:proofErr w:type="gramEnd"/>
+      <w:r>
+        <w:rPr>
+          <w:i/>
+          <w:iCs/>
+          <w:sz w:val="18"/>
+          <w:szCs w:val="18"/>
+          <w:lang w:val="en-US"/>
+        </w:rPr>
+        <w:t>()</w:t>
       </w:r>
     </w:p>
     <w:p>
@@ -18938,6 +21847,7 @@
         </w:rPr>
       </w:pPr>
       <w:proofErr w:type="spellStart"/>
+      <w:proofErr w:type="gramStart"/>
       <w:r>
         <w:rPr>
           <w:i/>
@@ -18955,7 +21865,17 @@
           <w:sz w:val="18"/>
           <w:szCs w:val="18"/>
         </w:rPr>
-        <w:t>("\n" + "=" * 60)</w:t>
+        <w:t>(</w:t>
+      </w:r>
+      <w:proofErr w:type="gramEnd"/>
+      <w:r>
+        <w:rPr>
+          <w:i/>
+          <w:iCs/>
+          <w:sz w:val="18"/>
+          <w:szCs w:val="18"/>
+        </w:rPr>
+        <w:t>"\n" + "=" * 60)</w:t>
       </w:r>
     </w:p>
     <w:p>
@@ -18968,6 +21888,7 @@
         </w:rPr>
       </w:pPr>
       <w:proofErr w:type="spellStart"/>
+      <w:proofErr w:type="gramStart"/>
       <w:r>
         <w:rPr>
           <w:i/>
@@ -18985,7 +21906,17 @@
           <w:sz w:val="18"/>
           <w:szCs w:val="18"/>
         </w:rPr>
-        <w:t>("5. ЗАКЛЮЧЕНИЕ")</w:t>
+        <w:t>(</w:t>
+      </w:r>
+      <w:proofErr w:type="gramEnd"/>
+      <w:r>
+        <w:rPr>
+          <w:i/>
+          <w:iCs/>
+          <w:sz w:val="18"/>
+          <w:szCs w:val="18"/>
+        </w:rPr>
+        <w:t>"5. ЗАКЛЮЧЕНИЕ")</w:t>
       </w:r>
     </w:p>
     <w:p>
@@ -18998,6 +21929,7 @@
         </w:rPr>
       </w:pPr>
       <w:proofErr w:type="spellStart"/>
+      <w:proofErr w:type="gramStart"/>
       <w:r>
         <w:rPr>
           <w:i/>
@@ -19015,7 +21947,17 @@
           <w:sz w:val="18"/>
           <w:szCs w:val="18"/>
         </w:rPr>
-        <w:t>("=" * 60)</w:t>
+        <w:t>(</w:t>
+      </w:r>
+      <w:proofErr w:type="gramEnd"/>
+      <w:r>
+        <w:rPr>
+          <w:i/>
+          <w:iCs/>
+          <w:sz w:val="18"/>
+          <w:szCs w:val="18"/>
+        </w:rPr>
+        <w:t>"=" * 60)</w:t>
       </w:r>
     </w:p>
     <w:p>
@@ -19038,6 +21980,7 @@
         </w:rPr>
       </w:pPr>
       <w:proofErr w:type="spellStart"/>
+      <w:proofErr w:type="gramStart"/>
       <w:r>
         <w:rPr>
           <w:i/>
@@ -19055,7 +21998,17 @@
           <w:sz w:val="18"/>
           <w:szCs w:val="18"/>
         </w:rPr>
-        <w:t>(f"""</w:t>
+        <w:t>(</w:t>
+      </w:r>
+      <w:proofErr w:type="gramEnd"/>
+      <w:r>
+        <w:rPr>
+          <w:i/>
+          <w:iCs/>
+          <w:sz w:val="18"/>
+          <w:szCs w:val="18"/>
+        </w:rPr>
+        <w:t>f"""</w:t>
       </w:r>
     </w:p>
     <w:p>
@@ -19133,8 +22086,19 @@
           <w:sz w:val="18"/>
           <w:szCs w:val="18"/>
         </w:rPr>
-        <w:t>']:.2f}%</w:t>
-      </w:r>
+        <w:t>']:.2</w:t>
+      </w:r>
+      <w:proofErr w:type="gramStart"/>
+      <w:r>
+        <w:rPr>
+          <w:i/>
+          <w:iCs/>
+          <w:sz w:val="18"/>
+          <w:szCs w:val="18"/>
+        </w:rPr>
+        <w:t>f}%</w:t>
+      </w:r>
+      <w:proofErr w:type="gramEnd"/>
     </w:p>
     <w:p>
       <w:pPr>
@@ -19338,7 +22302,27 @@
           <w:sz w:val="18"/>
           <w:szCs w:val="18"/>
         </w:rPr>
-        <w:t>']:.2f}% {'</w:t>
+        <w:t>']:.2</w:t>
+      </w:r>
+      <w:proofErr w:type="gramStart"/>
+      <w:r>
+        <w:rPr>
+          <w:i/>
+          <w:iCs/>
+          <w:sz w:val="18"/>
+          <w:szCs w:val="18"/>
+        </w:rPr>
+        <w:t>f}%</w:t>
+      </w:r>
+      <w:proofErr w:type="gramEnd"/>
+      <w:r>
+        <w:rPr>
+          <w:i/>
+          <w:iCs/>
+          <w:sz w:val="18"/>
+          <w:szCs w:val="18"/>
+        </w:rPr>
+        <w:t xml:space="preserve"> {'</w:t>
       </w:r>
       <w:r>
         <w:rPr>
@@ -19712,7 +22696,7 @@
           <w:sz w:val="18"/>
           <w:szCs w:val="18"/>
         </w:rPr>
-        <w:t xml:space="preserve">'] &lt;= 5 and </w:t>
+        <w:t xml:space="preserve">'] &lt;= 5 </w:t>
       </w:r>
       <w:proofErr w:type="spellStart"/>
       <w:r>
@@ -19722,6 +22706,26 @@
           <w:sz w:val="18"/>
           <w:szCs w:val="18"/>
         </w:rPr>
+        <w:t>and</w:t>
+      </w:r>
+      <w:proofErr w:type="spellEnd"/>
+      <w:r>
+        <w:rPr>
+          <w:i/>
+          <w:iCs/>
+          <w:sz w:val="18"/>
+          <w:szCs w:val="18"/>
+        </w:rPr>
+        <w:t xml:space="preserve"> </w:t>
+      </w:r>
+      <w:proofErr w:type="spellStart"/>
+      <w:r>
+        <w:rPr>
+          <w:i/>
+          <w:iCs/>
+          <w:sz w:val="18"/>
+          <w:szCs w:val="18"/>
+        </w:rPr>
         <w:t>info_synth</w:t>
       </w:r>
       <w:proofErr w:type="spellEnd"/>
@@ -19870,7 +22874,29 @@
           <w:szCs w:val="18"/>
           <w:lang w:val="en-US"/>
         </w:rPr>
-        <w:t>: {info_final['Overshoot']:.2f}% {'</w:t>
+        <w:t>: {info_final['Overshoot']:.2</w:t>
+      </w:r>
+      <w:proofErr w:type="gramStart"/>
+      <w:r>
+        <w:rPr>
+          <w:i/>
+          <w:iCs/>
+          <w:sz w:val="18"/>
+          <w:szCs w:val="18"/>
+          <w:lang w:val="en-US"/>
+        </w:rPr>
+        <w:t>f}%</w:t>
+      </w:r>
+      <w:proofErr w:type="gramEnd"/>
+      <w:r>
+        <w:rPr>
+          <w:i/>
+          <w:iCs/>
+          <w:sz w:val="18"/>
+          <w:szCs w:val="18"/>
+          <w:lang w:val="en-US"/>
+        </w:rPr>
+        <w:t xml:space="preserve"> {'</w:t>
       </w:r>
       <w:r>
         <w:rPr>
@@ -20077,7 +23103,27 @@
           <w:sz w:val="18"/>
           <w:szCs w:val="18"/>
         </w:rPr>
-        <w:t>(s) = {Kp_final:.3f} * ({tau1_synth}*s+1)({tau2_synth}*s+1) / (s*({Tf_final:.6g}*s+1))</w:t>
+        <w:t>(s) = {Kp_final:.3f} * ({tau1_</w:t>
+      </w:r>
+      <w:proofErr w:type="gramStart"/>
+      <w:r>
+        <w:rPr>
+          <w:i/>
+          <w:iCs/>
+          <w:sz w:val="18"/>
+          <w:szCs w:val="18"/>
+        </w:rPr>
+        <w:t>synth}*</w:t>
+      </w:r>
+      <w:proofErr w:type="gramEnd"/>
+      <w:r>
+        <w:rPr>
+          <w:i/>
+          <w:iCs/>
+          <w:sz w:val="18"/>
+          <w:szCs w:val="18"/>
+        </w:rPr>
+        <w:t>s+1)({tau2_synth}*s+1) / (s*({Tf_final:.6g}*s+1))</w:t>
       </w:r>
     </w:p>
     <w:p>
@@ -20117,6 +23163,7 @@
         </w:rPr>
       </w:pPr>
       <w:proofErr w:type="spellStart"/>
+      <w:proofErr w:type="gramStart"/>
       <w:r>
         <w:rPr>
           <w:i/>
@@ -20134,10 +23181,18 @@
           <w:sz w:val="18"/>
           <w:szCs w:val="18"/>
         </w:rPr>
-        <w:t>("Лабораторная работа выполнена успешно.")</w:t>
-      </w:r>
-      <w:bookmarkStart w:id="6" w:name="_GoBack"/>
-      <w:bookmarkEnd w:id="6"/>
+        <w:t>(</w:t>
+      </w:r>
+      <w:proofErr w:type="gramEnd"/>
+      <w:r>
+        <w:rPr>
+          <w:i/>
+          <w:iCs/>
+          <w:sz w:val="18"/>
+          <w:szCs w:val="18"/>
+        </w:rPr>
+        <w:t>"Лабораторная работа выполнена успешно.")</w:t>
+      </w:r>
     </w:p>
     <w:sectPr>
       <w:headerReference w:type="default" r:id="rId15"/>
@@ -23376,7 +26431,7 @@
 </file>
 
 <file path=customXml/itemProps1.xml><?xml version="1.0" encoding="utf-8"?>
-<ds:datastoreItem xmlns:ds="http://schemas.openxmlformats.org/officeDocument/2006/customXml" ds:itemID="{32CF1F39-7BF4-422A-B83D-286E39E6025A}">
+<ds:datastoreItem xmlns:ds="http://schemas.openxmlformats.org/officeDocument/2006/customXml" ds:itemID="{6814AC0C-7ED9-4ED6-825B-B381D568F6A4}">
   <ds:schemaRefs>
     <ds:schemaRef ds:uri="http://schemas.openxmlformats.org/officeDocument/2006/bibliography"/>
   </ds:schemaRefs>
